--- a/por/docx/020.content.docx
+++ b/por/docx/020.content.docx
@@ -150,26 +150,6 @@
           <w:lang w:val="pt_PT" w:bidi="pt_PT"/>
         </w:rPr>
         <w:t>S</w:t>
-      </w:r>
-      <w:r>
-        <w:rPr>
-          <w:lang w:val="pt_PT" w:bidi="pt_PT"/>
-        </w:rPr>
-      </w:r>
-    </w:p>
-    <w:p>
-      <w:pPr/>
-      <w:r>
-        <w:rPr>
-          <w:lang w:val="pt_PT" w:bidi="pt_PT"/>
-        </w:rPr>
-      </w:r>
-      <w:r>
-        <w:rPr>
-          <w:i/>
-          <w:lang w:val="pt_PT" w:bidi="pt_PT"/>
-        </w:rPr>
-        <w:t>Sabedoria, Salmos de lamento, Salmos de louvor, Salmos de sabedoria, Salmos reais, Salvação em Isaías, Salvação nos Salmos, Santidade absoluta de Deus, Santidade e pureza sexual, Santidade por relacionamento, Seguindo Jesus, Segurança e obediência, Servo de Deus, Sexualidade humana, Sião, Sinais miraculosos no evangelho de João, Siquém, Soberania divina e responsabilidade humana, Sofrendo ao seguir Deus, Sofrimento cristão, Suborno e presentes, Superando o Diabo</w:t>
       </w:r>
       <w:r>
         <w:rPr>

--- a/por/docx/020.content.docx
+++ b/por/docx/020.content.docx
@@ -19,7 +19,7 @@
         <w:rPr>
           <w:lang w:val="pt_PT" w:bidi="pt_PT"/>
         </w:rPr>
-        <w:t>Resource: Study Notes - Themes (Tyndale)</w:t>
+        <w:t>Resource: Tyndale Open Study Notes</w:t>
       </w:r>
       <w:r>
         <w:rPr>
@@ -112,7 +112,7 @@
         <w:rPr>
           <w:lang w:val="pt_PT" w:bidi="pt_PT"/>
         </w:rPr>
-        <w:t>Study Notes - Themes (Tyndale)</w:t>
+        <w:t>Tyndale Open Study Notes</w:t>
       </w:r>
     </w:p>
     <w:p>

--- a/por/docx/020.content.docx
+++ b/por/docx/020.content.docx
@@ -19,7 +19,7 @@
         <w:rPr>
           <w:lang w:val="pt_PT" w:bidi="pt_PT"/>
         </w:rPr>
-        <w:t>Resource: Tyndale Open Study Notes</w:t>
+        <w:t>Resource: Aquifer Open Study Notes (Themes)</w:t>
       </w:r>
       <w:r>
         <w:rPr>
@@ -112,7 +112,7 @@
         <w:rPr>
           <w:lang w:val="pt_PT" w:bidi="pt_PT"/>
         </w:rPr>
-        <w:t>Tyndale Open Study Notes</w:t>
+        <w:t>Aquifer Open Study Notes (Themes)</w:t>
       </w:r>
     </w:p>
     <w:p>

--- a/por/docx/020.content.docx
+++ b/por/docx/020.content.docx
@@ -233,108 +233,72 @@
         </w:rPr>
         <w:t>Deus deseja que seu povo se comprometa totalmente com Ele (</w:t>
       </w:r>
-      <w:hyperlink r:id="rId13">
-        <w:r>
-          <w:rPr>
-            <w:lang w:val="pt_PT" w:bidi="pt_PT"/>
-          </w:rPr>
-          <w:rPr>
-            <w:color w:val="0000EE"/>
-            <w:u w:val="single"/>
-          </w:rPr>
-          <w:t>Deuteronômio 6.4–6</w:t>
-        </w:r>
-      </w:hyperlink>
+      <w:r>
+        <w:rPr>
+          <w:lang w:val="pt_PT" w:bidi="pt_PT"/>
+        </w:rPr>
+        <w:t>Deuteronômio 6.4–6</w:t>
+      </w:r>
       <w:r>
         <w:rPr>
           <w:lang w:val="pt_PT" w:bidi="pt_PT"/>
         </w:rPr>
         <w:t xml:space="preserve">; compare </w:t>
       </w:r>
-      <w:hyperlink r:id="rId14">
-        <w:r>
-          <w:rPr>
-            <w:lang w:val="pt_PT" w:bidi="pt_PT"/>
-          </w:rPr>
-          <w:rPr>
-            <w:color w:val="0000EE"/>
-            <w:u w:val="single"/>
-          </w:rPr>
-          <w:t>Mateus 22.37</w:t>
-        </w:r>
-      </w:hyperlink>
+      <w:r>
+        <w:rPr>
+          <w:lang w:val="pt_PT" w:bidi="pt_PT"/>
+        </w:rPr>
+        <w:t>Mateus 22.37</w:t>
+      </w:r>
       <w:r>
         <w:rPr>
           <w:lang w:val="pt_PT" w:bidi="pt_PT"/>
         </w:rPr>
         <w:t>). O verdadeiro sucesso vem de buscar a Deus e reconhecê-lo como o governante, evitando todos os falsos deuses (</w:t>
       </w:r>
-      <w:hyperlink r:id="rId15">
-        <w:r>
-          <w:rPr>
-            <w:lang w:val="pt_PT" w:bidi="pt_PT"/>
-          </w:rPr>
-          <w:rPr>
-            <w:color w:val="0000EE"/>
-            <w:u w:val="single"/>
-          </w:rPr>
-          <w:t>Mateus 6.33</w:t>
-        </w:r>
-      </w:hyperlink>
-      <w:r>
-        <w:rPr>
-          <w:lang w:val="pt_PT" w:bidi="pt_PT"/>
-        </w:rPr>
-        <w:t xml:space="preserve">; </w:t>
-      </w:r>
-      <w:hyperlink r:id="rId16">
-        <w:r>
-          <w:rPr>
-            <w:lang w:val="pt_PT" w:bidi="pt_PT"/>
-          </w:rPr>
-          <w:rPr>
-            <w:color w:val="0000EE"/>
-            <w:u w:val="single"/>
-          </w:rPr>
-          <w:t>1 João 5.21</w:t>
-        </w:r>
-      </w:hyperlink>
+      <w:r>
+        <w:rPr>
+          <w:lang w:val="pt_PT" w:bidi="pt_PT"/>
+        </w:rPr>
+        <w:t>Mateus 6.33</w:t>
+      </w:r>
+      <w:r>
+        <w:rPr>
+          <w:lang w:val="pt_PT" w:bidi="pt_PT"/>
+        </w:rPr>
+        <w:t xml:space="preserve">; </w:t>
+      </w:r>
+      <w:r>
+        <w:rPr>
+          <w:lang w:val="pt_PT" w:bidi="pt_PT"/>
+        </w:rPr>
+        <w:t>1 João 5.21</w:t>
+      </w:r>
       <w:r>
         <w:rPr>
           <w:lang w:val="pt_PT" w:bidi="pt_PT"/>
         </w:rPr>
         <w:t xml:space="preserve">). Para o povo de Israel, o sucesso dependia de sua obediência ao pacto de Deus (veja </w:t>
       </w:r>
-      <w:hyperlink r:id="rId17">
-        <w:r>
-          <w:rPr>
-            <w:lang w:val="pt_PT" w:bidi="pt_PT"/>
-          </w:rPr>
-          <w:rPr>
-            <w:color w:val="0000EE"/>
-            <w:u w:val="single"/>
-          </w:rPr>
-          <w:t>Levítico 26.1–46</w:t>
-        </w:r>
-      </w:hyperlink>
-      <w:r>
-        <w:rPr>
-          <w:lang w:val="pt_PT" w:bidi="pt_PT"/>
-        </w:rPr>
-        <w:t xml:space="preserve">; </w:t>
-      </w:r>
-      <w:hyperlink r:id="rId18">
-        <w:r>
-          <w:rPr>
-            <w:lang w:val="pt_PT" w:bidi="pt_PT"/>
-          </w:rPr>
-          <w:rPr>
-            <w:color w:val="0000EE"/>
-            <w:u w:val="single"/>
-          </w:rPr>
-          <w:t>Deuteronômio 28.1–68</w:t>
-        </w:r>
-      </w:hyperlink>
+      <w:r>
+        <w:rPr>
+          <w:lang w:val="pt_PT" w:bidi="pt_PT"/>
+        </w:rPr>
+        <w:t>Levítico 26.1–46</w:t>
+      </w:r>
+      <w:r>
+        <w:rPr>
+          <w:lang w:val="pt_PT" w:bidi="pt_PT"/>
+        </w:rPr>
+        <w:t xml:space="preserve">; </w:t>
+      </w:r>
+      <w:r>
+        <w:rPr>
+          <w:lang w:val="pt_PT" w:bidi="pt_PT"/>
+        </w:rPr>
+        <w:t>Deuteronômio 28.1–68</w:t>
+      </w:r>
       <w:r>
         <w:rPr>
           <w:lang w:val="pt_PT" w:bidi="pt_PT"/>
@@ -355,126 +319,84 @@
         </w:rPr>
         <w:t xml:space="preserve">O autor de 1–2 Reis inicia a história de cada governante com uma avaliação espiritual. Isso frequentemente compara a devoção de cada rei a Deus com o exemplo do Rei Davi (veja </w:t>
       </w:r>
-      <w:hyperlink r:id="rId19">
-        <w:r>
-          <w:rPr>
-            <w:lang w:val="pt_PT" w:bidi="pt_PT"/>
-          </w:rPr>
-          <w:rPr>
-            <w:color w:val="0000EE"/>
-            <w:u w:val="single"/>
-          </w:rPr>
-          <w:t>1 Reis 11.38</w:t>
-        </w:r>
-      </w:hyperlink>
-      <w:r>
-        <w:rPr>
-          <w:lang w:val="pt_PT" w:bidi="pt_PT"/>
-        </w:rPr>
-        <w:t xml:space="preserve">; </w:t>
-      </w:r>
-      <w:hyperlink r:id="rId20">
-        <w:r>
-          <w:rPr>
-            <w:lang w:val="pt_PT" w:bidi="pt_PT"/>
-          </w:rPr>
-          <w:rPr>
-            <w:color w:val="0000EE"/>
-            <w:u w:val="single"/>
-          </w:rPr>
-          <w:t>14.8</w:t>
-        </w:r>
-      </w:hyperlink>
-      <w:r>
-        <w:rPr>
-          <w:lang w:val="pt_PT" w:bidi="pt_PT"/>
-        </w:rPr>
-        <w:t xml:space="preserve">; </w:t>
-      </w:r>
-      <w:hyperlink r:id="rId21">
-        <w:r>
-          <w:rPr>
-            <w:lang w:val="pt_PT" w:bidi="pt_PT"/>
-          </w:rPr>
-          <w:rPr>
-            <w:color w:val="0000EE"/>
-            <w:u w:val="single"/>
-          </w:rPr>
-          <w:t>15.3–5</w:t>
-        </w:r>
-      </w:hyperlink>
+      <w:r>
+        <w:rPr>
+          <w:lang w:val="pt_PT" w:bidi="pt_PT"/>
+        </w:rPr>
+        <w:t>1 Reis 11.38</w:t>
+      </w:r>
+      <w:r>
+        <w:rPr>
+          <w:lang w:val="pt_PT" w:bidi="pt_PT"/>
+        </w:rPr>
+        <w:t xml:space="preserve">; </w:t>
+      </w:r>
+      <w:r>
+        <w:rPr>
+          <w:lang w:val="pt_PT" w:bidi="pt_PT"/>
+        </w:rPr>
+        <w:t>14.8</w:t>
+      </w:r>
+      <w:r>
+        <w:rPr>
+          <w:lang w:val="pt_PT" w:bidi="pt_PT"/>
+        </w:rPr>
+        <w:t xml:space="preserve">; </w:t>
+      </w:r>
+      <w:r>
+        <w:rPr>
+          <w:lang w:val="pt_PT" w:bidi="pt_PT"/>
+        </w:rPr>
+        <w:t>15.3–5</w:t>
+      </w:r>
       <w:r>
         <w:rPr>
           <w:lang w:val="pt_PT" w:bidi="pt_PT"/>
         </w:rPr>
         <w:t>,</w:t>
       </w:r>
-      <w:hyperlink r:id="rId22">
-        <w:r>
-          <w:rPr>
-            <w:lang w:val="pt_PT" w:bidi="pt_PT"/>
-          </w:rPr>
-          <w:rPr>
-            <w:color w:val="0000EE"/>
-            <w:u w:val="single"/>
-          </w:rPr>
-          <w:t>11</w:t>
-        </w:r>
-      </w:hyperlink>
+      <w:r>
+        <w:rPr>
+          <w:lang w:val="pt_PT" w:bidi="pt_PT"/>
+        </w:rPr>
+        <w:t>11</w:t>
+      </w:r>
       <w:r>
         <w:rPr>
           <w:lang w:val="pt_PT" w:bidi="pt_PT"/>
         </w:rPr>
         <w:t xml:space="preserve">). Esses livros mostram que o futuro de Israel e Judá depende da liderança espiritual de seus reis. O povo de Deus só poderia ter sucesso em Canaã se adorasse a Deus fielmente (veja </w:t>
       </w:r>
-      <w:hyperlink r:id="rId23">
-        <w:r>
-          <w:rPr>
-            <w:lang w:val="pt_PT" w:bidi="pt_PT"/>
-          </w:rPr>
-          <w:rPr>
-            <w:color w:val="0000EE"/>
-            <w:u w:val="single"/>
-          </w:rPr>
-          <w:t>Deuteronômio 12.4–7</w:t>
-        </w:r>
-      </w:hyperlink>
+      <w:r>
+        <w:rPr>
+          <w:lang w:val="pt_PT" w:bidi="pt_PT"/>
+        </w:rPr>
+        <w:t>Deuteronômio 12.4–7</w:t>
+      </w:r>
       <w:r>
         <w:rPr>
           <w:lang w:val="pt_PT" w:bidi="pt_PT"/>
         </w:rPr>
         <w:t xml:space="preserve">). O texto frequentemente critica a adoração de falsos deuses em vários locais (veja, por exemplo, </w:t>
       </w:r>
-      <w:hyperlink r:id="rId24">
-        <w:r>
-          <w:rPr>
-            <w:lang w:val="pt_PT" w:bidi="pt_PT"/>
-          </w:rPr>
-          <w:rPr>
-            <w:color w:val="0000EE"/>
-            <w:u w:val="single"/>
-          </w:rPr>
-          <w:t>3.2–4</w:t>
-        </w:r>
-      </w:hyperlink>
-      <w:r>
-        <w:rPr>
-          <w:lang w:val="pt_PT" w:bidi="pt_PT"/>
-        </w:rPr>
-        <w:t xml:space="preserve">; </w:t>
-      </w:r>
-      <w:hyperlink r:id="rId25">
-        <w:r>
-          <w:rPr>
-            <w:lang w:val="pt_PT" w:bidi="pt_PT"/>
-          </w:rPr>
-          <w:rPr>
-            <w:color w:val="0000EE"/>
-            <w:u w:val="single"/>
-          </w:rPr>
-          <w:t>11.7</w:t>
-        </w:r>
-      </w:hyperlink>
+      <w:r>
+        <w:rPr>
+          <w:lang w:val="pt_PT" w:bidi="pt_PT"/>
+        </w:rPr>
+        <w:t>3.2–4</w:t>
+      </w:r>
+      <w:r>
+        <w:rPr>
+          <w:lang w:val="pt_PT" w:bidi="pt_PT"/>
+        </w:rPr>
+        <w:t xml:space="preserve">; </w:t>
+      </w:r>
+      <w:r>
+        <w:rPr>
+          <w:lang w:val="pt_PT" w:bidi="pt_PT"/>
+        </w:rPr>
+        <w:t>11.7</w:t>
+      </w:r>
       <w:r>
         <w:rPr>
           <w:lang w:val="pt_PT" w:bidi="pt_PT"/>
@@ -495,162 +417,108 @@
         </w:rPr>
         <w:t>Começando com o Rei Jeroboão I, os reis de Israel (o reino do norte) consistentemente praticaram uma religião falsa, e as Escrituras os criticam por isso (</w:t>
       </w:r>
-      <w:hyperlink r:id="rId26">
-        <w:r>
-          <w:rPr>
-            <w:lang w:val="pt_PT" w:bidi="pt_PT"/>
-          </w:rPr>
-          <w:rPr>
-            <w:color w:val="0000EE"/>
-            <w:u w:val="single"/>
-          </w:rPr>
-          <w:t>1 Reis 12.31–32</w:t>
-        </w:r>
-      </w:hyperlink>
-      <w:r>
-        <w:rPr>
-          <w:lang w:val="pt_PT" w:bidi="pt_PT"/>
-        </w:rPr>
-        <w:t xml:space="preserve">; </w:t>
-      </w:r>
-      <w:hyperlink r:id="rId27">
-        <w:r>
-          <w:rPr>
-            <w:lang w:val="pt_PT" w:bidi="pt_PT"/>
-          </w:rPr>
-          <w:rPr>
-            <w:color w:val="0000EE"/>
-            <w:u w:val="single"/>
-          </w:rPr>
-          <w:t>13.33–34</w:t>
-        </w:r>
-      </w:hyperlink>
-      <w:r>
-        <w:rPr>
-          <w:lang w:val="pt_PT" w:bidi="pt_PT"/>
-        </w:rPr>
-        <w:t xml:space="preserve">; </w:t>
-      </w:r>
-      <w:hyperlink r:id="rId28">
-        <w:r>
-          <w:rPr>
-            <w:lang w:val="pt_PT" w:bidi="pt_PT"/>
-          </w:rPr>
-          <w:rPr>
-            <w:color w:val="0000EE"/>
-            <w:u w:val="single"/>
-          </w:rPr>
-          <w:t>15.25–26</w:t>
-        </w:r>
-      </w:hyperlink>
+      <w:r>
+        <w:rPr>
+          <w:lang w:val="pt_PT" w:bidi="pt_PT"/>
+        </w:rPr>
+        <w:t>1 Reis 12.31–32</w:t>
+      </w:r>
+      <w:r>
+        <w:rPr>
+          <w:lang w:val="pt_PT" w:bidi="pt_PT"/>
+        </w:rPr>
+        <w:t xml:space="preserve">; </w:t>
+      </w:r>
+      <w:r>
+        <w:rPr>
+          <w:lang w:val="pt_PT" w:bidi="pt_PT"/>
+        </w:rPr>
+        <w:t>13.33–34</w:t>
+      </w:r>
+      <w:r>
+        <w:rPr>
+          <w:lang w:val="pt_PT" w:bidi="pt_PT"/>
+        </w:rPr>
+        <w:t xml:space="preserve">; </w:t>
+      </w:r>
+      <w:r>
+        <w:rPr>
+          <w:lang w:val="pt_PT" w:bidi="pt_PT"/>
+        </w:rPr>
+        <w:t>15.25–26</w:t>
+      </w:r>
       <w:r>
         <w:rPr>
           <w:lang w:val="pt_PT" w:bidi="pt_PT"/>
         </w:rPr>
         <w:t>,</w:t>
       </w:r>
-      <w:hyperlink r:id="rId29">
-        <w:r>
-          <w:rPr>
-            <w:lang w:val="pt_PT" w:bidi="pt_PT"/>
-          </w:rPr>
-          <w:rPr>
-            <w:color w:val="0000EE"/>
-            <w:u w:val="single"/>
-          </w:rPr>
-          <w:t>33–34</w:t>
-        </w:r>
-      </w:hyperlink>
-      <w:r>
-        <w:rPr>
-          <w:lang w:val="pt_PT" w:bidi="pt_PT"/>
-        </w:rPr>
-        <w:t xml:space="preserve">; </w:t>
-      </w:r>
-      <w:hyperlink r:id="rId30">
-        <w:r>
-          <w:rPr>
-            <w:lang w:val="pt_PT" w:bidi="pt_PT"/>
-          </w:rPr>
-          <w:rPr>
-            <w:color w:val="0000EE"/>
-            <w:u w:val="single"/>
-          </w:rPr>
-          <w:t>16.11–13</w:t>
-        </w:r>
-      </w:hyperlink>
+      <w:r>
+        <w:rPr>
+          <w:lang w:val="pt_PT" w:bidi="pt_PT"/>
+        </w:rPr>
+        <w:t>33–34</w:t>
+      </w:r>
+      <w:r>
+        <w:rPr>
+          <w:lang w:val="pt_PT" w:bidi="pt_PT"/>
+        </w:rPr>
+        <w:t xml:space="preserve">; </w:t>
+      </w:r>
+      <w:r>
+        <w:rPr>
+          <w:lang w:val="pt_PT" w:bidi="pt_PT"/>
+        </w:rPr>
+        <w:t>16.11–13</w:t>
+      </w:r>
       <w:r>
         <w:rPr>
           <w:lang w:val="pt_PT" w:bidi="pt_PT"/>
         </w:rPr>
         <w:t>,</w:t>
       </w:r>
-      <w:hyperlink r:id="rId31">
-        <w:r>
-          <w:rPr>
-            <w:lang w:val="pt_PT" w:bidi="pt_PT"/>
-          </w:rPr>
-          <w:rPr>
-            <w:color w:val="0000EE"/>
-            <w:u w:val="single"/>
-          </w:rPr>
-          <w:t>25–26</w:t>
-        </w:r>
-      </w:hyperlink>
+      <w:r>
+        <w:rPr>
+          <w:lang w:val="pt_PT" w:bidi="pt_PT"/>
+        </w:rPr>
+        <w:t>25–26</w:t>
+      </w:r>
       <w:r>
         <w:rPr>
           <w:lang w:val="pt_PT" w:bidi="pt_PT"/>
         </w:rPr>
         <w:t>). Entre esses reis, o Rei Acabe foi o mais perverso (</w:t>
       </w:r>
-      <w:hyperlink r:id="rId32">
-        <w:r>
-          <w:rPr>
-            <w:lang w:val="pt_PT" w:bidi="pt_PT"/>
-          </w:rPr>
-          <w:rPr>
-            <w:color w:val="0000EE"/>
-            <w:u w:val="single"/>
-          </w:rPr>
-          <w:t>16.30–33</w:t>
-        </w:r>
-      </w:hyperlink>
-      <w:r>
-        <w:rPr>
-          <w:lang w:val="pt_PT" w:bidi="pt_PT"/>
-        </w:rPr>
-        <w:t xml:space="preserve">; </w:t>
-      </w:r>
-      <w:hyperlink r:id="rId33">
-        <w:r>
-          <w:rPr>
-            <w:lang w:val="pt_PT" w:bidi="pt_PT"/>
-          </w:rPr>
-          <w:rPr>
-            <w:color w:val="0000EE"/>
-            <w:u w:val="single"/>
-          </w:rPr>
-          <w:t>21.25–26</w:t>
-        </w:r>
-      </w:hyperlink>
+      <w:r>
+        <w:rPr>
+          <w:lang w:val="pt_PT" w:bidi="pt_PT"/>
+        </w:rPr>
+        <w:t>16.30–33</w:t>
+      </w:r>
+      <w:r>
+        <w:rPr>
+          <w:lang w:val="pt_PT" w:bidi="pt_PT"/>
+        </w:rPr>
+        <w:t xml:space="preserve">; </w:t>
+      </w:r>
+      <w:r>
+        <w:rPr>
+          <w:lang w:val="pt_PT" w:bidi="pt_PT"/>
+        </w:rPr>
+        <w:t>21.25–26</w:t>
+      </w:r>
       <w:r>
         <w:rPr>
           <w:lang w:val="pt_PT" w:bidi="pt_PT"/>
         </w:rPr>
         <w:t>). Seu filho Acazias seguiu seu exemplo, e Deus o condenou por sua adoração a falsos deuses (</w:t>
       </w:r>
-      <w:hyperlink r:id="rId34">
-        <w:r>
-          <w:rPr>
-            <w:lang w:val="pt_PT" w:bidi="pt_PT"/>
-          </w:rPr>
-          <w:rPr>
-            <w:color w:val="0000EE"/>
-            <w:u w:val="single"/>
-          </w:rPr>
-          <w:t>22.51–53</w:t>
-        </w:r>
-      </w:hyperlink>
+      <w:r>
+        <w:rPr>
+          <w:lang w:val="pt_PT" w:bidi="pt_PT"/>
+        </w:rPr>
+        <w:t>22.51–53</w:t>
+      </w:r>
       <w:r>
         <w:rPr>
           <w:lang w:val="pt_PT" w:bidi="pt_PT"/>
@@ -671,72 +539,48 @@
         </w:rPr>
         <w:t>Os reis do reino do norte levaram seu povo a um exílio inevitável (</w:t>
       </w:r>
-      <w:hyperlink r:id="rId35">
-        <w:r>
-          <w:rPr>
-            <w:lang w:val="pt_PT" w:bidi="pt_PT"/>
-          </w:rPr>
-          <w:rPr>
-            <w:color w:val="0000EE"/>
-            <w:u w:val="single"/>
-          </w:rPr>
-          <w:t>2 Reis 17.21–23</w:t>
-        </w:r>
-      </w:hyperlink>
+      <w:r>
+        <w:rPr>
+          <w:lang w:val="pt_PT" w:bidi="pt_PT"/>
+        </w:rPr>
+        <w:t>2 Reis 17.21–23</w:t>
+      </w:r>
       <w:r>
         <w:rPr>
           <w:lang w:val="pt_PT" w:bidi="pt_PT"/>
         </w:rPr>
         <w:t>). Apesar das repetidas tentativas de Deus de chamar sua atenção, eles não ouviram (</w:t>
       </w:r>
-      <w:hyperlink r:id="rId36">
-        <w:r>
-          <w:rPr>
-            <w:lang w:val="pt_PT" w:bidi="pt_PT"/>
-          </w:rPr>
-          <w:rPr>
-            <w:color w:val="0000EE"/>
-            <w:u w:val="single"/>
-          </w:rPr>
-          <w:t>2 Reis 17.13–15</w:t>
-        </w:r>
-      </w:hyperlink>
+      <w:r>
+        <w:rPr>
+          <w:lang w:val="pt_PT" w:bidi="pt_PT"/>
+        </w:rPr>
+        <w:t>2 Reis 17.13–15</w:t>
+      </w:r>
       <w:r>
         <w:rPr>
           <w:lang w:val="pt_PT" w:bidi="pt_PT"/>
         </w:rPr>
         <w:t>,</w:t>
       </w:r>
-      <w:hyperlink r:id="rId37">
-        <w:r>
-          <w:rPr>
-            <w:lang w:val="pt_PT" w:bidi="pt_PT"/>
-          </w:rPr>
-          <w:rPr>
-            <w:color w:val="0000EE"/>
-            <w:u w:val="single"/>
-          </w:rPr>
-          <w:t>23</w:t>
-        </w:r>
-      </w:hyperlink>
+      <w:r>
+        <w:rPr>
+          <w:lang w:val="pt_PT" w:bidi="pt_PT"/>
+        </w:rPr>
+        <w:t>23</w:t>
+      </w:r>
       <w:r>
         <w:rPr>
           <w:lang w:val="pt_PT" w:bidi="pt_PT"/>
         </w:rPr>
         <w:t xml:space="preserve">). Então Deus lhes deu as consequências por sua contínua infidelidade espiritual (veja </w:t>
       </w:r>
-      <w:hyperlink r:id="rId27">
-        <w:r>
-          <w:rPr>
-            <w:lang w:val="pt_PT" w:bidi="pt_PT"/>
-          </w:rPr>
-          <w:rPr>
-            <w:color w:val="0000EE"/>
-            <w:u w:val="single"/>
-          </w:rPr>
-          <w:t>1 Reis 13.33–34</w:t>
-        </w:r>
-      </w:hyperlink>
+      <w:r>
+        <w:rPr>
+          <w:lang w:val="pt_PT" w:bidi="pt_PT"/>
+        </w:rPr>
+        <w:t>1 Reis 13.33–34</w:t>
+      </w:r>
       <w:r>
         <w:rPr>
           <w:lang w:val="pt_PT" w:bidi="pt_PT"/>
@@ -757,72 +601,48 @@
         </w:rPr>
         <w:t>Alguns reis de Judá (o reino do sul) recebem elogios, mas as Escrituras criticam muitos deles. Roboão permitiu que a adoração a falsos deuses se espalhasse em Judá (</w:t>
       </w:r>
-      <w:hyperlink r:id="rId38">
-        <w:r>
-          <w:rPr>
-            <w:lang w:val="pt_PT" w:bidi="pt_PT"/>
-          </w:rPr>
-          <w:rPr>
-            <w:color w:val="0000EE"/>
-            <w:u w:val="single"/>
-          </w:rPr>
-          <w:t>1 Reis 14.22–24</w:t>
-        </w:r>
-      </w:hyperlink>
+      <w:r>
+        <w:rPr>
+          <w:lang w:val="pt_PT" w:bidi="pt_PT"/>
+        </w:rPr>
+        <w:t>1 Reis 14.22–24</w:t>
+      </w:r>
       <w:r>
         <w:rPr>
           <w:lang w:val="pt_PT" w:bidi="pt_PT"/>
         </w:rPr>
         <w:t>). Abias continuou os pecados de seu pai (</w:t>
       </w:r>
-      <w:hyperlink r:id="rId39">
-        <w:r>
-          <w:rPr>
-            <w:lang w:val="pt_PT" w:bidi="pt_PT"/>
-          </w:rPr>
-          <w:rPr>
-            <w:color w:val="0000EE"/>
-            <w:u w:val="single"/>
-          </w:rPr>
-          <w:t>15.3</w:t>
-        </w:r>
-      </w:hyperlink>
+      <w:r>
+        <w:rPr>
+          <w:lang w:val="pt_PT" w:bidi="pt_PT"/>
+        </w:rPr>
+        <w:t>15.3</w:t>
+      </w:r>
       <w:r>
         <w:rPr>
           <w:lang w:val="pt_PT" w:bidi="pt_PT"/>
         </w:rPr>
         <w:t xml:space="preserve">). As Escrituras até criticam os bons reis Asa e Josafá por permitirem que locais populares de adoração local permanecessem (veja </w:t>
       </w:r>
-      <w:hyperlink r:id="rId40">
-        <w:r>
-          <w:rPr>
-            <w:lang w:val="pt_PT" w:bidi="pt_PT"/>
-          </w:rPr>
-          <w:rPr>
-            <w:color w:val="0000EE"/>
-            <w:u w:val="single"/>
-          </w:rPr>
-          <w:t>15.14</w:t>
-        </w:r>
-      </w:hyperlink>
-      <w:r>
-        <w:rPr>
-          <w:lang w:val="pt_PT" w:bidi="pt_PT"/>
-        </w:rPr>
-        <w:t xml:space="preserve">; </w:t>
-      </w:r>
-      <w:hyperlink r:id="rId41">
-        <w:r>
-          <w:rPr>
-            <w:lang w:val="pt_PT" w:bidi="pt_PT"/>
-          </w:rPr>
-          <w:rPr>
-            <w:color w:val="0000EE"/>
-            <w:u w:val="single"/>
-          </w:rPr>
-          <w:t>22.43</w:t>
-        </w:r>
-      </w:hyperlink>
+      <w:r>
+        <w:rPr>
+          <w:lang w:val="pt_PT" w:bidi="pt_PT"/>
+        </w:rPr>
+        <w:t>15.14</w:t>
+      </w:r>
+      <w:r>
+        <w:rPr>
+          <w:lang w:val="pt_PT" w:bidi="pt_PT"/>
+        </w:rPr>
+        <w:t xml:space="preserve">; </w:t>
+      </w:r>
+      <w:r>
+        <w:rPr>
+          <w:lang w:val="pt_PT" w:bidi="pt_PT"/>
+        </w:rPr>
+        <w:t>22.43</w:t>
+      </w:r>
       <w:r>
         <w:rPr>
           <w:lang w:val="pt_PT" w:bidi="pt_PT"/>
@@ -843,108 +663,72 @@
         </w:rPr>
         <w:t>Os reis e o povo do reino do norte foram imprudentes ao fazerem o que desejavam. No entanto, o Senhor abençoará e dará verdadeira felicidade àqueles que respeitam e vivem de acordo com seus mandamentos (</w:t>
       </w:r>
-      <w:hyperlink r:id="rId42">
-        <w:r>
-          <w:rPr>
-            <w:lang w:val="pt_PT" w:bidi="pt_PT"/>
-          </w:rPr>
-          <w:rPr>
-            <w:color w:val="0000EE"/>
-            <w:u w:val="single"/>
-          </w:rPr>
-          <w:t>Salmos 33.12</w:t>
-        </w:r>
-      </w:hyperlink>
-      <w:r>
-        <w:rPr>
-          <w:lang w:val="pt_PT" w:bidi="pt_PT"/>
-        </w:rPr>
-        <w:t xml:space="preserve">; </w:t>
-      </w:r>
-      <w:hyperlink r:id="rId43">
-        <w:r>
-          <w:rPr>
-            <w:lang w:val="pt_PT" w:bidi="pt_PT"/>
-          </w:rPr>
-          <w:rPr>
-            <w:color w:val="0000EE"/>
-            <w:u w:val="single"/>
-          </w:rPr>
-          <w:t>119.1–2</w:t>
-        </w:r>
-      </w:hyperlink>
-      <w:r>
-        <w:rPr>
-          <w:lang w:val="pt_PT" w:bidi="pt_PT"/>
-        </w:rPr>
-        <w:t xml:space="preserve">; </w:t>
-      </w:r>
-      <w:hyperlink r:id="rId44">
-        <w:r>
-          <w:rPr>
-            <w:lang w:val="pt_PT" w:bidi="pt_PT"/>
-          </w:rPr>
-          <w:rPr>
-            <w:color w:val="0000EE"/>
-            <w:u w:val="single"/>
-          </w:rPr>
-          <w:t>144.15</w:t>
-        </w:r>
-      </w:hyperlink>
+      <w:r>
+        <w:rPr>
+          <w:lang w:val="pt_PT" w:bidi="pt_PT"/>
+        </w:rPr>
+        <w:t>Salmos 33.12</w:t>
+      </w:r>
+      <w:r>
+        <w:rPr>
+          <w:lang w:val="pt_PT" w:bidi="pt_PT"/>
+        </w:rPr>
+        <w:t xml:space="preserve">; </w:t>
+      </w:r>
+      <w:r>
+        <w:rPr>
+          <w:lang w:val="pt_PT" w:bidi="pt_PT"/>
+        </w:rPr>
+        <w:t>119.1–2</w:t>
+      </w:r>
+      <w:r>
+        <w:rPr>
+          <w:lang w:val="pt_PT" w:bidi="pt_PT"/>
+        </w:rPr>
+        <w:t xml:space="preserve">; </w:t>
+      </w:r>
+      <w:r>
+        <w:rPr>
+          <w:lang w:val="pt_PT" w:bidi="pt_PT"/>
+        </w:rPr>
+        <w:t>144.15</w:t>
+      </w:r>
       <w:r>
         <w:rPr>
           <w:lang w:val="pt_PT" w:bidi="pt_PT"/>
         </w:rPr>
         <w:t>). O verdadeiro sucesso vem de reconhecer e confiar em Deus como o governante da própria vida (</w:t>
       </w:r>
-      <w:hyperlink r:id="rId15">
-        <w:r>
-          <w:rPr>
-            <w:lang w:val="pt_PT" w:bidi="pt_PT"/>
-          </w:rPr>
-          <w:rPr>
-            <w:color w:val="0000EE"/>
-            <w:u w:val="single"/>
-          </w:rPr>
-          <w:t>Mateus 6.33</w:t>
-        </w:r>
-      </w:hyperlink>
+      <w:r>
+        <w:rPr>
+          <w:lang w:val="pt_PT" w:bidi="pt_PT"/>
+        </w:rPr>
+        <w:t>Mateus 6.33</w:t>
+      </w:r>
       <w:r>
         <w:rPr>
           <w:lang w:val="pt_PT" w:bidi="pt_PT"/>
         </w:rPr>
         <w:t xml:space="preserve">). Como mostrado por Jesus e seus primeiros seguidores, sucesso nem sempre significa ter riqueza material. Alegria e paz vêm de viver de acordo com a vontade de Deus e confiar nele (veja </w:t>
       </w:r>
-      <w:hyperlink r:id="rId45">
-        <w:r>
-          <w:rPr>
-            <w:lang w:val="pt_PT" w:bidi="pt_PT"/>
-          </w:rPr>
-          <w:rPr>
-            <w:color w:val="0000EE"/>
-            <w:u w:val="single"/>
-          </w:rPr>
-          <w:t>Filipenses 3.8–14</w:t>
-        </w:r>
-      </w:hyperlink>
-      <w:r>
-        <w:rPr>
-          <w:lang w:val="pt_PT" w:bidi="pt_PT"/>
-        </w:rPr>
-        <w:t xml:space="preserve">; </w:t>
-      </w:r>
-      <w:hyperlink r:id="rId46">
-        <w:r>
-          <w:rPr>
-            <w:lang w:val="pt_PT" w:bidi="pt_PT"/>
-          </w:rPr>
-          <w:rPr>
-            <w:color w:val="0000EE"/>
-            <w:u w:val="single"/>
-          </w:rPr>
-          <w:t>1 Pedro 4.12–19</w:t>
-        </w:r>
-      </w:hyperlink>
+      <w:r>
+        <w:rPr>
+          <w:lang w:val="pt_PT" w:bidi="pt_PT"/>
+        </w:rPr>
+        <w:t>Filipenses 3.8–14</w:t>
+      </w:r>
+      <w:r>
+        <w:rPr>
+          <w:lang w:val="pt_PT" w:bidi="pt_PT"/>
+        </w:rPr>
+        <w:t xml:space="preserve">; </w:t>
+      </w:r>
+      <w:r>
+        <w:rPr>
+          <w:lang w:val="pt_PT" w:bidi="pt_PT"/>
+        </w:rPr>
+        <w:t>1 Pedro 4.12–19</w:t>
+      </w:r>
       <w:r>
         <w:rPr>
           <w:lang w:val="pt_PT" w:bidi="pt_PT"/>
@@ -974,288 +758,192 @@
           <w:lang w:val="pt_PT" w:bidi="pt_PT"/>
         </w:rPr>
       </w:r>
-      <w:hyperlink r:id="rId47">
-        <w:r>
-          <w:rPr>
-            <w:lang w:val="pt_PT" w:bidi="pt_PT"/>
-          </w:rPr>
-          <w:rPr>
-            <w:color w:val="0000EE"/>
-            <w:u w:val="single"/>
-          </w:rPr>
-          <w:t>Deuteronômio 6.1–8</w:t>
-        </w:r>
-      </w:hyperlink>
-      <w:r>
-        <w:rPr>
-          <w:lang w:val="pt_PT" w:bidi="pt_PT"/>
-        </w:rPr>
-        <w:t xml:space="preserve">; </w:t>
-      </w:r>
-      <w:hyperlink r:id="rId23">
-        <w:r>
-          <w:rPr>
-            <w:lang w:val="pt_PT" w:bidi="pt_PT"/>
-          </w:rPr>
-          <w:rPr>
-            <w:color w:val="0000EE"/>
-            <w:u w:val="single"/>
-          </w:rPr>
-          <w:t>12.4–7</w:t>
-        </w:r>
-      </w:hyperlink>
-      <w:r>
-        <w:rPr>
-          <w:lang w:val="pt_PT" w:bidi="pt_PT"/>
-        </w:rPr>
-        <w:t xml:space="preserve">; </w:t>
-      </w:r>
-      <w:hyperlink r:id="rId48">
-        <w:r>
-          <w:rPr>
-            <w:lang w:val="pt_PT" w:bidi="pt_PT"/>
-          </w:rPr>
-          <w:rPr>
-            <w:color w:val="0000EE"/>
-            <w:u w:val="single"/>
-          </w:rPr>
-          <w:t>Josué 1.7–8</w:t>
-        </w:r>
-      </w:hyperlink>
-      <w:r>
-        <w:rPr>
-          <w:lang w:val="pt_PT" w:bidi="pt_PT"/>
-        </w:rPr>
-        <w:t xml:space="preserve">; </w:t>
-      </w:r>
-      <w:hyperlink r:id="rId49">
-        <w:r>
-          <w:rPr>
-            <w:lang w:val="pt_PT" w:bidi="pt_PT"/>
-          </w:rPr>
-          <w:rPr>
-            <w:color w:val="0000EE"/>
-            <w:u w:val="single"/>
-          </w:rPr>
-          <w:t>1 Samuel 18.14</w:t>
-        </w:r>
-      </w:hyperlink>
-      <w:r>
-        <w:rPr>
-          <w:lang w:val="pt_PT" w:bidi="pt_PT"/>
-        </w:rPr>
-        <w:t xml:space="preserve">; </w:t>
-      </w:r>
-      <w:hyperlink r:id="rId19">
-        <w:r>
-          <w:rPr>
-            <w:lang w:val="pt_PT" w:bidi="pt_PT"/>
-          </w:rPr>
-          <w:rPr>
-            <w:color w:val="0000EE"/>
-            <w:u w:val="single"/>
-          </w:rPr>
-          <w:t>1 Reis 11.38</w:t>
-        </w:r>
-      </w:hyperlink>
-      <w:r>
-        <w:rPr>
-          <w:lang w:val="pt_PT" w:bidi="pt_PT"/>
-        </w:rPr>
-        <w:t xml:space="preserve">; </w:t>
-      </w:r>
-      <w:hyperlink r:id="rId50">
-        <w:r>
-          <w:rPr>
-            <w:lang w:val="pt_PT" w:bidi="pt_PT"/>
-          </w:rPr>
-          <w:rPr>
-            <w:color w:val="0000EE"/>
-            <w:u w:val="single"/>
-          </w:rPr>
-          <w:t>12.26–33</w:t>
-        </w:r>
-      </w:hyperlink>
-      <w:r>
-        <w:rPr>
-          <w:lang w:val="pt_PT" w:bidi="pt_PT"/>
-        </w:rPr>
-        <w:t xml:space="preserve">; </w:t>
-      </w:r>
-      <w:hyperlink r:id="rId51">
-        <w:r>
-          <w:rPr>
-            <w:lang w:val="pt_PT" w:bidi="pt_PT"/>
-          </w:rPr>
-          <w:rPr>
-            <w:color w:val="0000EE"/>
-            <w:u w:val="single"/>
-          </w:rPr>
-          <w:t>13.1–3</w:t>
-        </w:r>
-      </w:hyperlink>
+      <w:r>
+        <w:rPr>
+          <w:lang w:val="pt_PT" w:bidi="pt_PT"/>
+        </w:rPr>
+        <w:t>Deuteronômio 6.1–8</w:t>
+      </w:r>
+      <w:r>
+        <w:rPr>
+          <w:lang w:val="pt_PT" w:bidi="pt_PT"/>
+        </w:rPr>
+        <w:t xml:space="preserve">; </w:t>
+      </w:r>
+      <w:r>
+        <w:rPr>
+          <w:lang w:val="pt_PT" w:bidi="pt_PT"/>
+        </w:rPr>
+        <w:t>12.4–7</w:t>
+      </w:r>
+      <w:r>
+        <w:rPr>
+          <w:lang w:val="pt_PT" w:bidi="pt_PT"/>
+        </w:rPr>
+        <w:t xml:space="preserve">; </w:t>
+      </w:r>
+      <w:r>
+        <w:rPr>
+          <w:lang w:val="pt_PT" w:bidi="pt_PT"/>
+        </w:rPr>
+        <w:t>Josué 1.7–8</w:t>
+      </w:r>
+      <w:r>
+        <w:rPr>
+          <w:lang w:val="pt_PT" w:bidi="pt_PT"/>
+        </w:rPr>
+        <w:t xml:space="preserve">; </w:t>
+      </w:r>
+      <w:r>
+        <w:rPr>
+          <w:lang w:val="pt_PT" w:bidi="pt_PT"/>
+        </w:rPr>
+        <w:t>1 Samuel 18.14</w:t>
+      </w:r>
+      <w:r>
+        <w:rPr>
+          <w:lang w:val="pt_PT" w:bidi="pt_PT"/>
+        </w:rPr>
+        <w:t xml:space="preserve">; </w:t>
+      </w:r>
+      <w:r>
+        <w:rPr>
+          <w:lang w:val="pt_PT" w:bidi="pt_PT"/>
+        </w:rPr>
+        <w:t>1 Reis 11.38</w:t>
+      </w:r>
+      <w:r>
+        <w:rPr>
+          <w:lang w:val="pt_PT" w:bidi="pt_PT"/>
+        </w:rPr>
+        <w:t xml:space="preserve">; </w:t>
+      </w:r>
+      <w:r>
+        <w:rPr>
+          <w:lang w:val="pt_PT" w:bidi="pt_PT"/>
+        </w:rPr>
+        <w:t>12.26–33</w:t>
+      </w:r>
+      <w:r>
+        <w:rPr>
+          <w:lang w:val="pt_PT" w:bidi="pt_PT"/>
+        </w:rPr>
+        <w:t xml:space="preserve">; </w:t>
+      </w:r>
+      <w:r>
+        <w:rPr>
+          <w:lang w:val="pt_PT" w:bidi="pt_PT"/>
+        </w:rPr>
+        <w:t>13.1–3</w:t>
+      </w:r>
       <w:r>
         <w:rPr>
           <w:lang w:val="pt_PT" w:bidi="pt_PT"/>
         </w:rPr>
         <w:t>,</w:t>
       </w:r>
-      <w:hyperlink r:id="rId27">
-        <w:r>
-          <w:rPr>
-            <w:lang w:val="pt_PT" w:bidi="pt_PT"/>
-          </w:rPr>
-          <w:rPr>
-            <w:color w:val="0000EE"/>
-            <w:u w:val="single"/>
-          </w:rPr>
-          <w:t>33–34</w:t>
-        </w:r>
-      </w:hyperlink>
-      <w:r>
-        <w:rPr>
-          <w:lang w:val="pt_PT" w:bidi="pt_PT"/>
-        </w:rPr>
-        <w:t xml:space="preserve">; </w:t>
-      </w:r>
-      <w:hyperlink r:id="rId52">
-        <w:r>
-          <w:rPr>
-            <w:lang w:val="pt_PT" w:bidi="pt_PT"/>
-          </w:rPr>
-          <w:rPr>
-            <w:color w:val="0000EE"/>
-            <w:u w:val="single"/>
-          </w:rPr>
-          <w:t>14.8–11</w:t>
-        </w:r>
-      </w:hyperlink>
-      <w:r>
-        <w:rPr>
-          <w:lang w:val="pt_PT" w:bidi="pt_PT"/>
-        </w:rPr>
-        <w:t xml:space="preserve">; </w:t>
-      </w:r>
-      <w:hyperlink r:id="rId53">
-        <w:r>
-          <w:rPr>
-            <w:lang w:val="pt_PT" w:bidi="pt_PT"/>
-          </w:rPr>
-          <w:rPr>
-            <w:color w:val="0000EE"/>
-            <w:u w:val="single"/>
-          </w:rPr>
-          <w:t>2 Reis 17.13–23</w:t>
-        </w:r>
-      </w:hyperlink>
-      <w:r>
-        <w:rPr>
-          <w:lang w:val="pt_PT" w:bidi="pt_PT"/>
-        </w:rPr>
-        <w:t xml:space="preserve">; </w:t>
-      </w:r>
-      <w:hyperlink r:id="rId42">
-        <w:r>
-          <w:rPr>
-            <w:lang w:val="pt_PT" w:bidi="pt_PT"/>
-          </w:rPr>
-          <w:rPr>
-            <w:color w:val="0000EE"/>
-            <w:u w:val="single"/>
-          </w:rPr>
-          <w:t>Salmos 33.12</w:t>
-        </w:r>
-      </w:hyperlink>
-      <w:r>
-        <w:rPr>
-          <w:lang w:val="pt_PT" w:bidi="pt_PT"/>
-        </w:rPr>
-        <w:t xml:space="preserve">; </w:t>
-      </w:r>
-      <w:hyperlink r:id="rId43">
-        <w:r>
-          <w:rPr>
-            <w:lang w:val="pt_PT" w:bidi="pt_PT"/>
-          </w:rPr>
-          <w:rPr>
-            <w:color w:val="0000EE"/>
-            <w:u w:val="single"/>
-          </w:rPr>
-          <w:t>119.1–2</w:t>
-        </w:r>
-      </w:hyperlink>
-      <w:r>
-        <w:rPr>
-          <w:lang w:val="pt_PT" w:bidi="pt_PT"/>
-        </w:rPr>
-        <w:t xml:space="preserve">; </w:t>
-      </w:r>
-      <w:hyperlink r:id="rId44">
-        <w:r>
-          <w:rPr>
-            <w:lang w:val="pt_PT" w:bidi="pt_PT"/>
-          </w:rPr>
-          <w:rPr>
-            <w:color w:val="0000EE"/>
-            <w:u w:val="single"/>
-          </w:rPr>
-          <w:t>144.15</w:t>
-        </w:r>
-      </w:hyperlink>
-      <w:r>
-        <w:rPr>
-          <w:lang w:val="pt_PT" w:bidi="pt_PT"/>
-        </w:rPr>
-        <w:t xml:space="preserve">; </w:t>
-      </w:r>
-      <w:hyperlink r:id="rId15">
-        <w:r>
-          <w:rPr>
-            <w:lang w:val="pt_PT" w:bidi="pt_PT"/>
-          </w:rPr>
-          <w:rPr>
-            <w:color w:val="0000EE"/>
-            <w:u w:val="single"/>
-          </w:rPr>
-          <w:t>Mateus 6.33</w:t>
-        </w:r>
-      </w:hyperlink>
-      <w:r>
-        <w:rPr>
-          <w:lang w:val="pt_PT" w:bidi="pt_PT"/>
-        </w:rPr>
-        <w:t xml:space="preserve">; </w:t>
-      </w:r>
-      <w:hyperlink r:id="rId54">
-        <w:r>
-          <w:rPr>
-            <w:lang w:val="pt_PT" w:bidi="pt_PT"/>
-          </w:rPr>
-          <w:rPr>
-            <w:color w:val="0000EE"/>
-            <w:u w:val="single"/>
-          </w:rPr>
-          <w:t>Lucas 10.25–28</w:t>
-        </w:r>
-      </w:hyperlink>
-      <w:r>
-        <w:rPr>
-          <w:lang w:val="pt_PT" w:bidi="pt_PT"/>
-        </w:rPr>
-        <w:t xml:space="preserve">; </w:t>
-      </w:r>
-      <w:hyperlink r:id="rId16">
-        <w:r>
-          <w:rPr>
-            <w:lang w:val="pt_PT" w:bidi="pt_PT"/>
-          </w:rPr>
-          <w:rPr>
-            <w:color w:val="0000EE"/>
-            <w:u w:val="single"/>
-          </w:rPr>
-          <w:t>1 João 5.21</w:t>
-        </w:r>
-      </w:hyperlink>
+      <w:r>
+        <w:rPr>
+          <w:lang w:val="pt_PT" w:bidi="pt_PT"/>
+        </w:rPr>
+        <w:t>33–34</w:t>
+      </w:r>
+      <w:r>
+        <w:rPr>
+          <w:lang w:val="pt_PT" w:bidi="pt_PT"/>
+        </w:rPr>
+        <w:t xml:space="preserve">; </w:t>
+      </w:r>
+      <w:r>
+        <w:rPr>
+          <w:lang w:val="pt_PT" w:bidi="pt_PT"/>
+        </w:rPr>
+        <w:t>14.8–11</w:t>
+      </w:r>
+      <w:r>
+        <w:rPr>
+          <w:lang w:val="pt_PT" w:bidi="pt_PT"/>
+        </w:rPr>
+        <w:t xml:space="preserve">; </w:t>
+      </w:r>
+      <w:r>
+        <w:rPr>
+          <w:lang w:val="pt_PT" w:bidi="pt_PT"/>
+        </w:rPr>
+        <w:t>2 Reis 17.13–23</w:t>
+      </w:r>
+      <w:r>
+        <w:rPr>
+          <w:lang w:val="pt_PT" w:bidi="pt_PT"/>
+        </w:rPr>
+        <w:t xml:space="preserve">; </w:t>
+      </w:r>
+      <w:r>
+        <w:rPr>
+          <w:lang w:val="pt_PT" w:bidi="pt_PT"/>
+        </w:rPr>
+        <w:t>Salmos 33.12</w:t>
+      </w:r>
+      <w:r>
+        <w:rPr>
+          <w:lang w:val="pt_PT" w:bidi="pt_PT"/>
+        </w:rPr>
+        <w:t xml:space="preserve">; </w:t>
+      </w:r>
+      <w:r>
+        <w:rPr>
+          <w:lang w:val="pt_PT" w:bidi="pt_PT"/>
+        </w:rPr>
+        <w:t>119.1–2</w:t>
+      </w:r>
+      <w:r>
+        <w:rPr>
+          <w:lang w:val="pt_PT" w:bidi="pt_PT"/>
+        </w:rPr>
+        <w:t xml:space="preserve">; </w:t>
+      </w:r>
+      <w:r>
+        <w:rPr>
+          <w:lang w:val="pt_PT" w:bidi="pt_PT"/>
+        </w:rPr>
+        <w:t>144.15</w:t>
+      </w:r>
+      <w:r>
+        <w:rPr>
+          <w:lang w:val="pt_PT" w:bidi="pt_PT"/>
+        </w:rPr>
+        <w:t xml:space="preserve">; </w:t>
+      </w:r>
+      <w:r>
+        <w:rPr>
+          <w:lang w:val="pt_PT" w:bidi="pt_PT"/>
+        </w:rPr>
+        <w:t>Mateus 6.33</w:t>
+      </w:r>
+      <w:r>
+        <w:rPr>
+          <w:lang w:val="pt_PT" w:bidi="pt_PT"/>
+        </w:rPr>
+        <w:t xml:space="preserve">; </w:t>
+      </w:r>
+      <w:r>
+        <w:rPr>
+          <w:lang w:val="pt_PT" w:bidi="pt_PT"/>
+        </w:rPr>
+        <w:t>Lucas 10.25–28</w:t>
+      </w:r>
+      <w:r>
+        <w:rPr>
+          <w:lang w:val="pt_PT" w:bidi="pt_PT"/>
+        </w:rPr>
+        <w:t xml:space="preserve">; </w:t>
+      </w:r>
+      <w:r>
+        <w:rPr>
+          <w:lang w:val="pt_PT" w:bidi="pt_PT"/>
+        </w:rPr>
+        <w:t>1 João 5.21</w:t>
+      </w:r>
       <w:r>
         <w:rPr>
           <w:lang w:val="pt_PT" w:bidi="pt_PT"/>
@@ -1304,198 +992,132 @@
         </w:rPr>
         <w:t>Os escritores do Antigo Testamento descrevem o lugar onde as pessoas mortas estão como abaixo da superfície da terra (</w:t>
       </w:r>
-      <w:hyperlink r:id="rId55">
-        <w:r>
-          <w:rPr>
-            <w:lang w:val="pt_PT" w:bidi="pt_PT"/>
-          </w:rPr>
-          <w:rPr>
-            <w:color w:val="0000EE"/>
-            <w:u w:val="single"/>
-          </w:rPr>
-          <w:t>Ezequiel 26.20</w:t>
-        </w:r>
-      </w:hyperlink>
+      <w:r>
+        <w:rPr>
+          <w:lang w:val="pt_PT" w:bidi="pt_PT"/>
+        </w:rPr>
+        <w:t>Ezequiel 26.20</w:t>
+      </w:r>
       <w:r>
         <w:rPr>
           <w:lang w:val="pt_PT" w:bidi="pt_PT"/>
         </w:rPr>
         <w:t>). Às vezes, a terra os engole vivos (</w:t>
       </w:r>
-      <w:hyperlink r:id="rId56">
-        <w:r>
-          <w:rPr>
-            <w:lang w:val="pt_PT" w:bidi="pt_PT"/>
-          </w:rPr>
-          <w:rPr>
-            <w:color w:val="0000EE"/>
-            <w:u w:val="single"/>
-          </w:rPr>
-          <w:t>Números 16.31–33</w:t>
-        </w:r>
-      </w:hyperlink>
-      <w:r>
-        <w:rPr>
-          <w:lang w:val="pt_PT" w:bidi="pt_PT"/>
-        </w:rPr>
-        <w:t xml:space="preserve">; </w:t>
-      </w:r>
-      <w:hyperlink r:id="rId57">
-        <w:r>
-          <w:rPr>
-            <w:lang w:val="pt_PT" w:bidi="pt_PT"/>
-          </w:rPr>
-          <w:rPr>
-            <w:color w:val="0000EE"/>
-            <w:u w:val="single"/>
-          </w:rPr>
-          <w:t>Salmo 55.15</w:t>
-        </w:r>
-      </w:hyperlink>
+      <w:r>
+        <w:rPr>
+          <w:lang w:val="pt_PT" w:bidi="pt_PT"/>
+        </w:rPr>
+        <w:t>Números 16.31–33</w:t>
+      </w:r>
+      <w:r>
+        <w:rPr>
+          <w:lang w:val="pt_PT" w:bidi="pt_PT"/>
+        </w:rPr>
+        <w:t xml:space="preserve">; </w:t>
+      </w:r>
+      <w:r>
+        <w:rPr>
+          <w:lang w:val="pt_PT" w:bidi="pt_PT"/>
+        </w:rPr>
+        <w:t>Salmo 55.15</w:t>
+      </w:r>
       <w:r>
         <w:rPr>
           <w:lang w:val="pt_PT" w:bidi="pt_PT"/>
         </w:rPr>
         <w:t>). Mas geralmente, "as cordas da morte" os levam para baixo "e os engolem" (</w:t>
       </w:r>
-      <w:hyperlink r:id="rId58">
-        <w:r>
-          <w:rPr>
-            <w:lang w:val="pt_PT" w:bidi="pt_PT"/>
-          </w:rPr>
-          <w:rPr>
-            <w:color w:val="0000EE"/>
-            <w:u w:val="single"/>
-          </w:rPr>
-          <w:t>Salmo 18.4–5</w:t>
-        </w:r>
-      </w:hyperlink>
-      <w:r>
-        <w:rPr>
-          <w:lang w:val="pt_PT" w:bidi="pt_PT"/>
-        </w:rPr>
-        <w:t xml:space="preserve">; </w:t>
-      </w:r>
-      <w:hyperlink r:id="rId59">
-        <w:r>
-          <w:rPr>
-            <w:lang w:val="pt_PT" w:bidi="pt_PT"/>
-          </w:rPr>
-          <w:rPr>
-            <w:color w:val="0000EE"/>
-            <w:u w:val="single"/>
-          </w:rPr>
-          <w:t>Números 16.30</w:t>
-        </w:r>
-      </w:hyperlink>
-      <w:r>
-        <w:rPr>
-          <w:lang w:val="pt_PT" w:bidi="pt_PT"/>
-        </w:rPr>
-        <w:t xml:space="preserve">; </w:t>
-      </w:r>
-      <w:hyperlink r:id="rId60">
-        <w:r>
-          <w:rPr>
-            <w:lang w:val="pt_PT" w:bidi="pt_PT"/>
-          </w:rPr>
-          <w:rPr>
-            <w:color w:val="0000EE"/>
-            <w:u w:val="single"/>
-          </w:rPr>
-          <w:t>Jó 24.19</w:t>
-        </w:r>
-      </w:hyperlink>
-      <w:r>
-        <w:rPr>
-          <w:lang w:val="pt_PT" w:bidi="pt_PT"/>
-        </w:rPr>
-        <w:t xml:space="preserve">; </w:t>
-      </w:r>
-      <w:hyperlink r:id="rId61">
-        <w:r>
-          <w:rPr>
-            <w:lang w:val="pt_PT" w:bidi="pt_PT"/>
-          </w:rPr>
-          <w:rPr>
-            <w:color w:val="0000EE"/>
-            <w:u w:val="single"/>
-          </w:rPr>
-          <w:t>Salmo 49.14</w:t>
-        </w:r>
-      </w:hyperlink>
-      <w:r>
-        <w:rPr>
-          <w:lang w:val="pt_PT" w:bidi="pt_PT"/>
-        </w:rPr>
-        <w:t xml:space="preserve">; </w:t>
-      </w:r>
-      <w:hyperlink r:id="rId62">
-        <w:r>
-          <w:rPr>
-            <w:lang w:val="pt_PT" w:bidi="pt_PT"/>
-          </w:rPr>
-          <w:rPr>
-            <w:color w:val="0000EE"/>
-            <w:u w:val="single"/>
-          </w:rPr>
-          <w:t>Isaías 5.14</w:t>
-        </w:r>
-      </w:hyperlink>
-      <w:r>
-        <w:rPr>
-          <w:lang w:val="pt_PT" w:bidi="pt_PT"/>
-        </w:rPr>
-        <w:t xml:space="preserve">; </w:t>
-      </w:r>
-      <w:hyperlink r:id="rId63">
-        <w:r>
-          <w:rPr>
-            <w:lang w:val="pt_PT" w:bidi="pt_PT"/>
-          </w:rPr>
-          <w:rPr>
-            <w:color w:val="0000EE"/>
-            <w:u w:val="single"/>
-          </w:rPr>
-          <w:t>14.11</w:t>
-        </w:r>
-      </w:hyperlink>
+      <w:r>
+        <w:rPr>
+          <w:lang w:val="pt_PT" w:bidi="pt_PT"/>
+        </w:rPr>
+        <w:t>Salmo 18.4–5</w:t>
+      </w:r>
+      <w:r>
+        <w:rPr>
+          <w:lang w:val="pt_PT" w:bidi="pt_PT"/>
+        </w:rPr>
+        <w:t xml:space="preserve">; </w:t>
+      </w:r>
+      <w:r>
+        <w:rPr>
+          <w:lang w:val="pt_PT" w:bidi="pt_PT"/>
+        </w:rPr>
+        <w:t>Números 16.30</w:t>
+      </w:r>
+      <w:r>
+        <w:rPr>
+          <w:lang w:val="pt_PT" w:bidi="pt_PT"/>
+        </w:rPr>
+        <w:t xml:space="preserve">; </w:t>
+      </w:r>
+      <w:r>
+        <w:rPr>
+          <w:lang w:val="pt_PT" w:bidi="pt_PT"/>
+        </w:rPr>
+        <w:t>Jó 24.19</w:t>
+      </w:r>
+      <w:r>
+        <w:rPr>
+          <w:lang w:val="pt_PT" w:bidi="pt_PT"/>
+        </w:rPr>
+        <w:t xml:space="preserve">; </w:t>
+      </w:r>
+      <w:r>
+        <w:rPr>
+          <w:lang w:val="pt_PT" w:bidi="pt_PT"/>
+        </w:rPr>
+        <w:t>Salmo 49.14</w:t>
+      </w:r>
+      <w:r>
+        <w:rPr>
+          <w:lang w:val="pt_PT" w:bidi="pt_PT"/>
+        </w:rPr>
+        <w:t xml:space="preserve">; </w:t>
+      </w:r>
+      <w:r>
+        <w:rPr>
+          <w:lang w:val="pt_PT" w:bidi="pt_PT"/>
+        </w:rPr>
+        <w:t>Isaías 5.14</w:t>
+      </w:r>
+      <w:r>
+        <w:rPr>
+          <w:lang w:val="pt_PT" w:bidi="pt_PT"/>
+        </w:rPr>
+        <w:t xml:space="preserve">; </w:t>
+      </w:r>
+      <w:r>
+        <w:rPr>
+          <w:lang w:val="pt_PT" w:bidi="pt_PT"/>
+        </w:rPr>
+        <w:t>14.11</w:t>
+      </w:r>
       <w:r>
         <w:rPr>
           <w:lang w:val="pt_PT" w:bidi="pt_PT"/>
         </w:rPr>
         <w:t>). No Antigo Testamento, a vida após a morte é frequentemente considerada um lugar sombrio e sem esperança de onde não se retorna (</w:t>
       </w:r>
-      <w:hyperlink r:id="rId64">
-        <w:r>
-          <w:rPr>
-            <w:lang w:val="pt_PT" w:bidi="pt_PT"/>
-          </w:rPr>
-          <w:rPr>
-            <w:color w:val="0000EE"/>
-            <w:u w:val="single"/>
-          </w:rPr>
-          <w:t>Jó 7.9</w:t>
-        </w:r>
-      </w:hyperlink>
-      <w:r>
-        <w:rPr>
-          <w:lang w:val="pt_PT" w:bidi="pt_PT"/>
-        </w:rPr>
-        <w:t xml:space="preserve">; </w:t>
-      </w:r>
-      <w:hyperlink r:id="rId65">
-        <w:r>
-          <w:rPr>
-            <w:lang w:val="pt_PT" w:bidi="pt_PT"/>
-          </w:rPr>
-          <w:rPr>
-            <w:color w:val="0000EE"/>
-            <w:u w:val="single"/>
-          </w:rPr>
-          <w:t>Isaías 38.18</w:t>
-        </w:r>
-      </w:hyperlink>
+      <w:r>
+        <w:rPr>
+          <w:lang w:val="pt_PT" w:bidi="pt_PT"/>
+        </w:rPr>
+        <w:t>Jó 7.9</w:t>
+      </w:r>
+      <w:r>
+        <w:rPr>
+          <w:lang w:val="pt_PT" w:bidi="pt_PT"/>
+        </w:rPr>
+        <w:t xml:space="preserve">; </w:t>
+      </w:r>
+      <w:r>
+        <w:rPr>
+          <w:lang w:val="pt_PT" w:bidi="pt_PT"/>
+        </w:rPr>
+        <w:t>Isaías 38.18</w:t>
+      </w:r>
       <w:r>
         <w:rPr>
           <w:lang w:val="pt_PT" w:bidi="pt_PT"/>
@@ -1541,108 +1163,72 @@
         </w:rPr>
         <w:t>, que é descrito como escuro e empoeirado (</w:t>
       </w:r>
-      <w:hyperlink r:id="rId66">
-        <w:r>
-          <w:rPr>
-            <w:lang w:val="pt_PT" w:bidi="pt_PT"/>
-          </w:rPr>
-          <w:rPr>
-            <w:color w:val="0000EE"/>
-            <w:u w:val="single"/>
-          </w:rPr>
-          <w:t>Jó 11.8</w:t>
-        </w:r>
-      </w:hyperlink>
-      <w:r>
-        <w:rPr>
-          <w:lang w:val="pt_PT" w:bidi="pt_PT"/>
-        </w:rPr>
-        <w:t xml:space="preserve">; </w:t>
-      </w:r>
-      <w:hyperlink r:id="rId67">
-        <w:r>
-          <w:rPr>
-            <w:lang w:val="pt_PT" w:bidi="pt_PT"/>
-          </w:rPr>
-          <w:rPr>
-            <w:color w:val="0000EE"/>
-            <w:u w:val="single"/>
-          </w:rPr>
-          <w:t>14.13</w:t>
-        </w:r>
-      </w:hyperlink>
-      <w:r>
-        <w:rPr>
-          <w:lang w:val="pt_PT" w:bidi="pt_PT"/>
-        </w:rPr>
-        <w:t xml:space="preserve">; </w:t>
-      </w:r>
-      <w:hyperlink r:id="rId68">
-        <w:r>
-          <w:rPr>
-            <w:lang w:val="pt_PT" w:bidi="pt_PT"/>
-          </w:rPr>
-          <w:rPr>
-            <w:color w:val="0000EE"/>
-            <w:u w:val="single"/>
-          </w:rPr>
-          <w:t>17.13</w:t>
-        </w:r>
-      </w:hyperlink>
+      <w:r>
+        <w:rPr>
+          <w:lang w:val="pt_PT" w:bidi="pt_PT"/>
+        </w:rPr>
+        <w:t>Jó 11.8</w:t>
+      </w:r>
+      <w:r>
+        <w:rPr>
+          <w:lang w:val="pt_PT" w:bidi="pt_PT"/>
+        </w:rPr>
+        <w:t xml:space="preserve">; </w:t>
+      </w:r>
+      <w:r>
+        <w:rPr>
+          <w:lang w:val="pt_PT" w:bidi="pt_PT"/>
+        </w:rPr>
+        <w:t>14.13</w:t>
+      </w:r>
+      <w:r>
+        <w:rPr>
+          <w:lang w:val="pt_PT" w:bidi="pt_PT"/>
+        </w:rPr>
+        <w:t xml:space="preserve">; </w:t>
+      </w:r>
+      <w:r>
+        <w:rPr>
+          <w:lang w:val="pt_PT" w:bidi="pt_PT"/>
+        </w:rPr>
+        <w:t>17.13</w:t>
+      </w:r>
       <w:r>
         <w:rPr>
           <w:lang w:val="pt_PT" w:bidi="pt_PT"/>
         </w:rPr>
         <w:t>,</w:t>
       </w:r>
-      <w:hyperlink r:id="rId69">
-        <w:r>
-          <w:rPr>
-            <w:lang w:val="pt_PT" w:bidi="pt_PT"/>
-          </w:rPr>
-          <w:rPr>
-            <w:color w:val="0000EE"/>
-            <w:u w:val="single"/>
-          </w:rPr>
-          <w:t>16</w:t>
-        </w:r>
-      </w:hyperlink>
-      <w:r>
-        <w:rPr>
-          <w:lang w:val="pt_PT" w:bidi="pt_PT"/>
-        </w:rPr>
-        <w:t xml:space="preserve">; </w:t>
-      </w:r>
-      <w:hyperlink r:id="rId60">
-        <w:r>
-          <w:rPr>
-            <w:lang w:val="pt_PT" w:bidi="pt_PT"/>
-          </w:rPr>
-          <w:rPr>
-            <w:color w:val="0000EE"/>
-            <w:u w:val="single"/>
-          </w:rPr>
-          <w:t>24.19</w:t>
-        </w:r>
-      </w:hyperlink>
-      <w:r>
-        <w:rPr>
-          <w:lang w:val="pt_PT" w:bidi="pt_PT"/>
-        </w:rPr>
-        <w:t xml:space="preserve">; </w:t>
-      </w:r>
-      <w:hyperlink r:id="rId70">
-        <w:r>
-          <w:rPr>
-            <w:lang w:val="pt_PT" w:bidi="pt_PT"/>
-          </w:rPr>
-          <w:rPr>
-            <w:color w:val="0000EE"/>
-            <w:u w:val="single"/>
-          </w:rPr>
-          <w:t>26.6</w:t>
-        </w:r>
-      </w:hyperlink>
+      <w:r>
+        <w:rPr>
+          <w:lang w:val="pt_PT" w:bidi="pt_PT"/>
+        </w:rPr>
+        <w:t>16</w:t>
+      </w:r>
+      <w:r>
+        <w:rPr>
+          <w:lang w:val="pt_PT" w:bidi="pt_PT"/>
+        </w:rPr>
+        <w:t xml:space="preserve">; </w:t>
+      </w:r>
+      <w:r>
+        <w:rPr>
+          <w:lang w:val="pt_PT" w:bidi="pt_PT"/>
+        </w:rPr>
+        <w:t>24.19</w:t>
+      </w:r>
+      <w:r>
+        <w:rPr>
+          <w:lang w:val="pt_PT" w:bidi="pt_PT"/>
+        </w:rPr>
+        <w:t xml:space="preserve">; </w:t>
+      </w:r>
+      <w:r>
+        <w:rPr>
+          <w:lang w:val="pt_PT" w:bidi="pt_PT"/>
+        </w:rPr>
+        <w:t>26.6</w:t>
+      </w:r>
       <w:r>
         <w:rPr>
           <w:lang w:val="pt_PT" w:bidi="pt_PT"/>
@@ -1680,126 +1266,84 @@
         </w:rPr>
         <w:t xml:space="preserve">; veja </w:t>
       </w:r>
-      <w:hyperlink r:id="rId71">
-        <w:r>
-          <w:rPr>
-            <w:lang w:val="pt_PT" w:bidi="pt_PT"/>
-          </w:rPr>
-          <w:rPr>
-            <w:color w:val="0000EE"/>
-            <w:u w:val="single"/>
-          </w:rPr>
-          <w:t>9.31</w:t>
-        </w:r>
-      </w:hyperlink>
-      <w:r>
-        <w:rPr>
-          <w:lang w:val="pt_PT" w:bidi="pt_PT"/>
-        </w:rPr>
-        <w:t xml:space="preserve">; </w:t>
-      </w:r>
-      <w:hyperlink r:id="rId72">
-        <w:r>
-          <w:rPr>
-            <w:lang w:val="pt_PT" w:bidi="pt_PT"/>
-          </w:rPr>
-          <w:rPr>
-            <w:color w:val="0000EE"/>
-            <w:u w:val="single"/>
-          </w:rPr>
-          <w:t>17.14</w:t>
-        </w:r>
-      </w:hyperlink>
-      <w:r>
-        <w:rPr>
-          <w:lang w:val="pt_PT" w:bidi="pt_PT"/>
-        </w:rPr>
-        <w:t xml:space="preserve">; </w:t>
-      </w:r>
-      <w:hyperlink r:id="rId73">
-        <w:r>
-          <w:rPr>
-            <w:lang w:val="pt_PT" w:bidi="pt_PT"/>
-          </w:rPr>
-          <w:rPr>
-            <w:color w:val="0000EE"/>
-            <w:u w:val="single"/>
-          </w:rPr>
-          <w:t>33.18</w:t>
-        </w:r>
-      </w:hyperlink>
+      <w:r>
+        <w:rPr>
+          <w:lang w:val="pt_PT" w:bidi="pt_PT"/>
+        </w:rPr>
+        <w:t>9.31</w:t>
+      </w:r>
+      <w:r>
+        <w:rPr>
+          <w:lang w:val="pt_PT" w:bidi="pt_PT"/>
+        </w:rPr>
+        <w:t xml:space="preserve">; </w:t>
+      </w:r>
+      <w:r>
+        <w:rPr>
+          <w:lang w:val="pt_PT" w:bidi="pt_PT"/>
+        </w:rPr>
+        <w:t>17.14</w:t>
+      </w:r>
+      <w:r>
+        <w:rPr>
+          <w:lang w:val="pt_PT" w:bidi="pt_PT"/>
+        </w:rPr>
+        <w:t xml:space="preserve">; </w:t>
+      </w:r>
+      <w:r>
+        <w:rPr>
+          <w:lang w:val="pt_PT" w:bidi="pt_PT"/>
+        </w:rPr>
+        <w:t>33.18</w:t>
+      </w:r>
       <w:r>
         <w:rPr>
           <w:lang w:val="pt_PT" w:bidi="pt_PT"/>
         </w:rPr>
         <w:t>,</w:t>
       </w:r>
-      <w:hyperlink r:id="rId74">
-        <w:r>
-          <w:rPr>
-            <w:lang w:val="pt_PT" w:bidi="pt_PT"/>
-          </w:rPr>
-          <w:rPr>
-            <w:color w:val="0000EE"/>
-            <w:u w:val="single"/>
-          </w:rPr>
-          <w:t>22</w:t>
-        </w:r>
-      </w:hyperlink>
+      <w:r>
+        <w:rPr>
+          <w:lang w:val="pt_PT" w:bidi="pt_PT"/>
+        </w:rPr>
+        <w:t>22</w:t>
+      </w:r>
       <w:r>
         <w:rPr>
           <w:lang w:val="pt_PT" w:bidi="pt_PT"/>
         </w:rPr>
         <w:t>,</w:t>
       </w:r>
-      <w:hyperlink r:id="rId75">
-        <w:r>
-          <w:rPr>
-            <w:lang w:val="pt_PT" w:bidi="pt_PT"/>
-          </w:rPr>
-          <w:rPr>
-            <w:color w:val="0000EE"/>
-            <w:u w:val="single"/>
-          </w:rPr>
-          <w:t>24</w:t>
-        </w:r>
-      </w:hyperlink>
+      <w:r>
+        <w:rPr>
+          <w:lang w:val="pt_PT" w:bidi="pt_PT"/>
+        </w:rPr>
+        <w:t>24</w:t>
+      </w:r>
       <w:r>
         <w:rPr>
           <w:lang w:val="pt_PT" w:bidi="pt_PT"/>
         </w:rPr>
         <w:t>,</w:t>
       </w:r>
-      <w:hyperlink r:id="rId76">
-        <w:r>
-          <w:rPr>
-            <w:lang w:val="pt_PT" w:bidi="pt_PT"/>
-          </w:rPr>
-          <w:rPr>
-            <w:color w:val="0000EE"/>
-            <w:u w:val="single"/>
-          </w:rPr>
-          <w:t>28</w:t>
-        </w:r>
-      </w:hyperlink>
+      <w:r>
+        <w:rPr>
+          <w:lang w:val="pt_PT" w:bidi="pt_PT"/>
+        </w:rPr>
+        <w:t>28</w:t>
+      </w:r>
       <w:r>
         <w:rPr>
           <w:lang w:val="pt_PT" w:bidi="pt_PT"/>
         </w:rPr>
         <w:t>,</w:t>
       </w:r>
-      <w:hyperlink r:id="rId77">
-        <w:r>
-          <w:rPr>
-            <w:lang w:val="pt_PT" w:bidi="pt_PT"/>
-          </w:rPr>
-          <w:rPr>
-            <w:color w:val="0000EE"/>
-            <w:u w:val="single"/>
-          </w:rPr>
-          <w:t>30</w:t>
-        </w:r>
-      </w:hyperlink>
+      <w:r>
+        <w:rPr>
+          <w:lang w:val="pt_PT" w:bidi="pt_PT"/>
+        </w:rPr>
+        <w:t>30</w:t>
+      </w:r>
       <w:r>
         <w:rPr>
           <w:lang w:val="pt_PT" w:bidi="pt_PT"/>
@@ -1837,90 +1381,60 @@
         </w:rPr>
         <w:t xml:space="preserve">; veja </w:t>
       </w:r>
-      <w:hyperlink r:id="rId78">
-        <w:r>
-          <w:rPr>
-            <w:lang w:val="pt_PT" w:bidi="pt_PT"/>
-          </w:rPr>
-          <w:rPr>
-            <w:color w:val="0000EE"/>
-            <w:u w:val="single"/>
-          </w:rPr>
-          <w:t>3.22</w:t>
-        </w:r>
-      </w:hyperlink>
-      <w:r>
-        <w:rPr>
-          <w:lang w:val="pt_PT" w:bidi="pt_PT"/>
-        </w:rPr>
-        <w:t xml:space="preserve">; </w:t>
-      </w:r>
-      <w:hyperlink r:id="rId79">
-        <w:r>
-          <w:rPr>
-            <w:lang w:val="pt_PT" w:bidi="pt_PT"/>
-          </w:rPr>
-          <w:rPr>
-            <w:color w:val="0000EE"/>
-            <w:u w:val="single"/>
-          </w:rPr>
-          <w:t>5.26</w:t>
-        </w:r>
-      </w:hyperlink>
-      <w:r>
-        <w:rPr>
-          <w:lang w:val="pt_PT" w:bidi="pt_PT"/>
-        </w:rPr>
-        <w:t xml:space="preserve">; </w:t>
-      </w:r>
-      <w:hyperlink r:id="rId80">
-        <w:r>
-          <w:rPr>
-            <w:lang w:val="pt_PT" w:bidi="pt_PT"/>
-          </w:rPr>
-          <w:rPr>
-            <w:color w:val="0000EE"/>
-            <w:u w:val="single"/>
-          </w:rPr>
-          <w:t>10.19</w:t>
-        </w:r>
-      </w:hyperlink>
-      <w:r>
-        <w:rPr>
-          <w:lang w:val="pt_PT" w:bidi="pt_PT"/>
-        </w:rPr>
-        <w:t xml:space="preserve">; </w:t>
-      </w:r>
-      <w:hyperlink r:id="rId81">
-        <w:r>
-          <w:rPr>
-            <w:lang w:val="pt_PT" w:bidi="pt_PT"/>
-          </w:rPr>
-          <w:rPr>
-            <w:color w:val="0000EE"/>
-            <w:u w:val="single"/>
-          </w:rPr>
-          <w:t>17.1</w:t>
-        </w:r>
-      </w:hyperlink>
-      <w:r>
-        <w:rPr>
-          <w:lang w:val="pt_PT" w:bidi="pt_PT"/>
-        </w:rPr>
-        <w:t xml:space="preserve">; </w:t>
-      </w:r>
-      <w:hyperlink r:id="rId82">
-        <w:r>
-          <w:rPr>
-            <w:lang w:val="pt_PT" w:bidi="pt_PT"/>
-          </w:rPr>
-          <w:rPr>
-            <w:color w:val="0000EE"/>
-            <w:u w:val="single"/>
-          </w:rPr>
-          <w:t>21.32</w:t>
-        </w:r>
-      </w:hyperlink>
+      <w:r>
+        <w:rPr>
+          <w:lang w:val="pt_PT" w:bidi="pt_PT"/>
+        </w:rPr>
+        <w:t>3.22</w:t>
+      </w:r>
+      <w:r>
+        <w:rPr>
+          <w:lang w:val="pt_PT" w:bidi="pt_PT"/>
+        </w:rPr>
+        <w:t xml:space="preserve">; </w:t>
+      </w:r>
+      <w:r>
+        <w:rPr>
+          <w:lang w:val="pt_PT" w:bidi="pt_PT"/>
+        </w:rPr>
+        <w:t>5.26</w:t>
+      </w:r>
+      <w:r>
+        <w:rPr>
+          <w:lang w:val="pt_PT" w:bidi="pt_PT"/>
+        </w:rPr>
+        <w:t xml:space="preserve">; </w:t>
+      </w:r>
+      <w:r>
+        <w:rPr>
+          <w:lang w:val="pt_PT" w:bidi="pt_PT"/>
+        </w:rPr>
+        <w:t>10.19</w:t>
+      </w:r>
+      <w:r>
+        <w:rPr>
+          <w:lang w:val="pt_PT" w:bidi="pt_PT"/>
+        </w:rPr>
+        <w:t xml:space="preserve">; </w:t>
+      </w:r>
+      <w:r>
+        <w:rPr>
+          <w:lang w:val="pt_PT" w:bidi="pt_PT"/>
+        </w:rPr>
+        <w:t>17.1</w:t>
+      </w:r>
+      <w:r>
+        <w:rPr>
+          <w:lang w:val="pt_PT" w:bidi="pt_PT"/>
+        </w:rPr>
+        <w:t xml:space="preserve">; </w:t>
+      </w:r>
+      <w:r>
+        <w:rPr>
+          <w:lang w:val="pt_PT" w:bidi="pt_PT"/>
+        </w:rPr>
+        <w:t>21.32</w:t>
+      </w:r>
       <w:r>
         <w:rPr>
           <w:lang w:val="pt_PT" w:bidi="pt_PT"/>
@@ -1941,162 +1455,108 @@
         </w:rPr>
         <w:t xml:space="preserve">O Antigo Testamento, às vezes, sugere o resgate do túmulo (veja </w:t>
       </w:r>
-      <w:hyperlink r:id="rId83">
-        <w:r>
-          <w:rPr>
-            <w:lang w:val="pt_PT" w:bidi="pt_PT"/>
-          </w:rPr>
-          <w:rPr>
-            <w:color w:val="0000EE"/>
-            <w:u w:val="single"/>
-          </w:rPr>
-          <w:t>1 Samuel 2.6</w:t>
-        </w:r>
-      </w:hyperlink>
-      <w:r>
-        <w:rPr>
-          <w:lang w:val="pt_PT" w:bidi="pt_PT"/>
-        </w:rPr>
-        <w:t xml:space="preserve">; </w:t>
-      </w:r>
-      <w:hyperlink r:id="rId84">
-        <w:r>
-          <w:rPr>
-            <w:lang w:val="pt_PT" w:bidi="pt_PT"/>
-          </w:rPr>
-          <w:rPr>
-            <w:color w:val="0000EE"/>
-            <w:u w:val="single"/>
-          </w:rPr>
-          <w:t>Salmos 16.10–11</w:t>
-        </w:r>
-      </w:hyperlink>
-      <w:r>
-        <w:rPr>
-          <w:lang w:val="pt_PT" w:bidi="pt_PT"/>
-        </w:rPr>
-        <w:t xml:space="preserve">; </w:t>
-      </w:r>
-      <w:hyperlink r:id="rId85">
-        <w:r>
-          <w:rPr>
-            <w:lang w:val="pt_PT" w:bidi="pt_PT"/>
-          </w:rPr>
-          <w:rPr>
-            <w:color w:val="0000EE"/>
-            <w:u w:val="single"/>
-          </w:rPr>
-          <w:t>30.3</w:t>
-        </w:r>
-      </w:hyperlink>
-      <w:r>
-        <w:rPr>
-          <w:lang w:val="pt_PT" w:bidi="pt_PT"/>
-        </w:rPr>
-        <w:t xml:space="preserve">; </w:t>
-      </w:r>
-      <w:hyperlink r:id="rId86">
-        <w:r>
-          <w:rPr>
-            <w:lang w:val="pt_PT" w:bidi="pt_PT"/>
-          </w:rPr>
-          <w:rPr>
-            <w:color w:val="0000EE"/>
-            <w:u w:val="single"/>
-          </w:rPr>
-          <w:t>49.15</w:t>
-        </w:r>
-      </w:hyperlink>
-      <w:r>
-        <w:rPr>
-          <w:lang w:val="pt_PT" w:bidi="pt_PT"/>
-        </w:rPr>
-        <w:t xml:space="preserve">; </w:t>
-      </w:r>
-      <w:hyperlink r:id="rId87">
-        <w:r>
-          <w:rPr>
-            <w:lang w:val="pt_PT" w:bidi="pt_PT"/>
-          </w:rPr>
-          <w:rPr>
-            <w:color w:val="0000EE"/>
-            <w:u w:val="single"/>
-          </w:rPr>
-          <w:t>56.13</w:t>
-        </w:r>
-      </w:hyperlink>
-      <w:r>
-        <w:rPr>
-          <w:lang w:val="pt_PT" w:bidi="pt_PT"/>
-        </w:rPr>
-        <w:t xml:space="preserve">; </w:t>
-      </w:r>
-      <w:hyperlink r:id="rId88">
-        <w:r>
-          <w:rPr>
-            <w:lang w:val="pt_PT" w:bidi="pt_PT"/>
-          </w:rPr>
-          <w:rPr>
-            <w:color w:val="0000EE"/>
-            <w:u w:val="single"/>
-          </w:rPr>
-          <w:t>73.24–26</w:t>
-        </w:r>
-      </w:hyperlink>
-      <w:r>
-        <w:rPr>
-          <w:lang w:val="pt_PT" w:bidi="pt_PT"/>
-        </w:rPr>
-        <w:t xml:space="preserve">; </w:t>
-      </w:r>
-      <w:hyperlink r:id="rId89">
-        <w:r>
-          <w:rPr>
-            <w:lang w:val="pt_PT" w:bidi="pt_PT"/>
-          </w:rPr>
-          <w:rPr>
-            <w:color w:val="0000EE"/>
-            <w:u w:val="single"/>
-          </w:rPr>
-          <w:t>86.13</w:t>
-        </w:r>
-      </w:hyperlink>
-      <w:r>
-        <w:rPr>
-          <w:lang w:val="pt_PT" w:bidi="pt_PT"/>
-        </w:rPr>
-        <w:t xml:space="preserve">; </w:t>
-      </w:r>
-      <w:hyperlink r:id="rId90">
-        <w:r>
-          <w:rPr>
-            <w:lang w:val="pt_PT" w:bidi="pt_PT"/>
-          </w:rPr>
-          <w:rPr>
-            <w:color w:val="0000EE"/>
-            <w:u w:val="single"/>
-          </w:rPr>
-          <w:t>139.7–10</w:t>
-        </w:r>
-      </w:hyperlink>
-      <w:r>
-        <w:rPr>
-          <w:lang w:val="pt_PT" w:bidi="pt_PT"/>
-        </w:rPr>
-        <w:t xml:space="preserve">; </w:t>
-      </w:r>
-      <w:hyperlink r:id="rId91">
-        <w:r>
-          <w:rPr>
-            <w:lang w:val="pt_PT" w:bidi="pt_PT"/>
-          </w:rPr>
-          <w:rPr>
-            <w:color w:val="0000EE"/>
-            <w:u w:val="single"/>
-          </w:rPr>
-          <w:t>Isaías 26.19</w:t>
-        </w:r>
-      </w:hyperlink>
+      <w:r>
+        <w:rPr>
+          <w:lang w:val="pt_PT" w:bidi="pt_PT"/>
+        </w:rPr>
+        <w:t>1 Samuel 2.6</w:t>
+      </w:r>
+      <w:r>
+        <w:rPr>
+          <w:lang w:val="pt_PT" w:bidi="pt_PT"/>
+        </w:rPr>
+        <w:t xml:space="preserve">; </w:t>
+      </w:r>
+      <w:r>
+        <w:rPr>
+          <w:lang w:val="pt_PT" w:bidi="pt_PT"/>
+        </w:rPr>
+        <w:t>Salmos 16.10–11</w:t>
+      </w:r>
+      <w:r>
+        <w:rPr>
+          <w:lang w:val="pt_PT" w:bidi="pt_PT"/>
+        </w:rPr>
+        <w:t xml:space="preserve">; </w:t>
+      </w:r>
+      <w:r>
+        <w:rPr>
+          <w:lang w:val="pt_PT" w:bidi="pt_PT"/>
+        </w:rPr>
+        <w:t>30.3</w:t>
+      </w:r>
+      <w:r>
+        <w:rPr>
+          <w:lang w:val="pt_PT" w:bidi="pt_PT"/>
+        </w:rPr>
+        <w:t xml:space="preserve">; </w:t>
+      </w:r>
+      <w:r>
+        <w:rPr>
+          <w:lang w:val="pt_PT" w:bidi="pt_PT"/>
+        </w:rPr>
+        <w:t>49.15</w:t>
+      </w:r>
+      <w:r>
+        <w:rPr>
+          <w:lang w:val="pt_PT" w:bidi="pt_PT"/>
+        </w:rPr>
+        <w:t xml:space="preserve">; </w:t>
+      </w:r>
+      <w:r>
+        <w:rPr>
+          <w:lang w:val="pt_PT" w:bidi="pt_PT"/>
+        </w:rPr>
+        <w:t>56.13</w:t>
+      </w:r>
+      <w:r>
+        <w:rPr>
+          <w:lang w:val="pt_PT" w:bidi="pt_PT"/>
+        </w:rPr>
+        <w:t xml:space="preserve">; </w:t>
+      </w:r>
+      <w:r>
+        <w:rPr>
+          <w:lang w:val="pt_PT" w:bidi="pt_PT"/>
+        </w:rPr>
+        <w:t>73.24–26</w:t>
+      </w:r>
+      <w:r>
+        <w:rPr>
+          <w:lang w:val="pt_PT" w:bidi="pt_PT"/>
+        </w:rPr>
+        <w:t xml:space="preserve">; </w:t>
+      </w:r>
+      <w:r>
+        <w:rPr>
+          <w:lang w:val="pt_PT" w:bidi="pt_PT"/>
+        </w:rPr>
+        <w:t>86.13</w:t>
+      </w:r>
+      <w:r>
+        <w:rPr>
+          <w:lang w:val="pt_PT" w:bidi="pt_PT"/>
+        </w:rPr>
+        <w:t xml:space="preserve">; </w:t>
+      </w:r>
+      <w:r>
+        <w:rPr>
+          <w:lang w:val="pt_PT" w:bidi="pt_PT"/>
+        </w:rPr>
+        <w:t>139.7–10</w:t>
+      </w:r>
+      <w:r>
+        <w:rPr>
+          <w:lang w:val="pt_PT" w:bidi="pt_PT"/>
+        </w:rPr>
+        <w:t xml:space="preserve">; </w:t>
+      </w:r>
+      <w:r>
+        <w:rPr>
+          <w:lang w:val="pt_PT" w:bidi="pt_PT"/>
+        </w:rPr>
+        <w:t>Isaías 26.19</w:t>
+      </w:r>
       <w:r>
         <w:rPr>
           <w:lang w:val="pt_PT" w:bidi="pt_PT"/>
@@ -2116,72 +1576,48 @@
         </w:rPr>
         <w:t xml:space="preserve"> possa aliviar seus problemas (</w:t>
       </w:r>
-      <w:hyperlink r:id="rId92">
-        <w:r>
-          <w:rPr>
-            <w:lang w:val="pt_PT" w:bidi="pt_PT"/>
-          </w:rPr>
-          <w:rPr>
-            <w:color w:val="0000EE"/>
-            <w:u w:val="single"/>
-          </w:rPr>
-          <w:t>Jó 3.13–22</w:t>
-        </w:r>
-      </w:hyperlink>
-      <w:r>
-        <w:rPr>
-          <w:lang w:val="pt_PT" w:bidi="pt_PT"/>
-        </w:rPr>
-        <w:t xml:space="preserve">; </w:t>
-      </w:r>
-      <w:hyperlink r:id="rId93">
-        <w:r>
-          <w:rPr>
-            <w:lang w:val="pt_PT" w:bidi="pt_PT"/>
-          </w:rPr>
-          <w:rPr>
-            <w:color w:val="0000EE"/>
-            <w:u w:val="single"/>
-          </w:rPr>
-          <w:t>14.13–17</w:t>
-        </w:r>
-      </w:hyperlink>
+      <w:r>
+        <w:rPr>
+          <w:lang w:val="pt_PT" w:bidi="pt_PT"/>
+        </w:rPr>
+        <w:t>Jó 3.13–22</w:t>
+      </w:r>
+      <w:r>
+        <w:rPr>
+          <w:lang w:val="pt_PT" w:bidi="pt_PT"/>
+        </w:rPr>
+        <w:t xml:space="preserve">; </w:t>
+      </w:r>
+      <w:r>
+        <w:rPr>
+          <w:lang w:val="pt_PT" w:bidi="pt_PT"/>
+        </w:rPr>
+        <w:t>14.13–17</w:t>
+      </w:r>
       <w:r>
         <w:rPr>
           <w:lang w:val="pt_PT" w:bidi="pt_PT"/>
         </w:rPr>
         <w:t>). Ele espera que um redentor possa defendê-lo após a morte (</w:t>
       </w:r>
-      <w:hyperlink r:id="rId94">
-        <w:r>
-          <w:rPr>
-            <w:lang w:val="pt_PT" w:bidi="pt_PT"/>
-          </w:rPr>
-          <w:rPr>
-            <w:color w:val="0000EE"/>
-            <w:u w:val="single"/>
-          </w:rPr>
-          <w:t>19.25–26</w:t>
-        </w:r>
-      </w:hyperlink>
+      <w:r>
+        <w:rPr>
+          <w:lang w:val="pt_PT" w:bidi="pt_PT"/>
+        </w:rPr>
+        <w:t>19.25–26</w:t>
+      </w:r>
       <w:r>
         <w:rPr>
           <w:lang w:val="pt_PT" w:bidi="pt_PT"/>
         </w:rPr>
         <w:t>). No entanto, apenas o Novo Testamento promete plenamente a redenção da morte (</w:t>
       </w:r>
-      <w:hyperlink r:id="rId95">
-        <w:r>
-          <w:rPr>
-            <w:lang w:val="pt_PT" w:bidi="pt_PT"/>
-          </w:rPr>
-          <w:rPr>
-            <w:color w:val="0000EE"/>
-            <w:u w:val="single"/>
-          </w:rPr>
-          <w:t>1 Coríntios 15.50–58</w:t>
-        </w:r>
-      </w:hyperlink>
+      <w:r>
+        <w:rPr>
+          <w:lang w:val="pt_PT" w:bidi="pt_PT"/>
+        </w:rPr>
+        <w:t>1 Coríntios 15.50–58</w:t>
+      </w:r>
       <w:r>
         <w:rPr>
           <w:lang w:val="pt_PT" w:bidi="pt_PT"/>
@@ -2211,468 +1647,312 @@
           <w:lang w:val="pt_PT" w:bidi="pt_PT"/>
         </w:rPr>
       </w:r>
-      <w:hyperlink r:id="rId83">
-        <w:r>
-          <w:rPr>
-            <w:lang w:val="pt_PT" w:bidi="pt_PT"/>
-          </w:rPr>
-          <w:rPr>
-            <w:color w:val="0000EE"/>
-            <w:u w:val="single"/>
-          </w:rPr>
-          <w:t>1 Samuel 2.6</w:t>
-        </w:r>
-      </w:hyperlink>
-      <w:r>
-        <w:rPr>
-          <w:lang w:val="pt_PT" w:bidi="pt_PT"/>
-        </w:rPr>
-        <w:t xml:space="preserve">; </w:t>
-      </w:r>
-      <w:hyperlink r:id="rId96">
-        <w:r>
-          <w:rPr>
-            <w:lang w:val="pt_PT" w:bidi="pt_PT"/>
-          </w:rPr>
-          <w:rPr>
-            <w:color w:val="0000EE"/>
-            <w:u w:val="single"/>
-          </w:rPr>
-          <w:t>28.11–15</w:t>
-        </w:r>
-      </w:hyperlink>
-      <w:r>
-        <w:rPr>
-          <w:lang w:val="pt_PT" w:bidi="pt_PT"/>
-        </w:rPr>
-        <w:t xml:space="preserve">; </w:t>
-      </w:r>
-      <w:hyperlink r:id="rId97">
-        <w:r>
-          <w:rPr>
-            <w:lang w:val="pt_PT" w:bidi="pt_PT"/>
-          </w:rPr>
-          <w:rPr>
-            <w:color w:val="0000EE"/>
-            <w:u w:val="single"/>
-          </w:rPr>
-          <w:t>1 Reis 17.20–22</w:t>
-        </w:r>
-      </w:hyperlink>
-      <w:r>
-        <w:rPr>
-          <w:lang w:val="pt_PT" w:bidi="pt_PT"/>
-        </w:rPr>
-        <w:t xml:space="preserve">; </w:t>
-      </w:r>
-      <w:hyperlink r:id="rId98">
-        <w:r>
-          <w:rPr>
-            <w:lang w:val="pt_PT" w:bidi="pt_PT"/>
-          </w:rPr>
-          <w:rPr>
-            <w:color w:val="0000EE"/>
-            <w:u w:val="single"/>
-          </w:rPr>
-          <w:t>2 Reis 4.32–35</w:t>
-        </w:r>
-      </w:hyperlink>
-      <w:r>
-        <w:rPr>
-          <w:lang w:val="pt_PT" w:bidi="pt_PT"/>
-        </w:rPr>
-        <w:t xml:space="preserve">; </w:t>
-      </w:r>
-      <w:hyperlink r:id="rId92">
-        <w:r>
-          <w:rPr>
-            <w:lang w:val="pt_PT" w:bidi="pt_PT"/>
-          </w:rPr>
-          <w:rPr>
-            <w:color w:val="0000EE"/>
-            <w:u w:val="single"/>
-          </w:rPr>
-          <w:t>Jó 3.13–22</w:t>
-        </w:r>
-      </w:hyperlink>
-      <w:r>
-        <w:rPr>
-          <w:lang w:val="pt_PT" w:bidi="pt_PT"/>
-        </w:rPr>
-        <w:t xml:space="preserve">; </w:t>
-      </w:r>
-      <w:hyperlink r:id="rId64">
-        <w:r>
-          <w:rPr>
-            <w:lang w:val="pt_PT" w:bidi="pt_PT"/>
-          </w:rPr>
-          <w:rPr>
-            <w:color w:val="0000EE"/>
-            <w:u w:val="single"/>
-          </w:rPr>
-          <w:t>7.9</w:t>
-        </w:r>
-      </w:hyperlink>
-      <w:r>
-        <w:rPr>
-          <w:lang w:val="pt_PT" w:bidi="pt_PT"/>
-        </w:rPr>
-        <w:t xml:space="preserve">; </w:t>
-      </w:r>
-      <w:hyperlink r:id="rId93">
-        <w:r>
-          <w:rPr>
-            <w:lang w:val="pt_PT" w:bidi="pt_PT"/>
-          </w:rPr>
-          <w:rPr>
-            <w:color w:val="0000EE"/>
-            <w:u w:val="single"/>
-          </w:rPr>
-          <w:t>14.13–17</w:t>
-        </w:r>
-      </w:hyperlink>
-      <w:r>
-        <w:rPr>
-          <w:lang w:val="pt_PT" w:bidi="pt_PT"/>
-        </w:rPr>
-        <w:t xml:space="preserve">; </w:t>
-      </w:r>
-      <w:hyperlink r:id="rId99">
-        <w:r>
-          <w:rPr>
-            <w:lang w:val="pt_PT" w:bidi="pt_PT"/>
-          </w:rPr>
-          <w:rPr>
-            <w:color w:val="0000EE"/>
-            <w:u w:val="single"/>
-          </w:rPr>
-          <w:t>17.13–16</w:t>
-        </w:r>
-      </w:hyperlink>
-      <w:r>
-        <w:rPr>
-          <w:lang w:val="pt_PT" w:bidi="pt_PT"/>
-        </w:rPr>
-        <w:t xml:space="preserve">; </w:t>
-      </w:r>
-      <w:hyperlink r:id="rId100">
-        <w:r>
-          <w:rPr>
-            <w:lang w:val="pt_PT" w:bidi="pt_PT"/>
-          </w:rPr>
-          <w:rPr>
-            <w:color w:val="0000EE"/>
-            <w:u w:val="single"/>
-          </w:rPr>
-          <w:t>19.25–27</w:t>
-        </w:r>
-      </w:hyperlink>
-      <w:r>
-        <w:rPr>
-          <w:lang w:val="pt_PT" w:bidi="pt_PT"/>
-        </w:rPr>
-        <w:t xml:space="preserve">; </w:t>
-      </w:r>
-      <w:hyperlink r:id="rId101">
-        <w:r>
-          <w:rPr>
-            <w:lang w:val="pt_PT" w:bidi="pt_PT"/>
-          </w:rPr>
-          <w:rPr>
-            <w:color w:val="0000EE"/>
-            <w:u w:val="single"/>
-          </w:rPr>
-          <w:t>Salmos 6.5</w:t>
-        </w:r>
-      </w:hyperlink>
-      <w:r>
-        <w:rPr>
-          <w:lang w:val="pt_PT" w:bidi="pt_PT"/>
-        </w:rPr>
-        <w:t xml:space="preserve">; </w:t>
-      </w:r>
-      <w:hyperlink r:id="rId84">
-        <w:r>
-          <w:rPr>
-            <w:lang w:val="pt_PT" w:bidi="pt_PT"/>
-          </w:rPr>
-          <w:rPr>
-            <w:color w:val="0000EE"/>
-            <w:u w:val="single"/>
-          </w:rPr>
-          <w:t>16.10–11</w:t>
-        </w:r>
-      </w:hyperlink>
-      <w:r>
-        <w:rPr>
-          <w:lang w:val="pt_PT" w:bidi="pt_PT"/>
-        </w:rPr>
-        <w:t xml:space="preserve">; </w:t>
-      </w:r>
-      <w:hyperlink r:id="rId102">
-        <w:r>
-          <w:rPr>
-            <w:lang w:val="pt_PT" w:bidi="pt_PT"/>
-          </w:rPr>
-          <w:rPr>
-            <w:color w:val="0000EE"/>
-            <w:u w:val="single"/>
-          </w:rPr>
-          <w:t>17.15</w:t>
-        </w:r>
-      </w:hyperlink>
-      <w:r>
-        <w:rPr>
-          <w:lang w:val="pt_PT" w:bidi="pt_PT"/>
-        </w:rPr>
-        <w:t xml:space="preserve">; </w:t>
-      </w:r>
-      <w:hyperlink r:id="rId86">
-        <w:r>
-          <w:rPr>
-            <w:lang w:val="pt_PT" w:bidi="pt_PT"/>
-          </w:rPr>
-          <w:rPr>
-            <w:color w:val="0000EE"/>
-            <w:u w:val="single"/>
-          </w:rPr>
-          <w:t>49.15</w:t>
-        </w:r>
-      </w:hyperlink>
-      <w:r>
-        <w:rPr>
-          <w:lang w:val="pt_PT" w:bidi="pt_PT"/>
-        </w:rPr>
-        <w:t xml:space="preserve">; </w:t>
-      </w:r>
-      <w:hyperlink r:id="rId89">
-        <w:r>
-          <w:rPr>
-            <w:lang w:val="pt_PT" w:bidi="pt_PT"/>
-          </w:rPr>
-          <w:rPr>
-            <w:color w:val="0000EE"/>
-            <w:u w:val="single"/>
-          </w:rPr>
-          <w:t>86.13</w:t>
-        </w:r>
-      </w:hyperlink>
-      <w:r>
-        <w:rPr>
-          <w:lang w:val="pt_PT" w:bidi="pt_PT"/>
-        </w:rPr>
-        <w:t xml:space="preserve">; </w:t>
-      </w:r>
-      <w:hyperlink r:id="rId103">
-        <w:r>
-          <w:rPr>
-            <w:lang w:val="pt_PT" w:bidi="pt_PT"/>
-          </w:rPr>
-          <w:rPr>
-            <w:color w:val="0000EE"/>
-            <w:u w:val="single"/>
-          </w:rPr>
-          <w:t>88.11</w:t>
-        </w:r>
-      </w:hyperlink>
-      <w:r>
-        <w:rPr>
-          <w:lang w:val="pt_PT" w:bidi="pt_PT"/>
-        </w:rPr>
-        <w:t xml:space="preserve">; </w:t>
-      </w:r>
-      <w:hyperlink r:id="rId104">
-        <w:r>
-          <w:rPr>
-            <w:lang w:val="pt_PT" w:bidi="pt_PT"/>
-          </w:rPr>
-          <w:rPr>
-            <w:color w:val="0000EE"/>
-            <w:u w:val="single"/>
-          </w:rPr>
-          <w:t>139.8</w:t>
-        </w:r>
-      </w:hyperlink>
-      <w:r>
-        <w:rPr>
-          <w:lang w:val="pt_PT" w:bidi="pt_PT"/>
-        </w:rPr>
-        <w:t xml:space="preserve">; </w:t>
-      </w:r>
-      <w:hyperlink r:id="rId105">
-        <w:r>
-          <w:rPr>
-            <w:lang w:val="pt_PT" w:bidi="pt_PT"/>
-          </w:rPr>
-          <w:rPr>
-            <w:color w:val="0000EE"/>
-            <w:u w:val="single"/>
-          </w:rPr>
-          <w:t>141.7</w:t>
-        </w:r>
-      </w:hyperlink>
-      <w:r>
-        <w:rPr>
-          <w:lang w:val="pt_PT" w:bidi="pt_PT"/>
-        </w:rPr>
-        <w:t xml:space="preserve">; </w:t>
-      </w:r>
-      <w:hyperlink r:id="rId106">
-        <w:r>
-          <w:rPr>
-            <w:lang w:val="pt_PT" w:bidi="pt_PT"/>
-          </w:rPr>
-          <w:rPr>
-            <w:color w:val="0000EE"/>
-            <w:u w:val="single"/>
-          </w:rPr>
-          <w:t>Provérbios 1.12</w:t>
-        </w:r>
-      </w:hyperlink>
-      <w:r>
-        <w:rPr>
-          <w:lang w:val="pt_PT" w:bidi="pt_PT"/>
-        </w:rPr>
-        <w:t xml:space="preserve">; </w:t>
-      </w:r>
-      <w:hyperlink r:id="rId107">
-        <w:r>
-          <w:rPr>
-            <w:lang w:val="pt_PT" w:bidi="pt_PT"/>
-          </w:rPr>
-          <w:rPr>
-            <w:color w:val="0000EE"/>
-            <w:u w:val="single"/>
-          </w:rPr>
-          <w:t>15.11</w:t>
-        </w:r>
-      </w:hyperlink>
-      <w:r>
-        <w:rPr>
-          <w:lang w:val="pt_PT" w:bidi="pt_PT"/>
-        </w:rPr>
-        <w:t xml:space="preserve">; </w:t>
-      </w:r>
-      <w:hyperlink r:id="rId91">
-        <w:r>
-          <w:rPr>
-            <w:lang w:val="pt_PT" w:bidi="pt_PT"/>
-          </w:rPr>
-          <w:rPr>
-            <w:color w:val="0000EE"/>
-            <w:u w:val="single"/>
-          </w:rPr>
-          <w:t>Isaías 26.19</w:t>
-        </w:r>
-      </w:hyperlink>
-      <w:r>
-        <w:rPr>
-          <w:lang w:val="pt_PT" w:bidi="pt_PT"/>
-        </w:rPr>
-        <w:t xml:space="preserve">; </w:t>
-      </w:r>
-      <w:hyperlink r:id="rId65">
-        <w:r>
-          <w:rPr>
-            <w:lang w:val="pt_PT" w:bidi="pt_PT"/>
-          </w:rPr>
-          <w:rPr>
-            <w:color w:val="0000EE"/>
-            <w:u w:val="single"/>
-          </w:rPr>
-          <w:t>38.18</w:t>
-        </w:r>
-      </w:hyperlink>
-      <w:r>
-        <w:rPr>
-          <w:lang w:val="pt_PT" w:bidi="pt_PT"/>
-        </w:rPr>
-        <w:t xml:space="preserve">; </w:t>
-      </w:r>
-      <w:hyperlink r:id="rId55">
-        <w:r>
-          <w:rPr>
-            <w:lang w:val="pt_PT" w:bidi="pt_PT"/>
-          </w:rPr>
-          <w:rPr>
-            <w:color w:val="0000EE"/>
-            <w:u w:val="single"/>
-          </w:rPr>
-          <w:t>Ezequiel 26.20</w:t>
-        </w:r>
-      </w:hyperlink>
-      <w:r>
-        <w:rPr>
-          <w:lang w:val="pt_PT" w:bidi="pt_PT"/>
-        </w:rPr>
-        <w:t xml:space="preserve">; </w:t>
-      </w:r>
-      <w:hyperlink r:id="rId108">
-        <w:r>
-          <w:rPr>
-            <w:lang w:val="pt_PT" w:bidi="pt_PT"/>
-          </w:rPr>
-          <w:rPr>
-            <w:color w:val="0000EE"/>
-            <w:u w:val="single"/>
-          </w:rPr>
-          <w:t>Mateus 22.31–32</w:t>
-        </w:r>
-      </w:hyperlink>
-      <w:r>
-        <w:rPr>
-          <w:lang w:val="pt_PT" w:bidi="pt_PT"/>
-        </w:rPr>
-        <w:t xml:space="preserve">; </w:t>
-      </w:r>
-      <w:hyperlink r:id="rId109">
-        <w:r>
-          <w:rPr>
-            <w:lang w:val="pt_PT" w:bidi="pt_PT"/>
-          </w:rPr>
-          <w:rPr>
-            <w:color w:val="0000EE"/>
-            <w:u w:val="single"/>
-          </w:rPr>
-          <w:t>Romanos 8.23</w:t>
-        </w:r>
-      </w:hyperlink>
-      <w:r>
-        <w:rPr>
-          <w:lang w:val="pt_PT" w:bidi="pt_PT"/>
-        </w:rPr>
-        <w:t xml:space="preserve">; </w:t>
-      </w:r>
-      <w:hyperlink r:id="rId95">
-        <w:r>
-          <w:rPr>
-            <w:lang w:val="pt_PT" w:bidi="pt_PT"/>
-          </w:rPr>
-          <w:rPr>
-            <w:color w:val="0000EE"/>
-            <w:u w:val="single"/>
-          </w:rPr>
-          <w:t>1 Coríntios 15.50–58</w:t>
-        </w:r>
-      </w:hyperlink>
-      <w:r>
-        <w:rPr>
-          <w:lang w:val="pt_PT" w:bidi="pt_PT"/>
-        </w:rPr>
-        <w:t xml:space="preserve">; </w:t>
-      </w:r>
-      <w:hyperlink r:id="rId110">
-        <w:r>
-          <w:rPr>
-            <w:lang w:val="pt_PT" w:bidi="pt_PT"/>
-          </w:rPr>
-          <w:rPr>
-            <w:color w:val="0000EE"/>
-            <w:u w:val="single"/>
-          </w:rPr>
-          <w:t>Filipenses 3.21.</w:t>
-        </w:r>
-      </w:hyperlink>
+      <w:r>
+        <w:rPr>
+          <w:lang w:val="pt_PT" w:bidi="pt_PT"/>
+        </w:rPr>
+        <w:t>1 Samuel 2.6</w:t>
+      </w:r>
+      <w:r>
+        <w:rPr>
+          <w:lang w:val="pt_PT" w:bidi="pt_PT"/>
+        </w:rPr>
+        <w:t xml:space="preserve">; </w:t>
+      </w:r>
+      <w:r>
+        <w:rPr>
+          <w:lang w:val="pt_PT" w:bidi="pt_PT"/>
+        </w:rPr>
+        <w:t>28.11–15</w:t>
+      </w:r>
+      <w:r>
+        <w:rPr>
+          <w:lang w:val="pt_PT" w:bidi="pt_PT"/>
+        </w:rPr>
+        <w:t xml:space="preserve">; </w:t>
+      </w:r>
+      <w:r>
+        <w:rPr>
+          <w:lang w:val="pt_PT" w:bidi="pt_PT"/>
+        </w:rPr>
+        <w:t>1 Reis 17.20–22</w:t>
+      </w:r>
+      <w:r>
+        <w:rPr>
+          <w:lang w:val="pt_PT" w:bidi="pt_PT"/>
+        </w:rPr>
+        <w:t xml:space="preserve">; </w:t>
+      </w:r>
+      <w:r>
+        <w:rPr>
+          <w:lang w:val="pt_PT" w:bidi="pt_PT"/>
+        </w:rPr>
+        <w:t>2 Reis 4.32–35</w:t>
+      </w:r>
+      <w:r>
+        <w:rPr>
+          <w:lang w:val="pt_PT" w:bidi="pt_PT"/>
+        </w:rPr>
+        <w:t xml:space="preserve">; </w:t>
+      </w:r>
+      <w:r>
+        <w:rPr>
+          <w:lang w:val="pt_PT" w:bidi="pt_PT"/>
+        </w:rPr>
+        <w:t>Jó 3.13–22</w:t>
+      </w:r>
+      <w:r>
+        <w:rPr>
+          <w:lang w:val="pt_PT" w:bidi="pt_PT"/>
+        </w:rPr>
+        <w:t xml:space="preserve">; </w:t>
+      </w:r>
+      <w:r>
+        <w:rPr>
+          <w:lang w:val="pt_PT" w:bidi="pt_PT"/>
+        </w:rPr>
+        <w:t>7.9</w:t>
+      </w:r>
+      <w:r>
+        <w:rPr>
+          <w:lang w:val="pt_PT" w:bidi="pt_PT"/>
+        </w:rPr>
+        <w:t xml:space="preserve">; </w:t>
+      </w:r>
+      <w:r>
+        <w:rPr>
+          <w:lang w:val="pt_PT" w:bidi="pt_PT"/>
+        </w:rPr>
+        <w:t>14.13–17</w:t>
+      </w:r>
+      <w:r>
+        <w:rPr>
+          <w:lang w:val="pt_PT" w:bidi="pt_PT"/>
+        </w:rPr>
+        <w:t xml:space="preserve">; </w:t>
+      </w:r>
+      <w:r>
+        <w:rPr>
+          <w:lang w:val="pt_PT" w:bidi="pt_PT"/>
+        </w:rPr>
+        <w:t>17.13–16</w:t>
+      </w:r>
+      <w:r>
+        <w:rPr>
+          <w:lang w:val="pt_PT" w:bidi="pt_PT"/>
+        </w:rPr>
+        <w:t xml:space="preserve">; </w:t>
+      </w:r>
+      <w:r>
+        <w:rPr>
+          <w:lang w:val="pt_PT" w:bidi="pt_PT"/>
+        </w:rPr>
+        <w:t>19.25–27</w:t>
+      </w:r>
+      <w:r>
+        <w:rPr>
+          <w:lang w:val="pt_PT" w:bidi="pt_PT"/>
+        </w:rPr>
+        <w:t xml:space="preserve">; </w:t>
+      </w:r>
+      <w:r>
+        <w:rPr>
+          <w:lang w:val="pt_PT" w:bidi="pt_PT"/>
+        </w:rPr>
+        <w:t>Salmos 6.5</w:t>
+      </w:r>
+      <w:r>
+        <w:rPr>
+          <w:lang w:val="pt_PT" w:bidi="pt_PT"/>
+        </w:rPr>
+        <w:t xml:space="preserve">; </w:t>
+      </w:r>
+      <w:r>
+        <w:rPr>
+          <w:lang w:val="pt_PT" w:bidi="pt_PT"/>
+        </w:rPr>
+        <w:t>16.10–11</w:t>
+      </w:r>
+      <w:r>
+        <w:rPr>
+          <w:lang w:val="pt_PT" w:bidi="pt_PT"/>
+        </w:rPr>
+        <w:t xml:space="preserve">; </w:t>
+      </w:r>
+      <w:r>
+        <w:rPr>
+          <w:lang w:val="pt_PT" w:bidi="pt_PT"/>
+        </w:rPr>
+        <w:t>17.15</w:t>
+      </w:r>
+      <w:r>
+        <w:rPr>
+          <w:lang w:val="pt_PT" w:bidi="pt_PT"/>
+        </w:rPr>
+        <w:t xml:space="preserve">; </w:t>
+      </w:r>
+      <w:r>
+        <w:rPr>
+          <w:lang w:val="pt_PT" w:bidi="pt_PT"/>
+        </w:rPr>
+        <w:t>49.15</w:t>
+      </w:r>
+      <w:r>
+        <w:rPr>
+          <w:lang w:val="pt_PT" w:bidi="pt_PT"/>
+        </w:rPr>
+        <w:t xml:space="preserve">; </w:t>
+      </w:r>
+      <w:r>
+        <w:rPr>
+          <w:lang w:val="pt_PT" w:bidi="pt_PT"/>
+        </w:rPr>
+        <w:t>86.13</w:t>
+      </w:r>
+      <w:r>
+        <w:rPr>
+          <w:lang w:val="pt_PT" w:bidi="pt_PT"/>
+        </w:rPr>
+        <w:t xml:space="preserve">; </w:t>
+      </w:r>
+      <w:r>
+        <w:rPr>
+          <w:lang w:val="pt_PT" w:bidi="pt_PT"/>
+        </w:rPr>
+        <w:t>88.11</w:t>
+      </w:r>
+      <w:r>
+        <w:rPr>
+          <w:lang w:val="pt_PT" w:bidi="pt_PT"/>
+        </w:rPr>
+        <w:t xml:space="preserve">; </w:t>
+      </w:r>
+      <w:r>
+        <w:rPr>
+          <w:lang w:val="pt_PT" w:bidi="pt_PT"/>
+        </w:rPr>
+        <w:t>139.8</w:t>
+      </w:r>
+      <w:r>
+        <w:rPr>
+          <w:lang w:val="pt_PT" w:bidi="pt_PT"/>
+        </w:rPr>
+        <w:t xml:space="preserve">; </w:t>
+      </w:r>
+      <w:r>
+        <w:rPr>
+          <w:lang w:val="pt_PT" w:bidi="pt_PT"/>
+        </w:rPr>
+        <w:t>141.7</w:t>
+      </w:r>
+      <w:r>
+        <w:rPr>
+          <w:lang w:val="pt_PT" w:bidi="pt_PT"/>
+        </w:rPr>
+        <w:t xml:space="preserve">; </w:t>
+      </w:r>
+      <w:r>
+        <w:rPr>
+          <w:lang w:val="pt_PT" w:bidi="pt_PT"/>
+        </w:rPr>
+        <w:t>Provérbios 1.12</w:t>
+      </w:r>
+      <w:r>
+        <w:rPr>
+          <w:lang w:val="pt_PT" w:bidi="pt_PT"/>
+        </w:rPr>
+        <w:t xml:space="preserve">; </w:t>
+      </w:r>
+      <w:r>
+        <w:rPr>
+          <w:lang w:val="pt_PT" w:bidi="pt_PT"/>
+        </w:rPr>
+        <w:t>15.11</w:t>
+      </w:r>
+      <w:r>
+        <w:rPr>
+          <w:lang w:val="pt_PT" w:bidi="pt_PT"/>
+        </w:rPr>
+        <w:t xml:space="preserve">; </w:t>
+      </w:r>
+      <w:r>
+        <w:rPr>
+          <w:lang w:val="pt_PT" w:bidi="pt_PT"/>
+        </w:rPr>
+        <w:t>Isaías 26.19</w:t>
+      </w:r>
+      <w:r>
+        <w:rPr>
+          <w:lang w:val="pt_PT" w:bidi="pt_PT"/>
+        </w:rPr>
+        <w:t xml:space="preserve">; </w:t>
+      </w:r>
+      <w:r>
+        <w:rPr>
+          <w:lang w:val="pt_PT" w:bidi="pt_PT"/>
+        </w:rPr>
+        <w:t>38.18</w:t>
+      </w:r>
+      <w:r>
+        <w:rPr>
+          <w:lang w:val="pt_PT" w:bidi="pt_PT"/>
+        </w:rPr>
+        <w:t xml:space="preserve">; </w:t>
+      </w:r>
+      <w:r>
+        <w:rPr>
+          <w:lang w:val="pt_PT" w:bidi="pt_PT"/>
+        </w:rPr>
+        <w:t>Ezequiel 26.20</w:t>
+      </w:r>
+      <w:r>
+        <w:rPr>
+          <w:lang w:val="pt_PT" w:bidi="pt_PT"/>
+        </w:rPr>
+        <w:t xml:space="preserve">; </w:t>
+      </w:r>
+      <w:r>
+        <w:rPr>
+          <w:lang w:val="pt_PT" w:bidi="pt_PT"/>
+        </w:rPr>
+        <w:t>Mateus 22.31–32</w:t>
+      </w:r>
+      <w:r>
+        <w:rPr>
+          <w:lang w:val="pt_PT" w:bidi="pt_PT"/>
+        </w:rPr>
+        <w:t xml:space="preserve">; </w:t>
+      </w:r>
+      <w:r>
+        <w:rPr>
+          <w:lang w:val="pt_PT" w:bidi="pt_PT"/>
+        </w:rPr>
+        <w:t>Romanos 8.23</w:t>
+      </w:r>
+      <w:r>
+        <w:rPr>
+          <w:lang w:val="pt_PT" w:bidi="pt_PT"/>
+        </w:rPr>
+        <w:t xml:space="preserve">; </w:t>
+      </w:r>
+      <w:r>
+        <w:rPr>
+          <w:lang w:val="pt_PT" w:bidi="pt_PT"/>
+        </w:rPr>
+        <w:t>1 Coríntios 15.50–58</w:t>
+      </w:r>
+      <w:r>
+        <w:rPr>
+          <w:lang w:val="pt_PT" w:bidi="pt_PT"/>
+        </w:rPr>
+        <w:t xml:space="preserve">; </w:t>
+      </w:r>
+      <w:r>
+        <w:rPr>
+          <w:lang w:val="pt_PT" w:bidi="pt_PT"/>
+        </w:rPr>
+        <w:t>Filipenses 3.21.</w:t>
+      </w:r>
       <w:r>
         <w:rPr>
           <w:lang w:val="pt_PT" w:bidi="pt_PT"/>
@@ -2721,36 +2001,24 @@
         </w:rPr>
         <w:t>Violação do sagrado é o ato de desrespeitar, danificar ou usar indevidamente algo que é considerado santo ou separado para Deus. Desde os primeiros dias no jardim do Éden, os humanos tentaram reivindicar o espaço sagrado de Deus como seu próprio (</w:t>
       </w:r>
-      <w:hyperlink r:id="rId111">
-        <w:r>
-          <w:rPr>
-            <w:lang w:val="pt_PT" w:bidi="pt_PT"/>
-          </w:rPr>
-          <w:rPr>
-            <w:color w:val="0000EE"/>
-            <w:u w:val="single"/>
-          </w:rPr>
-          <w:t>Gênesis 2.15–17</w:t>
-        </w:r>
-      </w:hyperlink>
-      <w:r>
-        <w:rPr>
-          <w:lang w:val="pt_PT" w:bidi="pt_PT"/>
-        </w:rPr>
-        <w:t xml:space="preserve">; </w:t>
-      </w:r>
-      <w:hyperlink r:id="rId112">
-        <w:r>
-          <w:rPr>
-            <w:lang w:val="pt_PT" w:bidi="pt_PT"/>
-          </w:rPr>
-          <w:rPr>
-            <w:color w:val="0000EE"/>
-            <w:u w:val="single"/>
-          </w:rPr>
-          <w:t>3.1–6</w:t>
-        </w:r>
-      </w:hyperlink>
+      <w:r>
+        <w:rPr>
+          <w:lang w:val="pt_PT" w:bidi="pt_PT"/>
+        </w:rPr>
+        <w:t>Gênesis 2.15–17</w:t>
+      </w:r>
+      <w:r>
+        <w:rPr>
+          <w:lang w:val="pt_PT" w:bidi="pt_PT"/>
+        </w:rPr>
+        <w:t xml:space="preserve">; </w:t>
+      </w:r>
+      <w:r>
+        <w:rPr>
+          <w:lang w:val="pt_PT" w:bidi="pt_PT"/>
+        </w:rPr>
+        <w:t>3.1–6</w:t>
+      </w:r>
       <w:r>
         <w:rPr>
           <w:lang w:val="pt_PT" w:bidi="pt_PT"/>
@@ -2771,36 +2039,24 @@
         </w:rPr>
         <w:t>A Bíblia mostra a ira de Deus e o rápido castigo quando as pessoas falham em respeitar seus mandamentos sagrados. Deus escolheu Nadabe e Abiú para liderar Israel na adoração correta. Quando eles ignoraram as instruções específicas de Deus sobre deveres sacerdotais, morreram por seu pecado (</w:t>
       </w:r>
-      <w:hyperlink r:id="rId113">
-        <w:r>
-          <w:rPr>
-            <w:lang w:val="pt_PT" w:bidi="pt_PT"/>
-          </w:rPr>
-          <w:rPr>
-            <w:color w:val="0000EE"/>
-            <w:u w:val="single"/>
-          </w:rPr>
-          <w:t>Levítico 10.1–20</w:t>
-        </w:r>
-      </w:hyperlink>
+      <w:r>
+        <w:rPr>
+          <w:lang w:val="pt_PT" w:bidi="pt_PT"/>
+        </w:rPr>
+        <w:t>Levítico 10.1–20</w:t>
+      </w:r>
       <w:r>
         <w:rPr>
           <w:lang w:val="pt_PT" w:bidi="pt_PT"/>
         </w:rPr>
         <w:t>). Jesus demonstrou a ira justa de Deus quando entrou no Templo com um chicote. Ele expulsou os comerciantes e cambistas que estavam poluindo o espaço sagrado para lucro (</w:t>
       </w:r>
-      <w:hyperlink r:id="rId114">
-        <w:r>
-          <w:rPr>
-            <w:lang w:val="pt_PT" w:bidi="pt_PT"/>
-          </w:rPr>
-          <w:rPr>
-            <w:color w:val="0000EE"/>
-            <w:u w:val="single"/>
-          </w:rPr>
-          <w:t>João 2.13–16</w:t>
-        </w:r>
-      </w:hyperlink>
+      <w:r>
+        <w:rPr>
+          <w:lang w:val="pt_PT" w:bidi="pt_PT"/>
+        </w:rPr>
+        <w:t>João 2.13–16</w:t>
+      </w:r>
       <w:r>
         <w:rPr>
           <w:lang w:val="pt_PT" w:bidi="pt_PT"/>
@@ -2835,18 +2091,12 @@
         </w:rPr>
         <w:t>Um erro grave ocorreu quando o Rei Uzias entrou no Templo do Senhor para queimar incenso no altar de incenso (</w:t>
       </w:r>
-      <w:hyperlink r:id="rId115">
-        <w:r>
-          <w:rPr>
-            <w:lang w:val="pt_PT" w:bidi="pt_PT"/>
-          </w:rPr>
-          <w:rPr>
-            <w:color w:val="0000EE"/>
-            <w:u w:val="single"/>
-          </w:rPr>
-          <w:t>2 Crônicas 26.16</w:t>
-        </w:r>
-      </w:hyperlink>
+      <w:r>
+        <w:rPr>
+          <w:lang w:val="pt_PT" w:bidi="pt_PT"/>
+        </w:rPr>
+        <w:t>2 Crônicas 26.16</w:t>
+      </w:r>
       <w:r>
         <w:rPr>
           <w:lang w:val="pt_PT" w:bidi="pt_PT"/>
@@ -2867,18 +2117,12 @@
         </w:rPr>
         <w:t>Ele era um servo de Deus escolhido de seu povo para "observar cuidadosamente" a aliança na comunidade (</w:t>
       </w:r>
-      <w:hyperlink r:id="rId116">
-        <w:r>
-          <w:rPr>
-            <w:lang w:val="pt_PT" w:bidi="pt_PT"/>
-          </w:rPr>
-          <w:rPr>
-            <w:color w:val="0000EE"/>
-            <w:u w:val="single"/>
-          </w:rPr>
-          <w:t>Deuteronômio 17.18–20</w:t>
-        </w:r>
-      </w:hyperlink>
+      <w:r>
+        <w:rPr>
+          <w:lang w:val="pt_PT" w:bidi="pt_PT"/>
+        </w:rPr>
+        <w:t>Deuteronômio 17.18–20</w:t>
+      </w:r>
       <w:r>
         <w:rPr>
           <w:lang w:val="pt_PT" w:bidi="pt_PT"/>
@@ -2899,18 +2143,12 @@
         </w:rPr>
         <w:t>O Rei Davi demonstra humildade em comparação com o orgulho de Uzias (</w:t>
       </w:r>
-      <w:hyperlink r:id="rId117">
-        <w:r>
-          <w:rPr>
-            <w:lang w:val="pt_PT" w:bidi="pt_PT"/>
-          </w:rPr>
-          <w:rPr>
-            <w:color w:val="0000EE"/>
-            <w:u w:val="single"/>
-          </w:rPr>
-          <w:t>1 Samuel 21.1–9</w:t>
-        </w:r>
-      </w:hyperlink>
+      <w:r>
+        <w:rPr>
+          <w:lang w:val="pt_PT" w:bidi="pt_PT"/>
+        </w:rPr>
+        <w:t>1 Samuel 21.1–9</w:t>
+      </w:r>
       <w:r>
         <w:rPr>
           <w:lang w:val="pt_PT" w:bidi="pt_PT"/>
@@ -2931,18 +2169,12 @@
         </w:rPr>
         <w:t>Em contraste, Uzias entrou no Templo e não demonstrou respeito por este espaço sagrado (</w:t>
       </w:r>
-      <w:hyperlink r:id="rId115">
-        <w:r>
-          <w:rPr>
-            <w:lang w:val="pt_PT" w:bidi="pt_PT"/>
-          </w:rPr>
-          <w:rPr>
-            <w:color w:val="0000EE"/>
-            <w:u w:val="single"/>
-          </w:rPr>
-          <w:t>26.16</w:t>
-        </w:r>
-      </w:hyperlink>
+      <w:r>
+        <w:rPr>
+          <w:lang w:val="pt_PT" w:bidi="pt_PT"/>
+        </w:rPr>
+        <w:t>26.16</w:t>
+      </w:r>
       <w:r>
         <w:rPr>
           <w:lang w:val="pt_PT" w:bidi="pt_PT"/>
@@ -2977,72 +2209,48 @@
         </w:rPr>
         <w:t>Na nova aliança através de Jesus Cristo, o espaço sagrado de Deus não é apenas um Templo em Jerusalém ou qualquer edifício. Ele separa as vidas daqueles que confiam nele (</w:t>
       </w:r>
-      <w:hyperlink r:id="rId118">
-        <w:r>
-          <w:rPr>
-            <w:lang w:val="pt_PT" w:bidi="pt_PT"/>
-          </w:rPr>
-          <w:rPr>
-            <w:color w:val="0000EE"/>
-            <w:u w:val="single"/>
-          </w:rPr>
-          <w:t>1 Coríntios 6.19–20</w:t>
-        </w:r>
-      </w:hyperlink>
+      <w:r>
+        <w:rPr>
+          <w:lang w:val="pt_PT" w:bidi="pt_PT"/>
+        </w:rPr>
+        <w:t>1 Coríntios 6.19–20</w:t>
+      </w:r>
       <w:r>
         <w:rPr>
           <w:lang w:val="pt_PT" w:bidi="pt_PT"/>
         </w:rPr>
         <w:t>). Através de sua graça, Deus faz do povo da nova aliança seu templo na terra (</w:t>
       </w:r>
-      <w:hyperlink r:id="rId119">
-        <w:r>
-          <w:rPr>
-            <w:lang w:val="pt_PT" w:bidi="pt_PT"/>
-          </w:rPr>
-          <w:rPr>
-            <w:color w:val="0000EE"/>
-            <w:u w:val="single"/>
-          </w:rPr>
-          <w:t>1 Pedro 2.4–5</w:t>
-        </w:r>
-      </w:hyperlink>
+      <w:r>
+        <w:rPr>
+          <w:lang w:val="pt_PT" w:bidi="pt_PT"/>
+        </w:rPr>
+        <w:t>1 Pedro 2.4–5</w:t>
+      </w:r>
       <w:r>
         <w:rPr>
           <w:lang w:val="pt_PT" w:bidi="pt_PT"/>
         </w:rPr>
         <w:t>). Eles se tornam o lugar onde sua santidade entra na criação. A história estará completa quando todo o céu e a terra se tornarem o templo de Deus (</w:t>
       </w:r>
-      <w:hyperlink r:id="rId120">
-        <w:r>
-          <w:rPr>
-            <w:lang w:val="pt_PT" w:bidi="pt_PT"/>
-          </w:rPr>
-          <w:rPr>
-            <w:color w:val="0000EE"/>
-            <w:u w:val="single"/>
-          </w:rPr>
-          <w:t>Isaías 65.17–18</w:t>
-        </w:r>
-      </w:hyperlink>
-      <w:r>
-        <w:rPr>
-          <w:lang w:val="pt_PT" w:bidi="pt_PT"/>
-        </w:rPr>
-        <w:t xml:space="preserve">; </w:t>
-      </w:r>
-      <w:hyperlink r:id="rId121">
-        <w:r>
-          <w:rPr>
-            <w:lang w:val="pt_PT" w:bidi="pt_PT"/>
-          </w:rPr>
-          <w:rPr>
-            <w:color w:val="0000EE"/>
-            <w:u w:val="single"/>
-          </w:rPr>
-          <w:t>Apocalipse 21.1–2</w:t>
-        </w:r>
-      </w:hyperlink>
+      <w:r>
+        <w:rPr>
+          <w:lang w:val="pt_PT" w:bidi="pt_PT"/>
+        </w:rPr>
+        <w:t>Isaías 65.17–18</w:t>
+      </w:r>
+      <w:r>
+        <w:rPr>
+          <w:lang w:val="pt_PT" w:bidi="pt_PT"/>
+        </w:rPr>
+        <w:t xml:space="preserve">; </w:t>
+      </w:r>
+      <w:r>
+        <w:rPr>
+          <w:lang w:val="pt_PT" w:bidi="pt_PT"/>
+        </w:rPr>
+        <w:t>Apocalipse 21.1–2</w:t>
+      </w:r>
       <w:r>
         <w:rPr>
           <w:lang w:val="pt_PT" w:bidi="pt_PT"/>
@@ -3072,180 +2280,120 @@
           <w:lang w:val="pt_PT" w:bidi="pt_PT"/>
         </w:rPr>
       </w:r>
-      <w:hyperlink r:id="rId111">
-        <w:r>
-          <w:rPr>
-            <w:lang w:val="pt_PT" w:bidi="pt_PT"/>
-          </w:rPr>
-          <w:rPr>
-            <w:color w:val="0000EE"/>
-            <w:u w:val="single"/>
-          </w:rPr>
-          <w:t>Gênesis 2.15–17</w:t>
-        </w:r>
-      </w:hyperlink>
-      <w:r>
-        <w:rPr>
-          <w:lang w:val="pt_PT" w:bidi="pt_PT"/>
-        </w:rPr>
-        <w:t xml:space="preserve">; </w:t>
-      </w:r>
-      <w:hyperlink r:id="rId112">
-        <w:r>
-          <w:rPr>
-            <w:lang w:val="pt_PT" w:bidi="pt_PT"/>
-          </w:rPr>
-          <w:rPr>
-            <w:color w:val="0000EE"/>
-            <w:u w:val="single"/>
-          </w:rPr>
-          <w:t>3.1–6</w:t>
-        </w:r>
-      </w:hyperlink>
-      <w:r>
-        <w:rPr>
-          <w:lang w:val="pt_PT" w:bidi="pt_PT"/>
-        </w:rPr>
-        <w:t xml:space="preserve">; </w:t>
-      </w:r>
-      <w:hyperlink r:id="rId122">
-        <w:r>
-          <w:rPr>
-            <w:lang w:val="pt_PT" w:bidi="pt_PT"/>
-          </w:rPr>
-          <w:rPr>
-            <w:color w:val="0000EE"/>
-            <w:u w:val="single"/>
-          </w:rPr>
-          <w:t>Êxodo 19.12–13</w:t>
-        </w:r>
-      </w:hyperlink>
-      <w:r>
-        <w:rPr>
-          <w:lang w:val="pt_PT" w:bidi="pt_PT"/>
-        </w:rPr>
-        <w:t xml:space="preserve">; </w:t>
-      </w:r>
-      <w:hyperlink r:id="rId123">
-        <w:r>
-          <w:rPr>
-            <w:lang w:val="pt_PT" w:bidi="pt_PT"/>
-          </w:rPr>
-          <w:rPr>
-            <w:color w:val="0000EE"/>
-            <w:u w:val="single"/>
-          </w:rPr>
-          <w:t>31.14–15</w:t>
-        </w:r>
-      </w:hyperlink>
-      <w:r>
-        <w:rPr>
-          <w:lang w:val="pt_PT" w:bidi="pt_PT"/>
-        </w:rPr>
-        <w:t xml:space="preserve">; </w:t>
-      </w:r>
-      <w:hyperlink r:id="rId113">
-        <w:r>
-          <w:rPr>
-            <w:lang w:val="pt_PT" w:bidi="pt_PT"/>
-          </w:rPr>
-          <w:rPr>
-            <w:color w:val="0000EE"/>
-            <w:u w:val="single"/>
-          </w:rPr>
-          <w:t>Levítico 10.1–20</w:t>
-        </w:r>
-      </w:hyperlink>
-      <w:r>
-        <w:rPr>
-          <w:lang w:val="pt_PT" w:bidi="pt_PT"/>
-        </w:rPr>
-        <w:t xml:space="preserve">; </w:t>
-      </w:r>
-      <w:hyperlink r:id="rId124">
-        <w:r>
-          <w:rPr>
-            <w:lang w:val="pt_PT" w:bidi="pt_PT"/>
-          </w:rPr>
-          <w:rPr>
-            <w:color w:val="0000EE"/>
-            <w:u w:val="single"/>
-          </w:rPr>
-          <w:t>24.16–17</w:t>
-        </w:r>
-      </w:hyperlink>
-      <w:r>
-        <w:rPr>
-          <w:lang w:val="pt_PT" w:bidi="pt_PT"/>
-        </w:rPr>
-        <w:t xml:space="preserve">; </w:t>
-      </w:r>
-      <w:hyperlink r:id="rId125">
-        <w:r>
-          <w:rPr>
-            <w:lang w:val="pt_PT" w:bidi="pt_PT"/>
-          </w:rPr>
-          <w:rPr>
-            <w:color w:val="0000EE"/>
-            <w:u w:val="single"/>
-          </w:rPr>
-          <w:t>Números 1.51</w:t>
-        </w:r>
-      </w:hyperlink>
-      <w:r>
-        <w:rPr>
-          <w:lang w:val="pt_PT" w:bidi="pt_PT"/>
-        </w:rPr>
-        <w:t xml:space="preserve">; </w:t>
-      </w:r>
-      <w:hyperlink r:id="rId126">
-        <w:r>
-          <w:rPr>
-            <w:lang w:val="pt_PT" w:bidi="pt_PT"/>
-          </w:rPr>
-          <w:rPr>
-            <w:color w:val="0000EE"/>
-            <w:u w:val="single"/>
-          </w:rPr>
-          <w:t>15.32–36</w:t>
-        </w:r>
-      </w:hyperlink>
-      <w:r>
-        <w:rPr>
-          <w:lang w:val="pt_PT" w:bidi="pt_PT"/>
-        </w:rPr>
-        <w:t xml:space="preserve">; </w:t>
-      </w:r>
-      <w:hyperlink r:id="rId127">
-        <w:r>
-          <w:rPr>
-            <w:lang w:val="pt_PT" w:bidi="pt_PT"/>
-          </w:rPr>
-          <w:rPr>
-            <w:color w:val="0000EE"/>
-            <w:u w:val="single"/>
-          </w:rPr>
-          <w:t>2 Crônicas 26.16–21</w:t>
-        </w:r>
-      </w:hyperlink>
-      <w:r>
-        <w:rPr>
-          <w:lang w:val="pt_PT" w:bidi="pt_PT"/>
-        </w:rPr>
-        <w:t xml:space="preserve">; </w:t>
-      </w:r>
-      <w:hyperlink r:id="rId118">
-        <w:r>
-          <w:rPr>
-            <w:lang w:val="pt_PT" w:bidi="pt_PT"/>
-          </w:rPr>
-          <w:rPr>
-            <w:color w:val="0000EE"/>
-            <w:u w:val="single"/>
-          </w:rPr>
-          <w:t>1 Coríntios 6.19–20</w:t>
-        </w:r>
-      </w:hyperlink>
+      <w:r>
+        <w:rPr>
+          <w:lang w:val="pt_PT" w:bidi="pt_PT"/>
+        </w:rPr>
+        <w:t>Gênesis 2.15–17</w:t>
+      </w:r>
+      <w:r>
+        <w:rPr>
+          <w:lang w:val="pt_PT" w:bidi="pt_PT"/>
+        </w:rPr>
+        <w:t xml:space="preserve">; </w:t>
+      </w:r>
+      <w:r>
+        <w:rPr>
+          <w:lang w:val="pt_PT" w:bidi="pt_PT"/>
+        </w:rPr>
+        <w:t>3.1–6</w:t>
+      </w:r>
+      <w:r>
+        <w:rPr>
+          <w:lang w:val="pt_PT" w:bidi="pt_PT"/>
+        </w:rPr>
+        <w:t xml:space="preserve">; </w:t>
+      </w:r>
+      <w:r>
+        <w:rPr>
+          <w:lang w:val="pt_PT" w:bidi="pt_PT"/>
+        </w:rPr>
+        <w:t>Êxodo 19.12–13</w:t>
+      </w:r>
+      <w:r>
+        <w:rPr>
+          <w:lang w:val="pt_PT" w:bidi="pt_PT"/>
+        </w:rPr>
+        <w:t xml:space="preserve">; </w:t>
+      </w:r>
+      <w:r>
+        <w:rPr>
+          <w:lang w:val="pt_PT" w:bidi="pt_PT"/>
+        </w:rPr>
+        <w:t>31.14–15</w:t>
+      </w:r>
+      <w:r>
+        <w:rPr>
+          <w:lang w:val="pt_PT" w:bidi="pt_PT"/>
+        </w:rPr>
+        <w:t xml:space="preserve">; </w:t>
+      </w:r>
+      <w:r>
+        <w:rPr>
+          <w:lang w:val="pt_PT" w:bidi="pt_PT"/>
+        </w:rPr>
+        <w:t>Levítico 10.1–20</w:t>
+      </w:r>
+      <w:r>
+        <w:rPr>
+          <w:lang w:val="pt_PT" w:bidi="pt_PT"/>
+        </w:rPr>
+        <w:t xml:space="preserve">; </w:t>
+      </w:r>
+      <w:r>
+        <w:rPr>
+          <w:lang w:val="pt_PT" w:bidi="pt_PT"/>
+        </w:rPr>
+        <w:t>24.16–17</w:t>
+      </w:r>
+      <w:r>
+        <w:rPr>
+          <w:lang w:val="pt_PT" w:bidi="pt_PT"/>
+        </w:rPr>
+        <w:t xml:space="preserve">; </w:t>
+      </w:r>
+      <w:r>
+        <w:rPr>
+          <w:lang w:val="pt_PT" w:bidi="pt_PT"/>
+        </w:rPr>
+        <w:t>Números 1.51</w:t>
+      </w:r>
+      <w:r>
+        <w:rPr>
+          <w:lang w:val="pt_PT" w:bidi="pt_PT"/>
+        </w:rPr>
+        <w:t xml:space="preserve">; </w:t>
+      </w:r>
+      <w:r>
+        <w:rPr>
+          <w:lang w:val="pt_PT" w:bidi="pt_PT"/>
+        </w:rPr>
+        <w:t>15.32–36</w:t>
+      </w:r>
+      <w:r>
+        <w:rPr>
+          <w:lang w:val="pt_PT" w:bidi="pt_PT"/>
+        </w:rPr>
+        <w:t xml:space="preserve">; </w:t>
+      </w:r>
+      <w:r>
+        <w:rPr>
+          <w:lang w:val="pt_PT" w:bidi="pt_PT"/>
+        </w:rPr>
+        <w:t>2 Crônicas 26.16–21</w:t>
+      </w:r>
+      <w:r>
+        <w:rPr>
+          <w:lang w:val="pt_PT" w:bidi="pt_PT"/>
+        </w:rPr>
+        <w:t xml:space="preserve">; </w:t>
+      </w:r>
+      <w:r>
+        <w:rPr>
+          <w:lang w:val="pt_PT" w:bidi="pt_PT"/>
+        </w:rPr>
+        <w:t>1 Coríntios 6.19–20</w:t>
+      </w:r>
       <w:r>
         <w:rPr>
           <w:lang w:val="pt_PT" w:bidi="pt_PT"/>
@@ -3294,72 +2442,48 @@
         </w:rPr>
         <w:t>Visões são semelhantes a outras experiências de revelação de Deus, como sonhos (</w:t>
       </w:r>
-      <w:hyperlink r:id="rId128">
-        <w:r>
-          <w:rPr>
-            <w:lang w:val="pt_PT" w:bidi="pt_PT"/>
-          </w:rPr>
-          <w:rPr>
-            <w:color w:val="0000EE"/>
-            <w:u w:val="single"/>
-          </w:rPr>
-          <w:t>Gênesis 37.5–10</w:t>
-        </w:r>
-      </w:hyperlink>
-      <w:r>
-        <w:rPr>
-          <w:lang w:val="pt_PT" w:bidi="pt_PT"/>
-        </w:rPr>
-        <w:t xml:space="preserve">; </w:t>
-      </w:r>
-      <w:hyperlink r:id="rId129">
-        <w:r>
-          <w:rPr>
-            <w:lang w:val="pt_PT" w:bidi="pt_PT"/>
-          </w:rPr>
-          <w:rPr>
-            <w:color w:val="0000EE"/>
-            <w:u w:val="single"/>
-          </w:rPr>
-          <w:t>40.5–19</w:t>
-        </w:r>
-      </w:hyperlink>
+      <w:r>
+        <w:rPr>
+          <w:lang w:val="pt_PT" w:bidi="pt_PT"/>
+        </w:rPr>
+        <w:t>Gênesis 37.5–10</w:t>
+      </w:r>
+      <w:r>
+        <w:rPr>
+          <w:lang w:val="pt_PT" w:bidi="pt_PT"/>
+        </w:rPr>
+        <w:t xml:space="preserve">; </w:t>
+      </w:r>
+      <w:r>
+        <w:rPr>
+          <w:lang w:val="pt_PT" w:bidi="pt_PT"/>
+        </w:rPr>
+        <w:t>40.5–19</w:t>
+      </w:r>
       <w:r>
         <w:rPr>
           <w:lang w:val="pt_PT" w:bidi="pt_PT"/>
         </w:rPr>
         <w:t>). Exemplos clássicos incluem a visão do profeta Ezequiel do vale de ossos secos e a visão do profeta Isaías do trono de Deus (</w:t>
       </w:r>
-      <w:hyperlink r:id="rId130">
-        <w:r>
-          <w:rPr>
-            <w:lang w:val="pt_PT" w:bidi="pt_PT"/>
-          </w:rPr>
-          <w:rPr>
-            <w:color w:val="0000EE"/>
-            <w:u w:val="single"/>
-          </w:rPr>
-          <w:t>Ezequiel 37.1–14</w:t>
-        </w:r>
-      </w:hyperlink>
-      <w:r>
-        <w:rPr>
-          <w:lang w:val="pt_PT" w:bidi="pt_PT"/>
-        </w:rPr>
-        <w:t xml:space="preserve">; </w:t>
-      </w:r>
-      <w:hyperlink r:id="rId131">
-        <w:r>
-          <w:rPr>
-            <w:lang w:val="pt_PT" w:bidi="pt_PT"/>
-          </w:rPr>
-          <w:rPr>
-            <w:color w:val="0000EE"/>
-            <w:u w:val="single"/>
-          </w:rPr>
-          <w:t>Isaías 6</w:t>
-        </w:r>
-      </w:hyperlink>
+      <w:r>
+        <w:rPr>
+          <w:lang w:val="pt_PT" w:bidi="pt_PT"/>
+        </w:rPr>
+        <w:t>Ezequiel 37.1–14</w:t>
+      </w:r>
+      <w:r>
+        <w:rPr>
+          <w:lang w:val="pt_PT" w:bidi="pt_PT"/>
+        </w:rPr>
+        <w:t xml:space="preserve">; </w:t>
+      </w:r>
+      <w:r>
+        <w:rPr>
+          <w:lang w:val="pt_PT" w:bidi="pt_PT"/>
+        </w:rPr>
+        <w:t>Isaías 6</w:t>
+      </w:r>
       <w:r>
         <w:rPr>
           <w:lang w:val="pt_PT" w:bidi="pt_PT"/>
@@ -3380,162 +2504,108 @@
         </w:rPr>
         <w:t>Visões são importantes no livro de Atos e frequentemente ocorrem durante a oração (</w:t>
       </w:r>
-      <w:hyperlink r:id="rId132">
-        <w:r>
-          <w:rPr>
-            <w:lang w:val="pt_PT" w:bidi="pt_PT"/>
-          </w:rPr>
-          <w:rPr>
-            <w:color w:val="0000EE"/>
-            <w:u w:val="single"/>
-          </w:rPr>
-          <w:t>Atos 9.10–12</w:t>
-        </w:r>
-      </w:hyperlink>
-      <w:r>
-        <w:rPr>
-          <w:lang w:val="pt_PT" w:bidi="pt_PT"/>
-        </w:rPr>
-        <w:t xml:space="preserve">; </w:t>
-      </w:r>
-      <w:hyperlink r:id="rId133">
-        <w:r>
-          <w:rPr>
-            <w:lang w:val="pt_PT" w:bidi="pt_PT"/>
-          </w:rPr>
-          <w:rPr>
-            <w:color w:val="0000EE"/>
-            <w:u w:val="single"/>
-          </w:rPr>
-          <w:t>16.9–10</w:t>
-        </w:r>
-      </w:hyperlink>
-      <w:r>
-        <w:rPr>
-          <w:lang w:val="pt_PT" w:bidi="pt_PT"/>
-        </w:rPr>
-        <w:t xml:space="preserve">; </w:t>
-      </w:r>
-      <w:hyperlink r:id="rId134">
-        <w:r>
-          <w:rPr>
-            <w:lang w:val="pt_PT" w:bidi="pt_PT"/>
-          </w:rPr>
-          <w:rPr>
-            <w:color w:val="0000EE"/>
-            <w:u w:val="single"/>
-          </w:rPr>
-          <w:t>22.17–21</w:t>
-        </w:r>
-      </w:hyperlink>
-      <w:r>
-        <w:rPr>
-          <w:lang w:val="pt_PT" w:bidi="pt_PT"/>
-        </w:rPr>
-        <w:t xml:space="preserve">; </w:t>
-      </w:r>
-      <w:hyperlink r:id="rId135">
-        <w:r>
-          <w:rPr>
-            <w:lang w:val="pt_PT" w:bidi="pt_PT"/>
-          </w:rPr>
-          <w:rPr>
-            <w:color w:val="0000EE"/>
-            <w:u w:val="single"/>
-          </w:rPr>
-          <w:t>23.11</w:t>
-        </w:r>
-      </w:hyperlink>
+      <w:r>
+        <w:rPr>
+          <w:lang w:val="pt_PT" w:bidi="pt_PT"/>
+        </w:rPr>
+        <w:t>Atos 9.10–12</w:t>
+      </w:r>
+      <w:r>
+        <w:rPr>
+          <w:lang w:val="pt_PT" w:bidi="pt_PT"/>
+        </w:rPr>
+        <w:t xml:space="preserve">; </w:t>
+      </w:r>
+      <w:r>
+        <w:rPr>
+          <w:lang w:val="pt_PT" w:bidi="pt_PT"/>
+        </w:rPr>
+        <w:t>16.9–10</w:t>
+      </w:r>
+      <w:r>
+        <w:rPr>
+          <w:lang w:val="pt_PT" w:bidi="pt_PT"/>
+        </w:rPr>
+        <w:t xml:space="preserve">; </w:t>
+      </w:r>
+      <w:r>
+        <w:rPr>
+          <w:lang w:val="pt_PT" w:bidi="pt_PT"/>
+        </w:rPr>
+        <w:t>22.17–21</w:t>
+      </w:r>
+      <w:r>
+        <w:rPr>
+          <w:lang w:val="pt_PT" w:bidi="pt_PT"/>
+        </w:rPr>
+        <w:t xml:space="preserve">; </w:t>
+      </w:r>
+      <w:r>
+        <w:rPr>
+          <w:lang w:val="pt_PT" w:bidi="pt_PT"/>
+        </w:rPr>
+        <w:t>23.11</w:t>
+      </w:r>
       <w:r>
         <w:rPr>
           <w:lang w:val="pt_PT" w:bidi="pt_PT"/>
         </w:rPr>
         <w:t xml:space="preserve">; veja </w:t>
       </w:r>
-      <w:hyperlink r:id="rId136">
-        <w:r>
-          <w:rPr>
-            <w:lang w:val="pt_PT" w:bidi="pt_PT"/>
-          </w:rPr>
-          <w:rPr>
-            <w:color w:val="0000EE"/>
-            <w:u w:val="single"/>
-          </w:rPr>
-          <w:t>Lucas 1.8–20</w:t>
-        </w:r>
-      </w:hyperlink>
+      <w:r>
+        <w:rPr>
+          <w:lang w:val="pt_PT" w:bidi="pt_PT"/>
+        </w:rPr>
+        <w:t>Lucas 1.8–20</w:t>
+      </w:r>
       <w:r>
         <w:rPr>
           <w:lang w:val="pt_PT" w:bidi="pt_PT"/>
         </w:rPr>
         <w:t>). Em uma ocasião, um anjo visitou Cornélio, um oficial romano (</w:t>
       </w:r>
-      <w:hyperlink r:id="rId137">
-        <w:r>
-          <w:rPr>
-            <w:lang w:val="pt_PT" w:bidi="pt_PT"/>
-          </w:rPr>
-          <w:rPr>
-            <w:color w:val="0000EE"/>
-            <w:u w:val="single"/>
-          </w:rPr>
-          <w:t>Atos 10.1–6</w:t>
-        </w:r>
-      </w:hyperlink>
+      <w:r>
+        <w:rPr>
+          <w:lang w:val="pt_PT" w:bidi="pt_PT"/>
+        </w:rPr>
+        <w:t>Atos 10.1–6</w:t>
+      </w:r>
       <w:r>
         <w:rPr>
           <w:lang w:val="pt_PT" w:bidi="pt_PT"/>
         </w:rPr>
         <w:t>,</w:t>
       </w:r>
-      <w:hyperlink r:id="rId138">
-        <w:r>
-          <w:rPr>
-            <w:lang w:val="pt_PT" w:bidi="pt_PT"/>
-          </w:rPr>
-          <w:rPr>
-            <w:color w:val="0000EE"/>
-            <w:u w:val="single"/>
-          </w:rPr>
-          <w:t>30–32</w:t>
-        </w:r>
-      </w:hyperlink>
+      <w:r>
+        <w:rPr>
+          <w:lang w:val="pt_PT" w:bidi="pt_PT"/>
+        </w:rPr>
+        <w:t>30–32</w:t>
+      </w:r>
       <w:r>
         <w:rPr>
           <w:lang w:val="pt_PT" w:bidi="pt_PT"/>
         </w:rPr>
         <w:t>). O anjo disse-lhe para chamar o apóstolo Pedro. No dia seguinte, enquanto Pedro orava, ele teve uma visão (</w:t>
       </w:r>
-      <w:hyperlink r:id="rId139">
-        <w:r>
-          <w:rPr>
-            <w:lang w:val="pt_PT" w:bidi="pt_PT"/>
-          </w:rPr>
-          <w:rPr>
-            <w:color w:val="0000EE"/>
-            <w:u w:val="single"/>
-          </w:rPr>
-          <w:t>10.9–16</w:t>
-        </w:r>
-      </w:hyperlink>
+      <w:r>
+        <w:rPr>
+          <w:lang w:val="pt_PT" w:bidi="pt_PT"/>
+        </w:rPr>
+        <w:t>10.9–16</w:t>
+      </w:r>
       <w:r>
         <w:rPr>
           <w:lang w:val="pt_PT" w:bidi="pt_PT"/>
         </w:rPr>
         <w:t xml:space="preserve">; veja </w:t>
       </w:r>
-      <w:hyperlink r:id="rId140">
-        <w:r>
-          <w:rPr>
-            <w:lang w:val="pt_PT" w:bidi="pt_PT"/>
-          </w:rPr>
-          <w:rPr>
-            <w:color w:val="0000EE"/>
-            <w:u w:val="single"/>
-          </w:rPr>
-          <w:t>11.5–10</w:t>
-        </w:r>
-      </w:hyperlink>
+      <w:r>
+        <w:rPr>
+          <w:lang w:val="pt_PT" w:bidi="pt_PT"/>
+        </w:rPr>
+        <w:t>11.5–10</w:t>
+      </w:r>
       <w:r>
         <w:rPr>
           <w:lang w:val="pt_PT" w:bidi="pt_PT"/>
@@ -3556,36 +2626,24 @@
         </w:rPr>
         <w:t>Em Atos 9, as visões do apóstolo Paulo e de Ananias também mostram o papel de Deus em suas vidas (</w:t>
       </w:r>
-      <w:hyperlink r:id="rId141">
-        <w:r>
-          <w:rPr>
-            <w:lang w:val="pt_PT" w:bidi="pt_PT"/>
-          </w:rPr>
-          <w:rPr>
-            <w:color w:val="0000EE"/>
-            <w:u w:val="single"/>
-          </w:rPr>
-          <w:t>9.3–6</w:t>
-        </w:r>
-      </w:hyperlink>
+      <w:r>
+        <w:rPr>
+          <w:lang w:val="pt_PT" w:bidi="pt_PT"/>
+        </w:rPr>
+        <w:t>9.3–6</w:t>
+      </w:r>
       <w:r>
         <w:rPr>
           <w:lang w:val="pt_PT" w:bidi="pt_PT"/>
         </w:rPr>
         <w:t>,</w:t>
       </w:r>
-      <w:hyperlink r:id="rId142">
-        <w:r>
-          <w:rPr>
-            <w:lang w:val="pt_PT" w:bidi="pt_PT"/>
-          </w:rPr>
-          <w:rPr>
-            <w:color w:val="0000EE"/>
-            <w:u w:val="single"/>
-          </w:rPr>
-          <w:t>10–16</w:t>
-        </w:r>
-      </w:hyperlink>
+      <w:r>
+        <w:rPr>
+          <w:lang w:val="pt_PT" w:bidi="pt_PT"/>
+        </w:rPr>
+        <w:t>10–16</w:t>
+      </w:r>
       <w:r>
         <w:rPr>
           <w:lang w:val="pt_PT" w:bidi="pt_PT"/>
@@ -3638,54 +2696,36 @@
         </w:rPr>
         <w:t>durante sua conversão na estrada de Damasco (</w:t>
       </w:r>
-      <w:hyperlink r:id="rId141">
-        <w:r>
-          <w:rPr>
-            <w:lang w:val="pt_PT" w:bidi="pt_PT"/>
-          </w:rPr>
-          <w:rPr>
-            <w:color w:val="0000EE"/>
-            <w:u w:val="single"/>
-          </w:rPr>
-          <w:t>Atos 9.3–6</w:t>
-        </w:r>
-      </w:hyperlink>
-      <w:r>
-        <w:rPr>
-          <w:lang w:val="pt_PT" w:bidi="pt_PT"/>
-        </w:rPr>
-        <w:t xml:space="preserve">; </w:t>
-      </w:r>
-      <w:hyperlink r:id="rId143">
-        <w:r>
-          <w:rPr>
-            <w:lang w:val="pt_PT" w:bidi="pt_PT"/>
-          </w:rPr>
-          <w:rPr>
-            <w:color w:val="0000EE"/>
-            <w:u w:val="single"/>
-          </w:rPr>
-          <w:t>22.6–10</w:t>
-        </w:r>
-      </w:hyperlink>
-      <w:r>
-        <w:rPr>
-          <w:lang w:val="pt_PT" w:bidi="pt_PT"/>
-        </w:rPr>
-        <w:t xml:space="preserve">; </w:t>
-      </w:r>
-      <w:hyperlink r:id="rId144">
-        <w:r>
-          <w:rPr>
-            <w:lang w:val="pt_PT" w:bidi="pt_PT"/>
-          </w:rPr>
-          <w:rPr>
-            <w:color w:val="0000EE"/>
-            <w:u w:val="single"/>
-          </w:rPr>
-          <w:t>26.12–19</w:t>
-        </w:r>
-      </w:hyperlink>
+      <w:r>
+        <w:rPr>
+          <w:lang w:val="pt_PT" w:bidi="pt_PT"/>
+        </w:rPr>
+        <w:t>Atos 9.3–6</w:t>
+      </w:r>
+      <w:r>
+        <w:rPr>
+          <w:lang w:val="pt_PT" w:bidi="pt_PT"/>
+        </w:rPr>
+        <w:t xml:space="preserve">; </w:t>
+      </w:r>
+      <w:r>
+        <w:rPr>
+          <w:lang w:val="pt_PT" w:bidi="pt_PT"/>
+        </w:rPr>
+        <w:t>22.6–10</w:t>
+      </w:r>
+      <w:r>
+        <w:rPr>
+          <w:lang w:val="pt_PT" w:bidi="pt_PT"/>
+        </w:rPr>
+        <w:t xml:space="preserve">; </w:t>
+      </w:r>
+      <w:r>
+        <w:rPr>
+          <w:lang w:val="pt_PT" w:bidi="pt_PT"/>
+        </w:rPr>
+        <w:t>26.12–19</w:t>
+      </w:r>
       <w:r>
         <w:rPr>
           <w:lang w:val="pt_PT" w:bidi="pt_PT"/>
@@ -3710,18 +2750,12 @@
         </w:rPr>
         <w:t>antes de sua jornada missionária para a Europa (</w:t>
       </w:r>
-      <w:hyperlink r:id="rId133">
-        <w:r>
-          <w:rPr>
-            <w:lang w:val="pt_PT" w:bidi="pt_PT"/>
-          </w:rPr>
-          <w:rPr>
-            <w:color w:val="0000EE"/>
-            <w:u w:val="single"/>
-          </w:rPr>
-          <w:t>16.9</w:t>
-        </w:r>
-      </w:hyperlink>
+      <w:r>
+        <w:rPr>
+          <w:lang w:val="pt_PT" w:bidi="pt_PT"/>
+        </w:rPr>
+        <w:t>16.9</w:t>
+      </w:r>
       <w:r>
         <w:rPr>
           <w:lang w:val="pt_PT" w:bidi="pt_PT"/>
@@ -3746,18 +2780,12 @@
         </w:rPr>
         <w:t>em Corinto (</w:t>
       </w:r>
-      <w:hyperlink r:id="rId145">
-        <w:r>
-          <w:rPr>
-            <w:lang w:val="pt_PT" w:bidi="pt_PT"/>
-          </w:rPr>
-          <w:rPr>
-            <w:color w:val="0000EE"/>
-            <w:u w:val="single"/>
-          </w:rPr>
-          <w:t>18.9–11</w:t>
-        </w:r>
-      </w:hyperlink>
+      <w:r>
+        <w:rPr>
+          <w:lang w:val="pt_PT" w:bidi="pt_PT"/>
+        </w:rPr>
+        <w:t>18.9–11</w:t>
+      </w:r>
       <w:r>
         <w:rPr>
           <w:lang w:val="pt_PT" w:bidi="pt_PT"/>
@@ -3782,18 +2810,12 @@
         </w:rPr>
         <w:t>no Templo (</w:t>
       </w:r>
-      <w:hyperlink r:id="rId134">
-        <w:r>
-          <w:rPr>
-            <w:lang w:val="pt_PT" w:bidi="pt_PT"/>
-          </w:rPr>
-          <w:rPr>
-            <w:color w:val="0000EE"/>
-            <w:u w:val="single"/>
-          </w:rPr>
-          <w:t>22.17–21</w:t>
-        </w:r>
-      </w:hyperlink>
+      <w:r>
+        <w:rPr>
+          <w:lang w:val="pt_PT" w:bidi="pt_PT"/>
+        </w:rPr>
+        <w:t>22.17–21</w:t>
+      </w:r>
       <w:r>
         <w:rPr>
           <w:lang w:val="pt_PT" w:bidi="pt_PT"/>
@@ -3818,18 +2840,12 @@
         </w:rPr>
         <w:t>em Jerusalém antes de sua viagem para Roma (</w:t>
       </w:r>
-      <w:hyperlink r:id="rId135">
-        <w:r>
-          <w:rPr>
-            <w:lang w:val="pt_PT" w:bidi="pt_PT"/>
-          </w:rPr>
-          <w:rPr>
-            <w:color w:val="0000EE"/>
-            <w:u w:val="single"/>
-          </w:rPr>
-          <w:t>23.11</w:t>
-        </w:r>
-      </w:hyperlink>
+      <w:r>
+        <w:rPr>
+          <w:lang w:val="pt_PT" w:bidi="pt_PT"/>
+        </w:rPr>
+        <w:t>23.11</w:t>
+      </w:r>
       <w:r>
         <w:rPr>
           <w:lang w:val="pt_PT" w:bidi="pt_PT"/>
@@ -3898,18 +2914,12 @@
         </w:rPr>
         <w:t xml:space="preserve">; veja também </w:t>
       </w:r>
-      <w:hyperlink r:id="rId146">
-        <w:r>
-          <w:rPr>
-            <w:lang w:val="pt_PT" w:bidi="pt_PT"/>
-          </w:rPr>
-          <w:rPr>
-            <w:color w:val="0000EE"/>
-            <w:u w:val="single"/>
-          </w:rPr>
-          <w:t>Gálatas 1.8–9</w:t>
-        </w:r>
-      </w:hyperlink>
+      <w:r>
+        <w:rPr>
+          <w:lang w:val="pt_PT" w:bidi="pt_PT"/>
+        </w:rPr>
+        <w:t>Gálatas 1.8–9</w:t>
+      </w:r>
       <w:r>
         <w:rPr>
           <w:lang w:val="pt_PT" w:bidi="pt_PT"/>
@@ -3951,450 +2961,300 @@
           <w:lang w:val="pt_PT" w:bidi="pt_PT"/>
         </w:rPr>
       </w:r>
-      <w:hyperlink r:id="rId128">
-        <w:r>
-          <w:rPr>
-            <w:lang w:val="pt_PT" w:bidi="pt_PT"/>
-          </w:rPr>
-          <w:rPr>
-            <w:color w:val="0000EE"/>
-            <w:u w:val="single"/>
-          </w:rPr>
-          <w:t>Gênesis 37.5–10</w:t>
-        </w:r>
-      </w:hyperlink>
-      <w:r>
-        <w:rPr>
-          <w:lang w:val="pt_PT" w:bidi="pt_PT"/>
-        </w:rPr>
-        <w:t xml:space="preserve">; </w:t>
-      </w:r>
-      <w:hyperlink r:id="rId147">
-        <w:r>
-          <w:rPr>
-            <w:lang w:val="pt_PT" w:bidi="pt_PT"/>
-          </w:rPr>
-          <w:rPr>
-            <w:color w:val="0000EE"/>
-            <w:u w:val="single"/>
-          </w:rPr>
-          <w:t>40.1–41.36</w:t>
-        </w:r>
-      </w:hyperlink>
-      <w:r>
-        <w:rPr>
-          <w:lang w:val="pt_PT" w:bidi="pt_PT"/>
-        </w:rPr>
-        <w:t xml:space="preserve">; </w:t>
-      </w:r>
-      <w:hyperlink r:id="rId131">
-        <w:r>
-          <w:rPr>
-            <w:lang w:val="pt_PT" w:bidi="pt_PT"/>
-          </w:rPr>
-          <w:rPr>
-            <w:color w:val="0000EE"/>
-            <w:u w:val="single"/>
-          </w:rPr>
-          <w:t>Isaías 6.1–13</w:t>
-        </w:r>
-      </w:hyperlink>
-      <w:r>
-        <w:rPr>
-          <w:lang w:val="pt_PT" w:bidi="pt_PT"/>
-        </w:rPr>
-        <w:t xml:space="preserve">; </w:t>
-      </w:r>
-      <w:hyperlink r:id="rId148">
-        <w:r>
-          <w:rPr>
-            <w:lang w:val="pt_PT" w:bidi="pt_PT"/>
-          </w:rPr>
-          <w:rPr>
-            <w:color w:val="0000EE"/>
-            <w:u w:val="single"/>
-          </w:rPr>
-          <w:t>Jeremias 14.14</w:t>
-        </w:r>
-      </w:hyperlink>
-      <w:r>
-        <w:rPr>
-          <w:lang w:val="pt_PT" w:bidi="pt_PT"/>
-        </w:rPr>
-        <w:t xml:space="preserve">; </w:t>
-      </w:r>
-      <w:hyperlink r:id="rId130">
-        <w:r>
-          <w:rPr>
-            <w:lang w:val="pt_PT" w:bidi="pt_PT"/>
-          </w:rPr>
-          <w:rPr>
-            <w:color w:val="0000EE"/>
-            <w:u w:val="single"/>
-          </w:rPr>
-          <w:t>Ezequiel 37.1–14</w:t>
-        </w:r>
-      </w:hyperlink>
-      <w:r>
-        <w:rPr>
-          <w:lang w:val="pt_PT" w:bidi="pt_PT"/>
-        </w:rPr>
-        <w:t xml:space="preserve">; </w:t>
-      </w:r>
-      <w:hyperlink r:id="rId149">
-        <w:r>
-          <w:rPr>
-            <w:lang w:val="pt_PT" w:bidi="pt_PT"/>
-          </w:rPr>
-          <w:rPr>
-            <w:color w:val="0000EE"/>
-            <w:u w:val="single"/>
-          </w:rPr>
-          <w:t>Daniel 8.1–27</w:t>
-        </w:r>
-      </w:hyperlink>
-      <w:r>
-        <w:rPr>
-          <w:lang w:val="pt_PT" w:bidi="pt_PT"/>
-        </w:rPr>
-        <w:t xml:space="preserve">; </w:t>
-      </w:r>
-      <w:hyperlink r:id="rId150">
-        <w:r>
-          <w:rPr>
-            <w:lang w:val="pt_PT" w:bidi="pt_PT"/>
-          </w:rPr>
-          <w:rPr>
-            <w:color w:val="0000EE"/>
-            <w:u w:val="single"/>
-          </w:rPr>
-          <w:t>9.21</w:t>
-        </w:r>
-      </w:hyperlink>
-      <w:r>
-        <w:rPr>
-          <w:lang w:val="pt_PT" w:bidi="pt_PT"/>
-        </w:rPr>
-        <w:t xml:space="preserve">; </w:t>
-      </w:r>
-      <w:hyperlink r:id="rId151">
-        <w:r>
-          <w:rPr>
-            <w:lang w:val="pt_PT" w:bidi="pt_PT"/>
-          </w:rPr>
-          <w:rPr>
-            <w:color w:val="0000EE"/>
-            <w:u w:val="single"/>
-          </w:rPr>
-          <w:t>Oséias 12.10</w:t>
-        </w:r>
-      </w:hyperlink>
-      <w:r>
-        <w:rPr>
-          <w:lang w:val="pt_PT" w:bidi="pt_PT"/>
-        </w:rPr>
-        <w:t xml:space="preserve">; </w:t>
-      </w:r>
-      <w:hyperlink r:id="rId152">
-        <w:r>
-          <w:rPr>
-            <w:lang w:val="pt_PT" w:bidi="pt_PT"/>
-          </w:rPr>
-          <w:rPr>
-            <w:color w:val="0000EE"/>
-            <w:u w:val="single"/>
-          </w:rPr>
-          <w:t>Obadias 1.1</w:t>
-        </w:r>
-      </w:hyperlink>
-      <w:r>
-        <w:rPr>
-          <w:lang w:val="pt_PT" w:bidi="pt_PT"/>
-        </w:rPr>
-        <w:t xml:space="preserve">; </w:t>
-      </w:r>
-      <w:hyperlink r:id="rId153">
-        <w:r>
-          <w:rPr>
-            <w:lang w:val="pt_PT" w:bidi="pt_PT"/>
-          </w:rPr>
-          <w:rPr>
-            <w:color w:val="0000EE"/>
-            <w:u w:val="single"/>
-          </w:rPr>
-          <w:t>Habacuque 2.3</w:t>
-        </w:r>
-      </w:hyperlink>
-      <w:r>
-        <w:rPr>
-          <w:lang w:val="pt_PT" w:bidi="pt_PT"/>
-        </w:rPr>
-        <w:t xml:space="preserve">; </w:t>
-      </w:r>
-      <w:hyperlink r:id="rId136">
-        <w:r>
-          <w:rPr>
-            <w:lang w:val="pt_PT" w:bidi="pt_PT"/>
-          </w:rPr>
-          <w:rPr>
-            <w:color w:val="0000EE"/>
-            <w:u w:val="single"/>
-          </w:rPr>
-          <w:t>Lucas 1.8–20</w:t>
-        </w:r>
-      </w:hyperlink>
-      <w:r>
-        <w:rPr>
-          <w:lang w:val="pt_PT" w:bidi="pt_PT"/>
-        </w:rPr>
-        <w:t xml:space="preserve">; </w:t>
-      </w:r>
-      <w:hyperlink r:id="rId141">
-        <w:r>
-          <w:rPr>
-            <w:lang w:val="pt_PT" w:bidi="pt_PT"/>
-          </w:rPr>
-          <w:rPr>
-            <w:color w:val="0000EE"/>
-            <w:u w:val="single"/>
-          </w:rPr>
-          <w:t>Atos 9.3–6</w:t>
-        </w:r>
-      </w:hyperlink>
+      <w:r>
+        <w:rPr>
+          <w:lang w:val="pt_PT" w:bidi="pt_PT"/>
+        </w:rPr>
+        <w:t>Gênesis 37.5–10</w:t>
+      </w:r>
+      <w:r>
+        <w:rPr>
+          <w:lang w:val="pt_PT" w:bidi="pt_PT"/>
+        </w:rPr>
+        <w:t xml:space="preserve">; </w:t>
+      </w:r>
+      <w:r>
+        <w:rPr>
+          <w:lang w:val="pt_PT" w:bidi="pt_PT"/>
+        </w:rPr>
+        <w:t>40.1–41.36</w:t>
+      </w:r>
+      <w:r>
+        <w:rPr>
+          <w:lang w:val="pt_PT" w:bidi="pt_PT"/>
+        </w:rPr>
+        <w:t xml:space="preserve">; </w:t>
+      </w:r>
+      <w:r>
+        <w:rPr>
+          <w:lang w:val="pt_PT" w:bidi="pt_PT"/>
+        </w:rPr>
+        <w:t>Isaías 6.1–13</w:t>
+      </w:r>
+      <w:r>
+        <w:rPr>
+          <w:lang w:val="pt_PT" w:bidi="pt_PT"/>
+        </w:rPr>
+        <w:t xml:space="preserve">; </w:t>
+      </w:r>
+      <w:r>
+        <w:rPr>
+          <w:lang w:val="pt_PT" w:bidi="pt_PT"/>
+        </w:rPr>
+        <w:t>Jeremias 14.14</w:t>
+      </w:r>
+      <w:r>
+        <w:rPr>
+          <w:lang w:val="pt_PT" w:bidi="pt_PT"/>
+        </w:rPr>
+        <w:t xml:space="preserve">; </w:t>
+      </w:r>
+      <w:r>
+        <w:rPr>
+          <w:lang w:val="pt_PT" w:bidi="pt_PT"/>
+        </w:rPr>
+        <w:t>Ezequiel 37.1–14</w:t>
+      </w:r>
+      <w:r>
+        <w:rPr>
+          <w:lang w:val="pt_PT" w:bidi="pt_PT"/>
+        </w:rPr>
+        <w:t xml:space="preserve">; </w:t>
+      </w:r>
+      <w:r>
+        <w:rPr>
+          <w:lang w:val="pt_PT" w:bidi="pt_PT"/>
+        </w:rPr>
+        <w:t>Daniel 8.1–27</w:t>
+      </w:r>
+      <w:r>
+        <w:rPr>
+          <w:lang w:val="pt_PT" w:bidi="pt_PT"/>
+        </w:rPr>
+        <w:t xml:space="preserve">; </w:t>
+      </w:r>
+      <w:r>
+        <w:rPr>
+          <w:lang w:val="pt_PT" w:bidi="pt_PT"/>
+        </w:rPr>
+        <w:t>9.21</w:t>
+      </w:r>
+      <w:r>
+        <w:rPr>
+          <w:lang w:val="pt_PT" w:bidi="pt_PT"/>
+        </w:rPr>
+        <w:t xml:space="preserve">; </w:t>
+      </w:r>
+      <w:r>
+        <w:rPr>
+          <w:lang w:val="pt_PT" w:bidi="pt_PT"/>
+        </w:rPr>
+        <w:t>Oséias 12.10</w:t>
+      </w:r>
+      <w:r>
+        <w:rPr>
+          <w:lang w:val="pt_PT" w:bidi="pt_PT"/>
+        </w:rPr>
+        <w:t xml:space="preserve">; </w:t>
+      </w:r>
+      <w:r>
+        <w:rPr>
+          <w:lang w:val="pt_PT" w:bidi="pt_PT"/>
+        </w:rPr>
+        <w:t>Obadias 1.1</w:t>
+      </w:r>
+      <w:r>
+        <w:rPr>
+          <w:lang w:val="pt_PT" w:bidi="pt_PT"/>
+        </w:rPr>
+        <w:t xml:space="preserve">; </w:t>
+      </w:r>
+      <w:r>
+        <w:rPr>
+          <w:lang w:val="pt_PT" w:bidi="pt_PT"/>
+        </w:rPr>
+        <w:t>Habacuque 2.3</w:t>
+      </w:r>
+      <w:r>
+        <w:rPr>
+          <w:lang w:val="pt_PT" w:bidi="pt_PT"/>
+        </w:rPr>
+        <w:t xml:space="preserve">; </w:t>
+      </w:r>
+      <w:r>
+        <w:rPr>
+          <w:lang w:val="pt_PT" w:bidi="pt_PT"/>
+        </w:rPr>
+        <w:t>Lucas 1.8–20</w:t>
+      </w:r>
+      <w:r>
+        <w:rPr>
+          <w:lang w:val="pt_PT" w:bidi="pt_PT"/>
+        </w:rPr>
+        <w:t xml:space="preserve">; </w:t>
+      </w:r>
+      <w:r>
+        <w:rPr>
+          <w:lang w:val="pt_PT" w:bidi="pt_PT"/>
+        </w:rPr>
+        <w:t>Atos 9.3–6</w:t>
+      </w:r>
       <w:r>
         <w:rPr>
           <w:lang w:val="pt_PT" w:bidi="pt_PT"/>
         </w:rPr>
         <w:t>,</w:t>
       </w:r>
-      <w:hyperlink r:id="rId142">
-        <w:r>
-          <w:rPr>
-            <w:lang w:val="pt_PT" w:bidi="pt_PT"/>
-          </w:rPr>
-          <w:rPr>
-            <w:color w:val="0000EE"/>
-            <w:u w:val="single"/>
-          </w:rPr>
-          <w:t>10–16</w:t>
-        </w:r>
-      </w:hyperlink>
-      <w:r>
-        <w:rPr>
-          <w:lang w:val="pt_PT" w:bidi="pt_PT"/>
-        </w:rPr>
-        <w:t xml:space="preserve">; </w:t>
-      </w:r>
-      <w:hyperlink r:id="rId154">
-        <w:r>
-          <w:rPr>
-            <w:lang w:val="pt_PT" w:bidi="pt_PT"/>
-          </w:rPr>
-          <w:rPr>
-            <w:color w:val="0000EE"/>
-            <w:u w:val="single"/>
-          </w:rPr>
-          <w:t>10.3–6</w:t>
-        </w:r>
-      </w:hyperlink>
+      <w:r>
+        <w:rPr>
+          <w:lang w:val="pt_PT" w:bidi="pt_PT"/>
+        </w:rPr>
+        <w:t>10–16</w:t>
+      </w:r>
+      <w:r>
+        <w:rPr>
+          <w:lang w:val="pt_PT" w:bidi="pt_PT"/>
+        </w:rPr>
+        <w:t xml:space="preserve">; </w:t>
+      </w:r>
+      <w:r>
+        <w:rPr>
+          <w:lang w:val="pt_PT" w:bidi="pt_PT"/>
+        </w:rPr>
+        <w:t>10.3–6</w:t>
+      </w:r>
       <w:r>
         <w:rPr>
           <w:lang w:val="pt_PT" w:bidi="pt_PT"/>
         </w:rPr>
         <w:t>,</w:t>
       </w:r>
-      <w:hyperlink r:id="rId139">
-        <w:r>
-          <w:rPr>
-            <w:lang w:val="pt_PT" w:bidi="pt_PT"/>
-          </w:rPr>
-          <w:rPr>
-            <w:color w:val="0000EE"/>
-            <w:u w:val="single"/>
-          </w:rPr>
-          <w:t>9–16</w:t>
-        </w:r>
-      </w:hyperlink>
+      <w:r>
+        <w:rPr>
+          <w:lang w:val="pt_PT" w:bidi="pt_PT"/>
+        </w:rPr>
+        <w:t>9–16</w:t>
+      </w:r>
       <w:r>
         <w:rPr>
           <w:lang w:val="pt_PT" w:bidi="pt_PT"/>
         </w:rPr>
         <w:t>,</w:t>
       </w:r>
-      <w:hyperlink r:id="rId138">
-        <w:r>
-          <w:rPr>
-            <w:lang w:val="pt_PT" w:bidi="pt_PT"/>
-          </w:rPr>
-          <w:rPr>
-            <w:color w:val="0000EE"/>
-            <w:u w:val="single"/>
-          </w:rPr>
-          <w:t>30–32</w:t>
-        </w:r>
-      </w:hyperlink>
-      <w:r>
-        <w:rPr>
-          <w:lang w:val="pt_PT" w:bidi="pt_PT"/>
-        </w:rPr>
-        <w:t xml:space="preserve">; </w:t>
-      </w:r>
-      <w:hyperlink r:id="rId155">
-        <w:r>
-          <w:rPr>
-            <w:lang w:val="pt_PT" w:bidi="pt_PT"/>
-          </w:rPr>
-          <w:rPr>
-            <w:color w:val="0000EE"/>
-            <w:u w:val="single"/>
-          </w:rPr>
-          <w:t>11.5–9</w:t>
-        </w:r>
-      </w:hyperlink>
-      <w:r>
-        <w:rPr>
-          <w:lang w:val="pt_PT" w:bidi="pt_PT"/>
-        </w:rPr>
-        <w:t xml:space="preserve">; </w:t>
-      </w:r>
-      <w:hyperlink r:id="rId156">
-        <w:r>
-          <w:rPr>
-            <w:lang w:val="pt_PT" w:bidi="pt_PT"/>
-          </w:rPr>
-          <w:rPr>
-            <w:color w:val="0000EE"/>
-            <w:u w:val="single"/>
-          </w:rPr>
-          <w:t>16.9–10</w:t>
-        </w:r>
-      </w:hyperlink>
-      <w:r>
-        <w:rPr>
-          <w:lang w:val="pt_PT" w:bidi="pt_PT"/>
-        </w:rPr>
-        <w:t xml:space="preserve">; </w:t>
-      </w:r>
-      <w:hyperlink r:id="rId145">
-        <w:r>
-          <w:rPr>
-            <w:lang w:val="pt_PT" w:bidi="pt_PT"/>
-          </w:rPr>
-          <w:rPr>
-            <w:color w:val="0000EE"/>
-            <w:u w:val="single"/>
-          </w:rPr>
-          <w:t>18.9–11</w:t>
-        </w:r>
-      </w:hyperlink>
-      <w:r>
-        <w:rPr>
-          <w:lang w:val="pt_PT" w:bidi="pt_PT"/>
-        </w:rPr>
-        <w:t xml:space="preserve">; </w:t>
-      </w:r>
-      <w:hyperlink r:id="rId143">
-        <w:r>
-          <w:rPr>
-            <w:lang w:val="pt_PT" w:bidi="pt_PT"/>
-          </w:rPr>
-          <w:rPr>
-            <w:color w:val="0000EE"/>
-            <w:u w:val="single"/>
-          </w:rPr>
-          <w:t>22.6–10</w:t>
-        </w:r>
-      </w:hyperlink>
+      <w:r>
+        <w:rPr>
+          <w:lang w:val="pt_PT" w:bidi="pt_PT"/>
+        </w:rPr>
+        <w:t>30–32</w:t>
+      </w:r>
+      <w:r>
+        <w:rPr>
+          <w:lang w:val="pt_PT" w:bidi="pt_PT"/>
+        </w:rPr>
+        <w:t xml:space="preserve">; </w:t>
+      </w:r>
+      <w:r>
+        <w:rPr>
+          <w:lang w:val="pt_PT" w:bidi="pt_PT"/>
+        </w:rPr>
+        <w:t>11.5–9</w:t>
+      </w:r>
+      <w:r>
+        <w:rPr>
+          <w:lang w:val="pt_PT" w:bidi="pt_PT"/>
+        </w:rPr>
+        <w:t xml:space="preserve">; </w:t>
+      </w:r>
+      <w:r>
+        <w:rPr>
+          <w:lang w:val="pt_PT" w:bidi="pt_PT"/>
+        </w:rPr>
+        <w:t>16.9–10</w:t>
+      </w:r>
+      <w:r>
+        <w:rPr>
+          <w:lang w:val="pt_PT" w:bidi="pt_PT"/>
+        </w:rPr>
+        <w:t xml:space="preserve">; </w:t>
+      </w:r>
+      <w:r>
+        <w:rPr>
+          <w:lang w:val="pt_PT" w:bidi="pt_PT"/>
+        </w:rPr>
+        <w:t>18.9–11</w:t>
+      </w:r>
+      <w:r>
+        <w:rPr>
+          <w:lang w:val="pt_PT" w:bidi="pt_PT"/>
+        </w:rPr>
+        <w:t xml:space="preserve">; </w:t>
+      </w:r>
+      <w:r>
+        <w:rPr>
+          <w:lang w:val="pt_PT" w:bidi="pt_PT"/>
+        </w:rPr>
+        <w:t>22.6–10</w:t>
+      </w:r>
       <w:r>
         <w:rPr>
           <w:lang w:val="pt_PT" w:bidi="pt_PT"/>
         </w:rPr>
         <w:t>,</w:t>
       </w:r>
-      <w:hyperlink r:id="rId134">
-        <w:r>
-          <w:rPr>
-            <w:lang w:val="pt_PT" w:bidi="pt_PT"/>
-          </w:rPr>
-          <w:rPr>
-            <w:color w:val="0000EE"/>
-            <w:u w:val="single"/>
-          </w:rPr>
-          <w:t>17–21</w:t>
-        </w:r>
-      </w:hyperlink>
-      <w:r>
-        <w:rPr>
-          <w:lang w:val="pt_PT" w:bidi="pt_PT"/>
-        </w:rPr>
-        <w:t xml:space="preserve">; </w:t>
-      </w:r>
-      <w:hyperlink r:id="rId135">
-        <w:r>
-          <w:rPr>
-            <w:lang w:val="pt_PT" w:bidi="pt_PT"/>
-          </w:rPr>
-          <w:rPr>
-            <w:color w:val="0000EE"/>
-            <w:u w:val="single"/>
-          </w:rPr>
-          <w:t>23.11</w:t>
-        </w:r>
-      </w:hyperlink>
-      <w:r>
-        <w:rPr>
-          <w:lang w:val="pt_PT" w:bidi="pt_PT"/>
-        </w:rPr>
-        <w:t xml:space="preserve">; </w:t>
-      </w:r>
-      <w:hyperlink r:id="rId157">
-        <w:r>
-          <w:rPr>
-            <w:lang w:val="pt_PT" w:bidi="pt_PT"/>
-          </w:rPr>
-          <w:rPr>
-            <w:color w:val="0000EE"/>
-            <w:u w:val="single"/>
-          </w:rPr>
-          <w:t>26.14–19</w:t>
-        </w:r>
-      </w:hyperlink>
-      <w:r>
-        <w:rPr>
-          <w:lang w:val="pt_PT" w:bidi="pt_PT"/>
-        </w:rPr>
-        <w:t xml:space="preserve">; </w:t>
-      </w:r>
-      <w:hyperlink r:id="rId158">
-        <w:r>
-          <w:rPr>
-            <w:lang w:val="pt_PT" w:bidi="pt_PT"/>
-          </w:rPr>
-          <w:rPr>
-            <w:color w:val="0000EE"/>
-            <w:u w:val="single"/>
-          </w:rPr>
-          <w:t>2 Coríntios 12.1–10</w:t>
-        </w:r>
-      </w:hyperlink>
-      <w:r>
-        <w:rPr>
-          <w:lang w:val="pt_PT" w:bidi="pt_PT"/>
-        </w:rPr>
-        <w:t xml:space="preserve">; </w:t>
-      </w:r>
-      <w:hyperlink r:id="rId159">
-        <w:r>
-          <w:rPr>
-            <w:lang w:val="pt_PT" w:bidi="pt_PT"/>
-          </w:rPr>
-          <w:rPr>
-            <w:color w:val="0000EE"/>
-            <w:u w:val="single"/>
-          </w:rPr>
-          <w:t>Apocalipse 1.9–22.7</w:t>
-        </w:r>
-      </w:hyperlink>
+      <w:r>
+        <w:rPr>
+          <w:lang w:val="pt_PT" w:bidi="pt_PT"/>
+        </w:rPr>
+        <w:t>17–21</w:t>
+      </w:r>
+      <w:r>
+        <w:rPr>
+          <w:lang w:val="pt_PT" w:bidi="pt_PT"/>
+        </w:rPr>
+        <w:t xml:space="preserve">; </w:t>
+      </w:r>
+      <w:r>
+        <w:rPr>
+          <w:lang w:val="pt_PT" w:bidi="pt_PT"/>
+        </w:rPr>
+        <w:t>23.11</w:t>
+      </w:r>
+      <w:r>
+        <w:rPr>
+          <w:lang w:val="pt_PT" w:bidi="pt_PT"/>
+        </w:rPr>
+        <w:t xml:space="preserve">; </w:t>
+      </w:r>
+      <w:r>
+        <w:rPr>
+          <w:lang w:val="pt_PT" w:bidi="pt_PT"/>
+        </w:rPr>
+        <w:t>26.14–19</w:t>
+      </w:r>
+      <w:r>
+        <w:rPr>
+          <w:lang w:val="pt_PT" w:bidi="pt_PT"/>
+        </w:rPr>
+        <w:t xml:space="preserve">; </w:t>
+      </w:r>
+      <w:r>
+        <w:rPr>
+          <w:lang w:val="pt_PT" w:bidi="pt_PT"/>
+        </w:rPr>
+        <w:t>2 Coríntios 12.1–10</w:t>
+      </w:r>
+      <w:r>
+        <w:rPr>
+          <w:lang w:val="pt_PT" w:bidi="pt_PT"/>
+        </w:rPr>
+        <w:t xml:space="preserve">; </w:t>
+      </w:r>
+      <w:r>
+        <w:rPr>
+          <w:lang w:val="pt_PT" w:bidi="pt_PT"/>
+        </w:rPr>
+        <w:t>Apocalipse 1.9–22.7</w:t>
+      </w:r>
       <w:r>
         <w:rPr>
           <w:lang w:val="pt_PT" w:bidi="pt_PT"/>
@@ -4443,18 +3303,12 @@
         </w:rPr>
         <w:t>O apóstolo Paulo escreve da prisão: “Para mim, viver é Cristo” (</w:t>
       </w:r>
-      <w:hyperlink r:id="rId160">
-        <w:r>
-          <w:rPr>
-            <w:lang w:val="pt_PT" w:bidi="pt_PT"/>
-          </w:rPr>
-          <w:rPr>
-            <w:color w:val="0000EE"/>
-            <w:u w:val="single"/>
-          </w:rPr>
-          <w:t>1.21</w:t>
-        </w:r>
-      </w:hyperlink>
+      <w:r>
+        <w:rPr>
+          <w:lang w:val="pt_PT" w:bidi="pt_PT"/>
+        </w:rPr>
+        <w:t>1.21</w:t>
+      </w:r>
       <w:r>
         <w:rPr>
           <w:lang w:val="pt_PT" w:bidi="pt_PT"/>
@@ -4490,18 +3344,12 @@
         </w:rPr>
         <w:t xml:space="preserve">Isso inclui a sua salvação. Eles demonstram sua gratidão comprometendo suas vidas ao serviço dele (veja </w:t>
       </w:r>
-      <w:hyperlink r:id="rId161">
-        <w:r>
-          <w:rPr>
-            <w:lang w:val="pt_PT" w:bidi="pt_PT"/>
-          </w:rPr>
-          <w:rPr>
-            <w:color w:val="0000EE"/>
-            <w:u w:val="single"/>
-          </w:rPr>
-          <w:t>Romanos 12.1</w:t>
-        </w:r>
-      </w:hyperlink>
+      <w:r>
+        <w:rPr>
+          <w:lang w:val="pt_PT" w:bidi="pt_PT"/>
+        </w:rPr>
+        <w:t>Romanos 12.1</w:t>
+      </w:r>
       <w:r>
         <w:rPr>
           <w:lang w:val="pt_PT" w:bidi="pt_PT"/>
@@ -4533,36 +3381,24 @@
         </w:rPr>
         <w:t xml:space="preserve">. Eles seguem a orientação de Cristo em suas vidas. Eles compreendem que pertencem ao Senhor e não vivem apenas para si mesmos (veja </w:t>
       </w:r>
-      <w:hyperlink r:id="rId162">
-        <w:r>
-          <w:rPr>
-            <w:lang w:val="pt_PT" w:bidi="pt_PT"/>
-          </w:rPr>
-          <w:rPr>
-            <w:color w:val="0000EE"/>
-            <w:u w:val="single"/>
-          </w:rPr>
-          <w:t>Romanos 14.7–9</w:t>
-        </w:r>
-      </w:hyperlink>
-      <w:r>
-        <w:rPr>
-          <w:lang w:val="pt_PT" w:bidi="pt_PT"/>
-        </w:rPr>
-        <w:t xml:space="preserve">; </w:t>
-      </w:r>
-      <w:hyperlink r:id="rId163">
-        <w:r>
-          <w:rPr>
-            <w:lang w:val="pt_PT" w:bidi="pt_PT"/>
-          </w:rPr>
-          <w:rPr>
-            <w:color w:val="0000EE"/>
-            <w:u w:val="single"/>
-          </w:rPr>
-          <w:t>2 Coríntios 5.14–15</w:t>
-        </w:r>
-      </w:hyperlink>
+      <w:r>
+        <w:rPr>
+          <w:lang w:val="pt_PT" w:bidi="pt_PT"/>
+        </w:rPr>
+        <w:t>Romanos 14.7–9</w:t>
+      </w:r>
+      <w:r>
+        <w:rPr>
+          <w:lang w:val="pt_PT" w:bidi="pt_PT"/>
+        </w:rPr>
+        <w:t xml:space="preserve">; </w:t>
+      </w:r>
+      <w:r>
+        <w:rPr>
+          <w:lang w:val="pt_PT" w:bidi="pt_PT"/>
+        </w:rPr>
+        <w:t>2 Coríntios 5.14–15</w:t>
+      </w:r>
       <w:r>
         <w:rPr>
           <w:lang w:val="pt_PT" w:bidi="pt_PT"/>
@@ -4594,108 +3430,72 @@
         </w:rPr>
         <w:t xml:space="preserve">. Eles "morreram com Cristo" e estão "vivos para Deus em Cristo Jesus" (veja </w:t>
       </w:r>
-      <w:hyperlink r:id="rId164">
-        <w:r>
-          <w:rPr>
-            <w:lang w:val="pt_PT" w:bidi="pt_PT"/>
-          </w:rPr>
-          <w:rPr>
-            <w:color w:val="0000EE"/>
-            <w:u w:val="single"/>
-          </w:rPr>
-          <w:t>Romanos 6.3–14</w:t>
-        </w:r>
-      </w:hyperlink>
+      <w:r>
+        <w:rPr>
+          <w:lang w:val="pt_PT" w:bidi="pt_PT"/>
+        </w:rPr>
+        <w:t>Romanos 6.3–14</w:t>
+      </w:r>
       <w:r>
         <w:rPr>
           <w:lang w:val="pt_PT" w:bidi="pt_PT"/>
         </w:rPr>
         <w:t xml:space="preserve">; compare </w:t>
       </w:r>
-      <w:hyperlink r:id="rId165">
-        <w:r>
-          <w:rPr>
-            <w:lang w:val="pt_PT" w:bidi="pt_PT"/>
-          </w:rPr>
-          <w:rPr>
-            <w:color w:val="0000EE"/>
-            <w:u w:val="single"/>
-          </w:rPr>
-          <w:t>Gálatas 2.19–20</w:t>
-        </w:r>
-      </w:hyperlink>
+      <w:r>
+        <w:rPr>
+          <w:lang w:val="pt_PT" w:bidi="pt_PT"/>
+        </w:rPr>
+        <w:t>Gálatas 2.19–20</w:t>
+      </w:r>
       <w:r>
         <w:rPr>
           <w:lang w:val="pt_PT" w:bidi="pt_PT"/>
         </w:rPr>
         <w:t>). Eles têm uma nova identidade em Cristo (</w:t>
       </w:r>
-      <w:hyperlink r:id="rId166">
-        <w:r>
-          <w:rPr>
-            <w:lang w:val="pt_PT" w:bidi="pt_PT"/>
-          </w:rPr>
-          <w:rPr>
-            <w:color w:val="0000EE"/>
-            <w:u w:val="single"/>
-          </w:rPr>
-          <w:t>Romanos 8.14–17</w:t>
-        </w:r>
-      </w:hyperlink>
-      <w:r>
-        <w:rPr>
-          <w:lang w:val="pt_PT" w:bidi="pt_PT"/>
-        </w:rPr>
-        <w:t xml:space="preserve">; </w:t>
-      </w:r>
-      <w:hyperlink r:id="rId167">
-        <w:r>
-          <w:rPr>
-            <w:lang w:val="pt_PT" w:bidi="pt_PT"/>
-          </w:rPr>
-          <w:rPr>
-            <w:color w:val="0000EE"/>
-            <w:u w:val="single"/>
-          </w:rPr>
-          <w:t>Efésios 1.11</w:t>
-        </w:r>
-      </w:hyperlink>
+      <w:r>
+        <w:rPr>
+          <w:lang w:val="pt_PT" w:bidi="pt_PT"/>
+        </w:rPr>
+        <w:t>Romanos 8.14–17</w:t>
+      </w:r>
+      <w:r>
+        <w:rPr>
+          <w:lang w:val="pt_PT" w:bidi="pt_PT"/>
+        </w:rPr>
+        <w:t xml:space="preserve">; </w:t>
+      </w:r>
+      <w:r>
+        <w:rPr>
+          <w:lang w:val="pt_PT" w:bidi="pt_PT"/>
+        </w:rPr>
+        <w:t>Efésios 1.11</w:t>
+      </w:r>
       <w:r>
         <w:rPr>
           <w:lang w:val="pt_PT" w:bidi="pt_PT"/>
         </w:rPr>
         <w:t>,</w:t>
       </w:r>
-      <w:hyperlink r:id="rId168">
-        <w:r>
-          <w:rPr>
-            <w:lang w:val="pt_PT" w:bidi="pt_PT"/>
-          </w:rPr>
-          <w:rPr>
-            <w:color w:val="0000EE"/>
-            <w:u w:val="single"/>
-          </w:rPr>
-          <w:t>14</w:t>
-        </w:r>
-      </w:hyperlink>
-      <w:r>
-        <w:rPr>
-          <w:lang w:val="pt_PT" w:bidi="pt_PT"/>
-        </w:rPr>
-        <w:t xml:space="preserve">; </w:t>
-      </w:r>
-      <w:hyperlink r:id="rId169">
-        <w:r>
-          <w:rPr>
-            <w:lang w:val="pt_PT" w:bidi="pt_PT"/>
-          </w:rPr>
-          <w:rPr>
-            <w:color w:val="0000EE"/>
-            <w:u w:val="single"/>
-          </w:rPr>
-          <w:t>Filipenses 3.20</w:t>
-        </w:r>
-      </w:hyperlink>
+      <w:r>
+        <w:rPr>
+          <w:lang w:val="pt_PT" w:bidi="pt_PT"/>
+        </w:rPr>
+        <w:t>14</w:t>
+      </w:r>
+      <w:r>
+        <w:rPr>
+          <w:lang w:val="pt_PT" w:bidi="pt_PT"/>
+        </w:rPr>
+        <w:t xml:space="preserve">; </w:t>
+      </w:r>
+      <w:r>
+        <w:rPr>
+          <w:lang w:val="pt_PT" w:bidi="pt_PT"/>
+        </w:rPr>
+        <w:t>Filipenses 3.20</w:t>
+      </w:r>
       <w:r>
         <w:rPr>
           <w:lang w:val="pt_PT" w:bidi="pt_PT"/>
@@ -4727,54 +3527,36 @@
         </w:rPr>
         <w:t xml:space="preserve"> As coisas mundanas que antes pareciam importantes perderam seu apelo. Nada se compara ao imenso valor de conhecer Cristo (</w:t>
       </w:r>
-      <w:hyperlink r:id="rId170">
-        <w:r>
-          <w:rPr>
-            <w:lang w:val="pt_PT" w:bidi="pt_PT"/>
-          </w:rPr>
-          <w:rPr>
-            <w:color w:val="0000EE"/>
-            <w:u w:val="single"/>
-          </w:rPr>
-          <w:t>Filipenses 3.7–11</w:t>
-        </w:r>
-      </w:hyperlink>
-      <w:r>
-        <w:rPr>
-          <w:lang w:val="pt_PT" w:bidi="pt_PT"/>
-        </w:rPr>
-        <w:t xml:space="preserve">; </w:t>
-      </w:r>
-      <w:hyperlink r:id="rId171">
-        <w:r>
-          <w:rPr>
-            <w:lang w:val="pt_PT" w:bidi="pt_PT"/>
-          </w:rPr>
-          <w:rPr>
-            <w:color w:val="0000EE"/>
-            <w:u w:val="single"/>
-          </w:rPr>
-          <w:t>Efésios 1.3–3.21</w:t>
-        </w:r>
-      </w:hyperlink>
-      <w:r>
-        <w:rPr>
-          <w:lang w:val="pt_PT" w:bidi="pt_PT"/>
-        </w:rPr>
-        <w:t xml:space="preserve">; </w:t>
-      </w:r>
-      <w:hyperlink r:id="rId172">
-        <w:r>
-          <w:rPr>
-            <w:lang w:val="pt_PT" w:bidi="pt_PT"/>
-          </w:rPr>
-          <w:rPr>
-            <w:color w:val="0000EE"/>
-            <w:u w:val="single"/>
-          </w:rPr>
-          <w:t>Colossenses 1.15–3.4</w:t>
-        </w:r>
-      </w:hyperlink>
+      <w:r>
+        <w:rPr>
+          <w:lang w:val="pt_PT" w:bidi="pt_PT"/>
+        </w:rPr>
+        <w:t>Filipenses 3.7–11</w:t>
+      </w:r>
+      <w:r>
+        <w:rPr>
+          <w:lang w:val="pt_PT" w:bidi="pt_PT"/>
+        </w:rPr>
+        <w:t xml:space="preserve">; </w:t>
+      </w:r>
+      <w:r>
+        <w:rPr>
+          <w:lang w:val="pt_PT" w:bidi="pt_PT"/>
+        </w:rPr>
+        <w:t>Efésios 1.3–3.21</w:t>
+      </w:r>
+      <w:r>
+        <w:rPr>
+          <w:lang w:val="pt_PT" w:bidi="pt_PT"/>
+        </w:rPr>
+        <w:t xml:space="preserve">; </w:t>
+      </w:r>
+      <w:r>
+        <w:rPr>
+          <w:lang w:val="pt_PT" w:bidi="pt_PT"/>
+        </w:rPr>
+        <w:t>Colossenses 1.15–3.4</w:t>
+      </w:r>
       <w:r>
         <w:rPr>
           <w:lang w:val="pt_PT" w:bidi="pt_PT"/>
@@ -4804,216 +3586,144 @@
           <w:lang w:val="pt_PT" w:bidi="pt_PT"/>
         </w:rPr>
       </w:r>
-      <w:hyperlink r:id="rId164">
-        <w:r>
-          <w:rPr>
-            <w:lang w:val="pt_PT" w:bidi="pt_PT"/>
-          </w:rPr>
-          <w:rPr>
-            <w:color w:val="0000EE"/>
-            <w:u w:val="single"/>
-          </w:rPr>
-          <w:t>Romanos 6.3–14</w:t>
-        </w:r>
-      </w:hyperlink>
-      <w:r>
-        <w:rPr>
-          <w:lang w:val="pt_PT" w:bidi="pt_PT"/>
-        </w:rPr>
-        <w:t xml:space="preserve">; </w:t>
-      </w:r>
-      <w:hyperlink r:id="rId166">
-        <w:r>
-          <w:rPr>
-            <w:lang w:val="pt_PT" w:bidi="pt_PT"/>
-          </w:rPr>
-          <w:rPr>
-            <w:color w:val="0000EE"/>
-            <w:u w:val="single"/>
-          </w:rPr>
-          <w:t>8.14–17</w:t>
-        </w:r>
-      </w:hyperlink>
-      <w:r>
-        <w:rPr>
-          <w:lang w:val="pt_PT" w:bidi="pt_PT"/>
-        </w:rPr>
-        <w:t xml:space="preserve">; </w:t>
-      </w:r>
-      <w:hyperlink r:id="rId161">
-        <w:r>
-          <w:rPr>
-            <w:lang w:val="pt_PT" w:bidi="pt_PT"/>
-          </w:rPr>
-          <w:rPr>
-            <w:color w:val="0000EE"/>
-            <w:u w:val="single"/>
-          </w:rPr>
-          <w:t>12.1</w:t>
-        </w:r>
-      </w:hyperlink>
-      <w:r>
-        <w:rPr>
-          <w:lang w:val="pt_PT" w:bidi="pt_PT"/>
-        </w:rPr>
-        <w:t xml:space="preserve">; </w:t>
-      </w:r>
-      <w:hyperlink r:id="rId162">
-        <w:r>
-          <w:rPr>
-            <w:lang w:val="pt_PT" w:bidi="pt_PT"/>
-          </w:rPr>
-          <w:rPr>
-            <w:color w:val="0000EE"/>
-            <w:u w:val="single"/>
-          </w:rPr>
-          <w:t>14.7–9</w:t>
-        </w:r>
-      </w:hyperlink>
-      <w:r>
-        <w:rPr>
-          <w:lang w:val="pt_PT" w:bidi="pt_PT"/>
-        </w:rPr>
-        <w:t xml:space="preserve">; </w:t>
-      </w:r>
-      <w:hyperlink r:id="rId173">
-        <w:r>
-          <w:rPr>
-            <w:lang w:val="pt_PT" w:bidi="pt_PT"/>
-          </w:rPr>
-          <w:rPr>
-            <w:color w:val="0000EE"/>
-            <w:u w:val="single"/>
-          </w:rPr>
-          <w:t>1 Coríntios 6.19</w:t>
-        </w:r>
-      </w:hyperlink>
-      <w:r>
-        <w:rPr>
-          <w:lang w:val="pt_PT" w:bidi="pt_PT"/>
-        </w:rPr>
-        <w:t xml:space="preserve">; </w:t>
-      </w:r>
-      <w:hyperlink r:id="rId163">
-        <w:r>
-          <w:rPr>
-            <w:lang w:val="pt_PT" w:bidi="pt_PT"/>
-          </w:rPr>
-          <w:rPr>
-            <w:color w:val="0000EE"/>
-            <w:u w:val="single"/>
-          </w:rPr>
-          <w:t>2 Coríntios 5.14–15</w:t>
-        </w:r>
-      </w:hyperlink>
-      <w:r>
-        <w:rPr>
-          <w:lang w:val="pt_PT" w:bidi="pt_PT"/>
-        </w:rPr>
-        <w:t xml:space="preserve">; </w:t>
-      </w:r>
-      <w:hyperlink r:id="rId165">
-        <w:r>
-          <w:rPr>
-            <w:lang w:val="pt_PT" w:bidi="pt_PT"/>
-          </w:rPr>
-          <w:rPr>
-            <w:color w:val="0000EE"/>
-            <w:u w:val="single"/>
-          </w:rPr>
-          <w:t>Gálatas 2.19–20</w:t>
-        </w:r>
-      </w:hyperlink>
-      <w:r>
-        <w:rPr>
-          <w:lang w:val="pt_PT" w:bidi="pt_PT"/>
-        </w:rPr>
-        <w:t xml:space="preserve">; </w:t>
-      </w:r>
-      <w:hyperlink r:id="rId167">
-        <w:r>
-          <w:rPr>
-            <w:lang w:val="pt_PT" w:bidi="pt_PT"/>
-          </w:rPr>
-          <w:rPr>
-            <w:color w:val="0000EE"/>
-            <w:u w:val="single"/>
-          </w:rPr>
-          <w:t>Efésios 1.11</w:t>
-        </w:r>
-      </w:hyperlink>
+      <w:r>
+        <w:rPr>
+          <w:lang w:val="pt_PT" w:bidi="pt_PT"/>
+        </w:rPr>
+        <w:t>Romanos 6.3–14</w:t>
+      </w:r>
+      <w:r>
+        <w:rPr>
+          <w:lang w:val="pt_PT" w:bidi="pt_PT"/>
+        </w:rPr>
+        <w:t xml:space="preserve">; </w:t>
+      </w:r>
+      <w:r>
+        <w:rPr>
+          <w:lang w:val="pt_PT" w:bidi="pt_PT"/>
+        </w:rPr>
+        <w:t>8.14–17</w:t>
+      </w:r>
+      <w:r>
+        <w:rPr>
+          <w:lang w:val="pt_PT" w:bidi="pt_PT"/>
+        </w:rPr>
+        <w:t xml:space="preserve">; </w:t>
+      </w:r>
+      <w:r>
+        <w:rPr>
+          <w:lang w:val="pt_PT" w:bidi="pt_PT"/>
+        </w:rPr>
+        <w:t>12.1</w:t>
+      </w:r>
+      <w:r>
+        <w:rPr>
+          <w:lang w:val="pt_PT" w:bidi="pt_PT"/>
+        </w:rPr>
+        <w:t xml:space="preserve">; </w:t>
+      </w:r>
+      <w:r>
+        <w:rPr>
+          <w:lang w:val="pt_PT" w:bidi="pt_PT"/>
+        </w:rPr>
+        <w:t>14.7–9</w:t>
+      </w:r>
+      <w:r>
+        <w:rPr>
+          <w:lang w:val="pt_PT" w:bidi="pt_PT"/>
+        </w:rPr>
+        <w:t xml:space="preserve">; </w:t>
+      </w:r>
+      <w:r>
+        <w:rPr>
+          <w:lang w:val="pt_PT" w:bidi="pt_PT"/>
+        </w:rPr>
+        <w:t>1 Coríntios 6.19</w:t>
+      </w:r>
+      <w:r>
+        <w:rPr>
+          <w:lang w:val="pt_PT" w:bidi="pt_PT"/>
+        </w:rPr>
+        <w:t xml:space="preserve">; </w:t>
+      </w:r>
+      <w:r>
+        <w:rPr>
+          <w:lang w:val="pt_PT" w:bidi="pt_PT"/>
+        </w:rPr>
+        <w:t>2 Coríntios 5.14–15</w:t>
+      </w:r>
+      <w:r>
+        <w:rPr>
+          <w:lang w:val="pt_PT" w:bidi="pt_PT"/>
+        </w:rPr>
+        <w:t xml:space="preserve">; </w:t>
+      </w:r>
+      <w:r>
+        <w:rPr>
+          <w:lang w:val="pt_PT" w:bidi="pt_PT"/>
+        </w:rPr>
+        <w:t>Gálatas 2.19–20</w:t>
+      </w:r>
+      <w:r>
+        <w:rPr>
+          <w:lang w:val="pt_PT" w:bidi="pt_PT"/>
+        </w:rPr>
+        <w:t xml:space="preserve">; </w:t>
+      </w:r>
+      <w:r>
+        <w:rPr>
+          <w:lang w:val="pt_PT" w:bidi="pt_PT"/>
+        </w:rPr>
+        <w:t>Efésios 1.11</w:t>
+      </w:r>
       <w:r>
         <w:rPr>
           <w:lang w:val="pt_PT" w:bidi="pt_PT"/>
         </w:rPr>
         <w:t>,</w:t>
       </w:r>
-      <w:hyperlink r:id="rId168">
-        <w:r>
-          <w:rPr>
-            <w:lang w:val="pt_PT" w:bidi="pt_PT"/>
-          </w:rPr>
-          <w:rPr>
-            <w:color w:val="0000EE"/>
-            <w:u w:val="single"/>
-          </w:rPr>
-          <w:t>14</w:t>
-        </w:r>
-      </w:hyperlink>
-      <w:r>
-        <w:rPr>
-          <w:lang w:val="pt_PT" w:bidi="pt_PT"/>
-        </w:rPr>
-        <w:t xml:space="preserve">; </w:t>
-      </w:r>
-      <w:hyperlink r:id="rId160">
-        <w:r>
-          <w:rPr>
-            <w:lang w:val="pt_PT" w:bidi="pt_PT"/>
-          </w:rPr>
-          <w:rPr>
-            <w:color w:val="0000EE"/>
-            <w:u w:val="single"/>
-          </w:rPr>
-          <w:t>Filipenses 1.21</w:t>
-        </w:r>
-      </w:hyperlink>
-      <w:r>
-        <w:rPr>
-          <w:lang w:val="pt_PT" w:bidi="pt_PT"/>
-        </w:rPr>
-        <w:t xml:space="preserve">; </w:t>
-      </w:r>
-      <w:hyperlink r:id="rId170">
-        <w:r>
-          <w:rPr>
-            <w:lang w:val="pt_PT" w:bidi="pt_PT"/>
-          </w:rPr>
-          <w:rPr>
-            <w:color w:val="0000EE"/>
-            <w:u w:val="single"/>
-          </w:rPr>
-          <w:t>3.7–11</w:t>
-        </w:r>
-      </w:hyperlink>
+      <w:r>
+        <w:rPr>
+          <w:lang w:val="pt_PT" w:bidi="pt_PT"/>
+        </w:rPr>
+        <w:t>14</w:t>
+      </w:r>
+      <w:r>
+        <w:rPr>
+          <w:lang w:val="pt_PT" w:bidi="pt_PT"/>
+        </w:rPr>
+        <w:t xml:space="preserve">; </w:t>
+      </w:r>
+      <w:r>
+        <w:rPr>
+          <w:lang w:val="pt_PT" w:bidi="pt_PT"/>
+        </w:rPr>
+        <w:t>Filipenses 1.21</w:t>
+      </w:r>
+      <w:r>
+        <w:rPr>
+          <w:lang w:val="pt_PT" w:bidi="pt_PT"/>
+        </w:rPr>
+        <w:t xml:space="preserve">; </w:t>
+      </w:r>
+      <w:r>
+        <w:rPr>
+          <w:lang w:val="pt_PT" w:bidi="pt_PT"/>
+        </w:rPr>
+        <w:t>3.7–11</w:t>
+      </w:r>
       <w:r>
         <w:rPr>
           <w:lang w:val="pt_PT" w:bidi="pt_PT"/>
         </w:rPr>
         <w:t>,</w:t>
       </w:r>
-      <w:hyperlink r:id="rId169">
-        <w:r>
-          <w:rPr>
-            <w:lang w:val="pt_PT" w:bidi="pt_PT"/>
-          </w:rPr>
-          <w:rPr>
-            <w:color w:val="0000EE"/>
-            <w:u w:val="single"/>
-          </w:rPr>
-          <w:t>20</w:t>
-        </w:r>
-      </w:hyperlink>
+      <w:r>
+        <w:rPr>
+          <w:lang w:val="pt_PT" w:bidi="pt_PT"/>
+        </w:rPr>
+        <w:t>20</w:t>
+      </w:r>
       <w:r>
         <w:rPr>
           <w:lang w:val="pt_PT" w:bidi="pt_PT"/>
@@ -5094,18 +3804,12 @@
         </w:rPr>
         <w:t>Jacó deu um décimo de seus ganhos (</w:t>
       </w:r>
-      <w:hyperlink r:id="rId174">
-        <w:r>
-          <w:rPr>
-            <w:lang w:val="pt_PT" w:bidi="pt_PT"/>
-          </w:rPr>
-          <w:rPr>
-            <w:color w:val="0000EE"/>
-            <w:u w:val="single"/>
-          </w:rPr>
-          <w:t>Gênesis 28.20–22</w:t>
-        </w:r>
-      </w:hyperlink>
+      <w:r>
+        <w:rPr>
+          <w:lang w:val="pt_PT" w:bidi="pt_PT"/>
+        </w:rPr>
+        <w:t>Gênesis 28.20–22</w:t>
+      </w:r>
       <w:r>
         <w:rPr>
           <w:lang w:val="pt_PT" w:bidi="pt_PT"/>
@@ -5130,18 +3834,12 @@
         </w:rPr>
         <w:t>Os israelitas prometeram dar a Deus os despojos de guerra dos cananeus (</w:t>
       </w:r>
-      <w:hyperlink r:id="rId175">
-        <w:r>
-          <w:rPr>
-            <w:lang w:val="pt_PT" w:bidi="pt_PT"/>
-          </w:rPr>
-          <w:rPr>
-            <w:color w:val="0000EE"/>
-            <w:u w:val="single"/>
-          </w:rPr>
-          <w:t>Números 21.2</w:t>
-        </w:r>
-      </w:hyperlink>
+      <w:r>
+        <w:rPr>
+          <w:lang w:val="pt_PT" w:bidi="pt_PT"/>
+        </w:rPr>
+        <w:t>Números 21.2</w:t>
+      </w:r>
       <w:r>
         <w:rPr>
           <w:lang w:val="pt_PT" w:bidi="pt_PT"/>
@@ -5166,18 +3864,12 @@
         </w:rPr>
         <w:t>Ana comprometeu-se a dar seu filho como servo por toda a vida ao Senhor (</w:t>
       </w:r>
-      <w:hyperlink r:id="rId176">
-        <w:r>
-          <w:rPr>
-            <w:lang w:val="pt_PT" w:bidi="pt_PT"/>
-          </w:rPr>
-          <w:rPr>
-            <w:color w:val="0000EE"/>
-            <w:u w:val="single"/>
-          </w:rPr>
-          <w:t>1 Samuel 1.11</w:t>
-        </w:r>
-      </w:hyperlink>
+      <w:r>
+        <w:rPr>
+          <w:lang w:val="pt_PT" w:bidi="pt_PT"/>
+        </w:rPr>
+        <w:t>1 Samuel 1.11</w:t>
+      </w:r>
       <w:r>
         <w:rPr>
           <w:lang w:val="pt_PT" w:bidi="pt_PT"/>
@@ -5202,18 +3894,12 @@
         </w:rPr>
         <w:t>Absalão ofereceu sacrifícios a Deus em Hebrom (</w:t>
       </w:r>
-      <w:hyperlink r:id="rId177">
-        <w:r>
-          <w:rPr>
-            <w:lang w:val="pt_PT" w:bidi="pt_PT"/>
-          </w:rPr>
-          <w:rPr>
-            <w:color w:val="0000EE"/>
-            <w:u w:val="single"/>
-          </w:rPr>
-          <w:t>2 Samuel 15.8</w:t>
-        </w:r>
-      </w:hyperlink>
+      <w:r>
+        <w:rPr>
+          <w:lang w:val="pt_PT" w:bidi="pt_PT"/>
+        </w:rPr>
+        <w:t>2 Samuel 15.8</w:t>
+      </w:r>
       <w:r>
         <w:rPr>
           <w:lang w:val="pt_PT" w:bidi="pt_PT"/>
@@ -5234,54 +3920,36 @@
         </w:rPr>
         <w:t xml:space="preserve">As leis sacrificiais frequentemente mencionam regras para votos. Os israelitas faziam votos com base na resposta de Deus aos seus pedidos. Eles então cumpriam seus votos a Deus, muitas vezes oferecendo ofertas (por exemplo, </w:t>
       </w:r>
-      <w:hyperlink r:id="rId178">
-        <w:r>
-          <w:rPr>
-            <w:lang w:val="pt_PT" w:bidi="pt_PT"/>
-          </w:rPr>
-          <w:rPr>
-            <w:color w:val="0000EE"/>
-            <w:u w:val="single"/>
-          </w:rPr>
-          <w:t>Levítico 7.16</w:t>
-        </w:r>
-      </w:hyperlink>
-      <w:r>
-        <w:rPr>
-          <w:lang w:val="pt_PT" w:bidi="pt_PT"/>
-        </w:rPr>
-        <w:t xml:space="preserve">; </w:t>
-      </w:r>
-      <w:hyperlink r:id="rId179">
-        <w:r>
-          <w:rPr>
-            <w:lang w:val="pt_PT" w:bidi="pt_PT"/>
-          </w:rPr>
-          <w:rPr>
-            <w:color w:val="0000EE"/>
-            <w:u w:val="single"/>
-          </w:rPr>
-          <w:t>22.23</w:t>
-        </w:r>
-      </w:hyperlink>
-      <w:r>
-        <w:rPr>
-          <w:lang w:val="pt_PT" w:bidi="pt_PT"/>
-        </w:rPr>
-        <w:t xml:space="preserve">; </w:t>
-      </w:r>
-      <w:hyperlink r:id="rId180">
-        <w:r>
-          <w:rPr>
-            <w:lang w:val="pt_PT" w:bidi="pt_PT"/>
-          </w:rPr>
-          <w:rPr>
-            <w:color w:val="0000EE"/>
-            <w:u w:val="single"/>
-          </w:rPr>
-          <w:t>Deuteronômio 12.11</w:t>
-        </w:r>
-      </w:hyperlink>
+      <w:r>
+        <w:rPr>
+          <w:lang w:val="pt_PT" w:bidi="pt_PT"/>
+        </w:rPr>
+        <w:t>Levítico 7.16</w:t>
+      </w:r>
+      <w:r>
+        <w:rPr>
+          <w:lang w:val="pt_PT" w:bidi="pt_PT"/>
+        </w:rPr>
+        <w:t xml:space="preserve">; </w:t>
+      </w:r>
+      <w:r>
+        <w:rPr>
+          <w:lang w:val="pt_PT" w:bidi="pt_PT"/>
+        </w:rPr>
+        <w:t>22.23</w:t>
+      </w:r>
+      <w:r>
+        <w:rPr>
+          <w:lang w:val="pt_PT" w:bidi="pt_PT"/>
+        </w:rPr>
+        <w:t xml:space="preserve">; </w:t>
+      </w:r>
+      <w:r>
+        <w:rPr>
+          <w:lang w:val="pt_PT" w:bidi="pt_PT"/>
+        </w:rPr>
+        <w:t>Deuteronômio 12.11</w:t>
+      </w:r>
       <w:r>
         <w:rPr>
           <w:lang w:val="pt_PT" w:bidi="pt_PT"/>
@@ -5302,72 +3970,48 @@
         </w:rPr>
         <w:t>No entanto, as pessoas poderiam tirar proveito dos votos. A própria lei adverte contra isso (</w:t>
       </w:r>
-      <w:hyperlink r:id="rId181">
-        <w:r>
-          <w:rPr>
-            <w:lang w:val="pt_PT" w:bidi="pt_PT"/>
-          </w:rPr>
-          <w:rPr>
-            <w:color w:val="0000EE"/>
-            <w:u w:val="single"/>
-          </w:rPr>
-          <w:t>Deuteronômio 23.21–23</w:t>
-        </w:r>
-      </w:hyperlink>
+      <w:r>
+        <w:rPr>
+          <w:lang w:val="pt_PT" w:bidi="pt_PT"/>
+        </w:rPr>
+        <w:t>Deuteronômio 23.21–23</w:t>
+      </w:r>
       <w:r>
         <w:rPr>
           <w:lang w:val="pt_PT" w:bidi="pt_PT"/>
         </w:rPr>
         <w:t xml:space="preserve">). Assim como os ensinamentos de sabedoria (por exemplo, </w:t>
       </w:r>
-      <w:hyperlink r:id="rId182">
-        <w:r>
-          <w:rPr>
-            <w:lang w:val="pt_PT" w:bidi="pt_PT"/>
-          </w:rPr>
-          <w:rPr>
-            <w:color w:val="0000EE"/>
-            <w:u w:val="single"/>
-          </w:rPr>
-          <w:t>Provérbios 7.10–14</w:t>
-        </w:r>
-      </w:hyperlink>
-      <w:r>
-        <w:rPr>
-          <w:lang w:val="pt_PT" w:bidi="pt_PT"/>
-        </w:rPr>
-        <w:t xml:space="preserve">; </w:t>
-      </w:r>
-      <w:hyperlink r:id="rId183">
-        <w:r>
-          <w:rPr>
-            <w:lang w:val="pt_PT" w:bidi="pt_PT"/>
-          </w:rPr>
-          <w:rPr>
-            <w:color w:val="0000EE"/>
-            <w:u w:val="single"/>
-          </w:rPr>
-          <w:t>20.25</w:t>
-        </w:r>
-      </w:hyperlink>
+      <w:r>
+        <w:rPr>
+          <w:lang w:val="pt_PT" w:bidi="pt_PT"/>
+        </w:rPr>
+        <w:t>Provérbios 7.10–14</w:t>
+      </w:r>
+      <w:r>
+        <w:rPr>
+          <w:lang w:val="pt_PT" w:bidi="pt_PT"/>
+        </w:rPr>
+        <w:t xml:space="preserve">; </w:t>
+      </w:r>
+      <w:r>
+        <w:rPr>
+          <w:lang w:val="pt_PT" w:bidi="pt_PT"/>
+        </w:rPr>
+        <w:t>20.25</w:t>
+      </w:r>
       <w:r>
         <w:rPr>
           <w:lang w:val="pt_PT" w:bidi="pt_PT"/>
         </w:rPr>
         <w:t xml:space="preserve">). Além disso, os livros dos profetas (veja, por exemplo, </w:t>
       </w:r>
-      <w:hyperlink r:id="rId184">
-        <w:r>
-          <w:rPr>
-            <w:lang w:val="pt_PT" w:bidi="pt_PT"/>
-          </w:rPr>
-          <w:rPr>
-            <w:color w:val="0000EE"/>
-            <w:u w:val="single"/>
-          </w:rPr>
-          <w:t>Jeremias 44.25</w:t>
-        </w:r>
-      </w:hyperlink>
+      <w:r>
+        <w:rPr>
+          <w:lang w:val="pt_PT" w:bidi="pt_PT"/>
+        </w:rPr>
+        <w:t>Jeremias 44.25</w:t>
+      </w:r>
       <w:r>
         <w:rPr>
           <w:lang w:val="pt_PT" w:bidi="pt_PT"/>
@@ -5388,90 +4032,60 @@
         </w:rPr>
         <w:t>O rei Saul frequentemente fazia votos tolos (</w:t>
       </w:r>
-      <w:hyperlink r:id="rId185">
-        <w:r>
-          <w:rPr>
-            <w:lang w:val="pt_PT" w:bidi="pt_PT"/>
-          </w:rPr>
-          <w:rPr>
-            <w:color w:val="0000EE"/>
-            <w:u w:val="single"/>
-          </w:rPr>
-          <w:t>1 Samuel 14.24–28</w:t>
-        </w:r>
-      </w:hyperlink>
+      <w:r>
+        <w:rPr>
+          <w:lang w:val="pt_PT" w:bidi="pt_PT"/>
+        </w:rPr>
+        <w:t>1 Samuel 14.24–28</w:t>
+      </w:r>
       <w:r>
         <w:rPr>
           <w:lang w:val="pt_PT" w:bidi="pt_PT"/>
         </w:rPr>
         <w:t>). Ele não cumpria os votos que fazia (</w:t>
       </w:r>
-      <w:hyperlink r:id="rId186">
-        <w:r>
-          <w:rPr>
-            <w:lang w:val="pt_PT" w:bidi="pt_PT"/>
-          </w:rPr>
-          <w:rPr>
-            <w:color w:val="0000EE"/>
-            <w:u w:val="single"/>
-          </w:rPr>
-          <w:t>19.6</w:t>
-        </w:r>
-      </w:hyperlink>
+      <w:r>
+        <w:rPr>
+          <w:lang w:val="pt_PT" w:bidi="pt_PT"/>
+        </w:rPr>
+        <w:t>19.6</w:t>
+      </w:r>
       <w:r>
         <w:rPr>
           <w:lang w:val="pt_PT" w:bidi="pt_PT"/>
         </w:rPr>
         <w:t>). As pessoas podem não cumprir ou reembolsar votos impensados, o que poderia levar Deus a puni-las. É melhor não fazer um voto do que quebrá-lo (</w:t>
       </w:r>
-      <w:hyperlink r:id="rId187">
-        <w:r>
-          <w:rPr>
-            <w:lang w:val="pt_PT" w:bidi="pt_PT"/>
-          </w:rPr>
-          <w:rPr>
-            <w:color w:val="0000EE"/>
-            <w:u w:val="single"/>
-          </w:rPr>
-          <w:t>Eclesiastes 5.3–5</w:t>
-        </w:r>
-      </w:hyperlink>
+      <w:r>
+        <w:rPr>
+          <w:lang w:val="pt_PT" w:bidi="pt_PT"/>
+        </w:rPr>
+        <w:t>Eclesiastes 5.3–5</w:t>
+      </w:r>
       <w:r>
         <w:rPr>
           <w:lang w:val="pt_PT" w:bidi="pt_PT"/>
         </w:rPr>
         <w:t>). Jesus nos ordena a viver com tanta honestidade e integridade que não precisamos fazer votos (</w:t>
       </w:r>
-      <w:hyperlink r:id="rId188">
-        <w:r>
-          <w:rPr>
-            <w:lang w:val="pt_PT" w:bidi="pt_PT"/>
-          </w:rPr>
-          <w:rPr>
-            <w:color w:val="0000EE"/>
-            <w:u w:val="single"/>
-          </w:rPr>
-          <w:t>Mateus 5.33–37</w:t>
-        </w:r>
-      </w:hyperlink>
+      <w:r>
+        <w:rPr>
+          <w:lang w:val="pt_PT" w:bidi="pt_PT"/>
+        </w:rPr>
+        <w:t>Mateus 5.33–37</w:t>
+      </w:r>
       <w:r>
         <w:rPr>
           <w:lang w:val="pt_PT" w:bidi="pt_PT"/>
         </w:rPr>
         <w:t xml:space="preserve">; compare </w:t>
       </w:r>
-      <w:hyperlink r:id="rId189">
-        <w:r>
-          <w:rPr>
-            <w:lang w:val="pt_PT" w:bidi="pt_PT"/>
-          </w:rPr>
-          <w:rPr>
-            <w:color w:val="0000EE"/>
-            <w:u w:val="single"/>
-          </w:rPr>
-          <w:t>Tiago 5.12</w:t>
-        </w:r>
-      </w:hyperlink>
+      <w:r>
+        <w:rPr>
+          <w:lang w:val="pt_PT" w:bidi="pt_PT"/>
+        </w:rPr>
+        <w:t>Tiago 5.12</w:t>
+      </w:r>
       <w:r>
         <w:rPr>
           <w:lang w:val="pt_PT" w:bidi="pt_PT"/>
@@ -5501,288 +4115,192 @@
           <w:lang w:val="pt_PT" w:bidi="pt_PT"/>
         </w:rPr>
       </w:r>
-      <w:hyperlink r:id="rId174">
-        <w:r>
-          <w:rPr>
-            <w:lang w:val="pt_PT" w:bidi="pt_PT"/>
-          </w:rPr>
-          <w:rPr>
-            <w:color w:val="0000EE"/>
-            <w:u w:val="single"/>
-          </w:rPr>
-          <w:t>Gênesis 28.20–22</w:t>
-        </w:r>
-      </w:hyperlink>
-      <w:r>
-        <w:rPr>
-          <w:lang w:val="pt_PT" w:bidi="pt_PT"/>
-        </w:rPr>
-        <w:t xml:space="preserve">; </w:t>
-      </w:r>
-      <w:hyperlink r:id="rId190">
-        <w:r>
-          <w:rPr>
-            <w:lang w:val="pt_PT" w:bidi="pt_PT"/>
-          </w:rPr>
-          <w:rPr>
-            <w:color w:val="0000EE"/>
-            <w:u w:val="single"/>
-          </w:rPr>
-          <w:t>Números 21.2–3</w:t>
-        </w:r>
-      </w:hyperlink>
-      <w:r>
-        <w:rPr>
-          <w:lang w:val="pt_PT" w:bidi="pt_PT"/>
-        </w:rPr>
-        <w:t xml:space="preserve">; </w:t>
-      </w:r>
-      <w:hyperlink r:id="rId191">
-        <w:r>
-          <w:rPr>
-            <w:lang w:val="pt_PT" w:bidi="pt_PT"/>
-          </w:rPr>
-          <w:rPr>
-            <w:color w:val="0000EE"/>
-            <w:u w:val="single"/>
-          </w:rPr>
-          <w:t>30.1–16</w:t>
-        </w:r>
-      </w:hyperlink>
-      <w:r>
-        <w:rPr>
-          <w:lang w:val="pt_PT" w:bidi="pt_PT"/>
-        </w:rPr>
-        <w:t xml:space="preserve">; </w:t>
-      </w:r>
-      <w:hyperlink r:id="rId192">
-        <w:r>
-          <w:rPr>
-            <w:lang w:val="pt_PT" w:bidi="pt_PT"/>
-          </w:rPr>
-          <w:rPr>
-            <w:color w:val="0000EE"/>
-            <w:u w:val="single"/>
-          </w:rPr>
-          <w:t>Deuteronômio 23.18–23</w:t>
-        </w:r>
-      </w:hyperlink>
-      <w:r>
-        <w:rPr>
-          <w:lang w:val="pt_PT" w:bidi="pt_PT"/>
-        </w:rPr>
-        <w:t xml:space="preserve">; </w:t>
-      </w:r>
-      <w:hyperlink r:id="rId193">
-        <w:r>
-          <w:rPr>
-            <w:lang w:val="pt_PT" w:bidi="pt_PT"/>
-          </w:rPr>
-          <w:rPr>
-            <w:color w:val="0000EE"/>
-            <w:u w:val="single"/>
-          </w:rPr>
-          <w:t>Juízes 11.30–40</w:t>
-        </w:r>
-      </w:hyperlink>
-      <w:r>
-        <w:rPr>
-          <w:lang w:val="pt_PT" w:bidi="pt_PT"/>
-        </w:rPr>
-        <w:t xml:space="preserve">; </w:t>
-      </w:r>
-      <w:hyperlink r:id="rId176">
-        <w:r>
-          <w:rPr>
-            <w:lang w:val="pt_PT" w:bidi="pt_PT"/>
-          </w:rPr>
-          <w:rPr>
-            <w:color w:val="0000EE"/>
-            <w:u w:val="single"/>
-          </w:rPr>
-          <w:t>1 Samuel 1.11</w:t>
-        </w:r>
-      </w:hyperlink>
+      <w:r>
+        <w:rPr>
+          <w:lang w:val="pt_PT" w:bidi="pt_PT"/>
+        </w:rPr>
+        <w:t>Gênesis 28.20–22</w:t>
+      </w:r>
+      <w:r>
+        <w:rPr>
+          <w:lang w:val="pt_PT" w:bidi="pt_PT"/>
+        </w:rPr>
+        <w:t xml:space="preserve">; </w:t>
+      </w:r>
+      <w:r>
+        <w:rPr>
+          <w:lang w:val="pt_PT" w:bidi="pt_PT"/>
+        </w:rPr>
+        <w:t>Números 21.2–3</w:t>
+      </w:r>
+      <w:r>
+        <w:rPr>
+          <w:lang w:val="pt_PT" w:bidi="pt_PT"/>
+        </w:rPr>
+        <w:t xml:space="preserve">; </w:t>
+      </w:r>
+      <w:r>
+        <w:rPr>
+          <w:lang w:val="pt_PT" w:bidi="pt_PT"/>
+        </w:rPr>
+        <w:t>30.1–16</w:t>
+      </w:r>
+      <w:r>
+        <w:rPr>
+          <w:lang w:val="pt_PT" w:bidi="pt_PT"/>
+        </w:rPr>
+        <w:t xml:space="preserve">; </w:t>
+      </w:r>
+      <w:r>
+        <w:rPr>
+          <w:lang w:val="pt_PT" w:bidi="pt_PT"/>
+        </w:rPr>
+        <w:t>Deuteronômio 23.18–23</w:t>
+      </w:r>
+      <w:r>
+        <w:rPr>
+          <w:lang w:val="pt_PT" w:bidi="pt_PT"/>
+        </w:rPr>
+        <w:t xml:space="preserve">; </w:t>
+      </w:r>
+      <w:r>
+        <w:rPr>
+          <w:lang w:val="pt_PT" w:bidi="pt_PT"/>
+        </w:rPr>
+        <w:t>Juízes 11.30–40</w:t>
+      </w:r>
+      <w:r>
+        <w:rPr>
+          <w:lang w:val="pt_PT" w:bidi="pt_PT"/>
+        </w:rPr>
+        <w:t xml:space="preserve">; </w:t>
+      </w:r>
+      <w:r>
+        <w:rPr>
+          <w:lang w:val="pt_PT" w:bidi="pt_PT"/>
+        </w:rPr>
+        <w:t>1 Samuel 1.11</w:t>
+      </w:r>
       <w:r>
         <w:rPr>
           <w:lang w:val="pt_PT" w:bidi="pt_PT"/>
         </w:rPr>
         <w:t>,</w:t>
       </w:r>
-      <w:hyperlink r:id="rId194">
-        <w:r>
-          <w:rPr>
-            <w:lang w:val="pt_PT" w:bidi="pt_PT"/>
-          </w:rPr>
-          <w:rPr>
-            <w:color w:val="0000EE"/>
-            <w:u w:val="single"/>
-          </w:rPr>
-          <w:t>24–28</w:t>
-        </w:r>
-      </w:hyperlink>
-      <w:r>
-        <w:rPr>
-          <w:lang w:val="pt_PT" w:bidi="pt_PT"/>
-        </w:rPr>
-        <w:t xml:space="preserve">; </w:t>
-      </w:r>
-      <w:hyperlink r:id="rId195">
-        <w:r>
-          <w:rPr>
-            <w:lang w:val="pt_PT" w:bidi="pt_PT"/>
-          </w:rPr>
-          <w:rPr>
-            <w:color w:val="0000EE"/>
-            <w:u w:val="single"/>
-          </w:rPr>
-          <w:t>14.24–45</w:t>
-        </w:r>
-      </w:hyperlink>
-      <w:r>
-        <w:rPr>
-          <w:lang w:val="pt_PT" w:bidi="pt_PT"/>
-        </w:rPr>
-        <w:t xml:space="preserve">; </w:t>
-      </w:r>
-      <w:hyperlink r:id="rId196">
-        <w:r>
-          <w:rPr>
-            <w:lang w:val="pt_PT" w:bidi="pt_PT"/>
-          </w:rPr>
-          <w:rPr>
-            <w:color w:val="0000EE"/>
-            <w:u w:val="single"/>
-          </w:rPr>
-          <w:t>Salmo 76.11</w:t>
-        </w:r>
-      </w:hyperlink>
-      <w:r>
-        <w:rPr>
-          <w:lang w:val="pt_PT" w:bidi="pt_PT"/>
-        </w:rPr>
-        <w:t xml:space="preserve">; </w:t>
-      </w:r>
-      <w:hyperlink r:id="rId183">
-        <w:r>
-          <w:rPr>
-            <w:lang w:val="pt_PT" w:bidi="pt_PT"/>
-          </w:rPr>
-          <w:rPr>
-            <w:color w:val="0000EE"/>
-            <w:u w:val="single"/>
-          </w:rPr>
-          <w:t>Provérbios 20.25</w:t>
-        </w:r>
-      </w:hyperlink>
-      <w:r>
-        <w:rPr>
-          <w:lang w:val="pt_PT" w:bidi="pt_PT"/>
-        </w:rPr>
-        <w:t xml:space="preserve">; </w:t>
-      </w:r>
-      <w:hyperlink r:id="rId187">
-        <w:r>
-          <w:rPr>
-            <w:lang w:val="pt_PT" w:bidi="pt_PT"/>
-          </w:rPr>
-          <w:rPr>
-            <w:color w:val="0000EE"/>
-            <w:u w:val="single"/>
-          </w:rPr>
-          <w:t>Eclesiastes 5.3–5</w:t>
-        </w:r>
-      </w:hyperlink>
-      <w:r>
-        <w:rPr>
-          <w:lang w:val="pt_PT" w:bidi="pt_PT"/>
-        </w:rPr>
-        <w:t xml:space="preserve">; </w:t>
-      </w:r>
-      <w:hyperlink r:id="rId197">
-        <w:r>
-          <w:rPr>
-            <w:lang w:val="pt_PT" w:bidi="pt_PT"/>
-          </w:rPr>
-          <w:rPr>
-            <w:color w:val="0000EE"/>
-            <w:u w:val="single"/>
-          </w:rPr>
-          <w:t>Malaquias 1.14</w:t>
-        </w:r>
-      </w:hyperlink>
-      <w:r>
-        <w:rPr>
-          <w:lang w:val="pt_PT" w:bidi="pt_PT"/>
-        </w:rPr>
-        <w:t xml:space="preserve">; </w:t>
-      </w:r>
-      <w:hyperlink r:id="rId188">
-        <w:r>
-          <w:rPr>
-            <w:lang w:val="pt_PT" w:bidi="pt_PT"/>
-          </w:rPr>
-          <w:rPr>
-            <w:color w:val="0000EE"/>
-            <w:u w:val="single"/>
-          </w:rPr>
-          <w:t>Mateus 5.33–37</w:t>
-        </w:r>
-      </w:hyperlink>
-      <w:r>
-        <w:rPr>
-          <w:lang w:val="pt_PT" w:bidi="pt_PT"/>
-        </w:rPr>
-        <w:t xml:space="preserve">; </w:t>
-      </w:r>
-      <w:hyperlink r:id="rId198">
-        <w:r>
-          <w:rPr>
-            <w:lang w:val="pt_PT" w:bidi="pt_PT"/>
-          </w:rPr>
-          <w:rPr>
-            <w:color w:val="0000EE"/>
-            <w:u w:val="single"/>
-          </w:rPr>
-          <w:t>Atos 18.18</w:t>
-        </w:r>
-      </w:hyperlink>
-      <w:r>
-        <w:rPr>
-          <w:lang w:val="pt_PT" w:bidi="pt_PT"/>
-        </w:rPr>
-        <w:t xml:space="preserve">; </w:t>
-      </w:r>
-      <w:hyperlink r:id="rId199">
-        <w:r>
-          <w:rPr>
-            <w:lang w:val="pt_PT" w:bidi="pt_PT"/>
-          </w:rPr>
-          <w:rPr>
-            <w:color w:val="0000EE"/>
-            <w:u w:val="single"/>
-          </w:rPr>
-          <w:t>21.23–24</w:t>
-        </w:r>
-      </w:hyperlink>
-      <w:r>
-        <w:rPr>
-          <w:lang w:val="pt_PT" w:bidi="pt_PT"/>
-        </w:rPr>
-        <w:t xml:space="preserve">; </w:t>
-      </w:r>
-      <w:hyperlink r:id="rId189">
-        <w:r>
-          <w:rPr>
-            <w:lang w:val="pt_PT" w:bidi="pt_PT"/>
-          </w:rPr>
-          <w:rPr>
-            <w:color w:val="0000EE"/>
-            <w:u w:val="single"/>
-          </w:rPr>
-          <w:t>Tiago 5.12</w:t>
-        </w:r>
-      </w:hyperlink>
+      <w:r>
+        <w:rPr>
+          <w:lang w:val="pt_PT" w:bidi="pt_PT"/>
+        </w:rPr>
+        <w:t>24–28</w:t>
+      </w:r>
+      <w:r>
+        <w:rPr>
+          <w:lang w:val="pt_PT" w:bidi="pt_PT"/>
+        </w:rPr>
+        <w:t xml:space="preserve">; </w:t>
+      </w:r>
+      <w:r>
+        <w:rPr>
+          <w:lang w:val="pt_PT" w:bidi="pt_PT"/>
+        </w:rPr>
+        <w:t>14.24–45</w:t>
+      </w:r>
+      <w:r>
+        <w:rPr>
+          <w:lang w:val="pt_PT" w:bidi="pt_PT"/>
+        </w:rPr>
+        <w:t xml:space="preserve">; </w:t>
+      </w:r>
+      <w:r>
+        <w:rPr>
+          <w:lang w:val="pt_PT" w:bidi="pt_PT"/>
+        </w:rPr>
+        <w:t>Salmo 76.11</w:t>
+      </w:r>
+      <w:r>
+        <w:rPr>
+          <w:lang w:val="pt_PT" w:bidi="pt_PT"/>
+        </w:rPr>
+        <w:t xml:space="preserve">; </w:t>
+      </w:r>
+      <w:r>
+        <w:rPr>
+          <w:lang w:val="pt_PT" w:bidi="pt_PT"/>
+        </w:rPr>
+        <w:t>Provérbios 20.25</w:t>
+      </w:r>
+      <w:r>
+        <w:rPr>
+          <w:lang w:val="pt_PT" w:bidi="pt_PT"/>
+        </w:rPr>
+        <w:t xml:space="preserve">; </w:t>
+      </w:r>
+      <w:r>
+        <w:rPr>
+          <w:lang w:val="pt_PT" w:bidi="pt_PT"/>
+        </w:rPr>
+        <w:t>Eclesiastes 5.3–5</w:t>
+      </w:r>
+      <w:r>
+        <w:rPr>
+          <w:lang w:val="pt_PT" w:bidi="pt_PT"/>
+        </w:rPr>
+        <w:t xml:space="preserve">; </w:t>
+      </w:r>
+      <w:r>
+        <w:rPr>
+          <w:lang w:val="pt_PT" w:bidi="pt_PT"/>
+        </w:rPr>
+        <w:t>Malaquias 1.14</w:t>
+      </w:r>
+      <w:r>
+        <w:rPr>
+          <w:lang w:val="pt_PT" w:bidi="pt_PT"/>
+        </w:rPr>
+        <w:t xml:space="preserve">; </w:t>
+      </w:r>
+      <w:r>
+        <w:rPr>
+          <w:lang w:val="pt_PT" w:bidi="pt_PT"/>
+        </w:rPr>
+        <w:t>Mateus 5.33–37</w:t>
+      </w:r>
+      <w:r>
+        <w:rPr>
+          <w:lang w:val="pt_PT" w:bidi="pt_PT"/>
+        </w:rPr>
+        <w:t xml:space="preserve">; </w:t>
+      </w:r>
+      <w:r>
+        <w:rPr>
+          <w:lang w:val="pt_PT" w:bidi="pt_PT"/>
+        </w:rPr>
+        <w:t>Atos 18.18</w:t>
+      </w:r>
+      <w:r>
+        <w:rPr>
+          <w:lang w:val="pt_PT" w:bidi="pt_PT"/>
+        </w:rPr>
+        <w:t xml:space="preserve">; </w:t>
+      </w:r>
+      <w:r>
+        <w:rPr>
+          <w:lang w:val="pt_PT" w:bidi="pt_PT"/>
+        </w:rPr>
+        <w:t>21.23–24</w:t>
+      </w:r>
+      <w:r>
+        <w:rPr>
+          <w:lang w:val="pt_PT" w:bidi="pt_PT"/>
+        </w:rPr>
+        <w:t xml:space="preserve">; </w:t>
+      </w:r>
+      <w:r>
+        <w:rPr>
+          <w:lang w:val="pt_PT" w:bidi="pt_PT"/>
+        </w:rPr>
+        <w:t>Tiago 5.12</w:t>
+      </w:r>
       <w:r>
         <w:rPr>
           <w:lang w:val="pt_PT" w:bidi="pt_PT"/>
